--- a/docs/quality/TGP-QA-02 Test Case Catalogue.docx
+++ b/docs/quality/TGP-QA-02 Test Case Catalogue.docx
@@ -401,7 +401,7 @@
                                 <w:bCs/>
                                 <w:color w:val="1D74BA"/>
                               </w:rPr>
-                              <w:t xml:space="preserve">07 October 2026</w:t>
+                              <w:t xml:space="preserve">08 October 2026</w:t>
                             </w:r>
                           </w:p>
                         </w:txbxContent>
@@ -2270,9 +2270,76 @@
     </w:p>
     <w:p>
       <w:pPr>
+        <w:pStyle w:val="TOC2"/>
+      </w:pPr>
+      <w:hyperlink w:anchor="_Toc300000025" w:history="1">
+        <w:r>
+          <w:rPr>
+            <w:noProof/>
+          </w:rPr>
+          <w:t>5.20.</w:t>
+        </w:r>
+        <w:r>
+          <w:rPr>
+            <w:noProof/>
+          </w:rPr>
+          <w:tab/>
+        </w:r>
+        <w:r>
+          <w:rPr>
+            <w:noProof/>
+          </w:rPr>
+          <w:t xml:space="preserve">Data requests and quick renewal</w:t>
+        </w:r>
+        <w:r>
+          <w:rPr>
+            <w:noProof/>
+            <w:webHidden/>
+          </w:rPr>
+          <w:tab/>
+        </w:r>
+        <w:r>
+          <w:rPr>
+            <w:noProof/>
+            <w:webHidden/>
+          </w:rPr>
+          <w:fldChar w:fldCharType="begin"/>
+        </w:r>
+        <w:r>
+          <w:rPr>
+            <w:noProof/>
+            <w:webHidden/>
+          </w:rPr>
+          <w:instrText xml:space="preserve"> PAGEREF _Toc300000025 \h </w:instrText>
+        </w:r>
+        <w:r>
+          <w:rPr>
+            <w:noProof/>
+            <w:webHidden/>
+          </w:rPr>
+          <w:fldChar w:fldCharType="separate"/>
+        </w:r>
+        <w:r>
+          <w:rPr>
+            <w:noProof/>
+            <w:webHidden/>
+          </w:rPr>
+          <w:t>31</w:t>
+        </w:r>
+        <w:r>
+          <w:rPr>
+            <w:noProof/>
+            <w:webHidden/>
+          </w:rPr>
+          <w:fldChar w:fldCharType="end"/>
+        </w:r>
+      </w:hyperlink>
+    </w:p>
+    <w:p>
+      <w:pPr>
         <w:pStyle w:val="TOC1"/>
       </w:pPr>
-      <w:hyperlink w:anchor="_Toc300000025" w:history="1">
+      <w:hyperlink w:anchor="_Toc300000026" w:history="1">
         <w:r>
           <w:rPr>
             <w:noProof/>
@@ -2310,7 +2377,7 @@
             <w:noProof/>
             <w:webHidden/>
           </w:rPr>
-          <w:instrText xml:space="preserve"> PAGEREF _Toc300000025 \h </w:instrText>
+          <w:instrText xml:space="preserve"> PAGEREF _Toc300000026 \h </w:instrText>
         </w:r>
         <w:r>
           <w:rPr>
@@ -2324,7 +2391,7 @@
             <w:noProof/>
             <w:webHidden/>
           </w:rPr>
-          <w:t>32</w:t>
+          <w:t>36</w:t>
         </w:r>
         <w:r>
           <w:rPr>
@@ -2339,7 +2406,7 @@
       <w:pPr>
         <w:pStyle w:val="TOC1"/>
       </w:pPr>
-      <w:hyperlink w:anchor="_Toc300000026" w:history="1">
+      <w:hyperlink w:anchor="_Toc300000027" w:history="1">
         <w:r>
           <w:rPr>
             <w:noProof/>
@@ -2377,7 +2444,7 @@
             <w:noProof/>
             <w:webHidden/>
           </w:rPr>
-          <w:instrText xml:space="preserve"> PAGEREF _Toc300000026 \h </w:instrText>
+          <w:instrText xml:space="preserve"> PAGEREF _Toc300000027 \h </w:instrText>
         </w:r>
         <w:r>
           <w:rPr>
@@ -2391,7 +2458,7 @@
             <w:noProof/>
             <w:webHidden/>
           </w:rPr>
-          <w:t>32</w:t>
+          <w:t>36</w:t>
         </w:r>
         <w:r>
           <w:rPr>
@@ -2406,7 +2473,7 @@
       <w:pPr>
         <w:pStyle w:val="TOC2"/>
       </w:pPr>
-      <w:hyperlink w:anchor="_Toc300000027" w:history="1">
+      <w:hyperlink w:anchor="_Toc300000028" w:history="1">
         <w:r>
           <w:rPr>
             <w:noProof/>
@@ -2444,7 +2511,7 @@
             <w:noProof/>
             <w:webHidden/>
           </w:rPr>
-          <w:instrText xml:space="preserve"> PAGEREF _Toc300000027 \h </w:instrText>
+          <w:instrText xml:space="preserve"> PAGEREF _Toc300000028 \h </w:instrText>
         </w:r>
         <w:r>
           <w:rPr>
@@ -2458,7 +2525,7 @@
             <w:noProof/>
             <w:webHidden/>
           </w:rPr>
-          <w:t>32</w:t>
+          <w:t>36</w:t>
         </w:r>
         <w:r>
           <w:rPr>
@@ -2473,7 +2540,7 @@
       <w:pPr>
         <w:pStyle w:val="TOC2"/>
       </w:pPr>
-      <w:hyperlink w:anchor="_Toc300000028" w:history="1">
+      <w:hyperlink w:anchor="_Toc300000029" w:history="1">
         <w:r>
           <w:rPr>
             <w:noProof/>
@@ -2511,7 +2578,7 @@
             <w:noProof/>
             <w:webHidden/>
           </w:rPr>
-          <w:instrText xml:space="preserve"> PAGEREF _Toc300000028 \h </w:instrText>
+          <w:instrText xml:space="preserve"> PAGEREF _Toc300000029 \h </w:instrText>
         </w:r>
         <w:r>
           <w:rPr>
@@ -2525,7 +2592,7 @@
             <w:noProof/>
             <w:webHidden/>
           </w:rPr>
-          <w:t>33</w:t>
+          <w:t>37</w:t>
         </w:r>
         <w:r>
           <w:rPr>
@@ -2540,7 +2607,7 @@
       <w:pPr>
         <w:pStyle w:val="TOC1"/>
       </w:pPr>
-      <w:hyperlink w:anchor="_Toc300000029" w:history="1">
+      <w:hyperlink w:anchor="_Toc300000030" w:history="1">
         <w:r>
           <w:rPr>
             <w:noProof/>
@@ -2578,7 +2645,7 @@
             <w:noProof/>
             <w:webHidden/>
           </w:rPr>
-          <w:instrText xml:space="preserve"> PAGEREF _Toc300000029 \h </w:instrText>
+          <w:instrText xml:space="preserve"> PAGEREF _Toc300000030 \h </w:instrText>
         </w:r>
         <w:r>
           <w:rPr>
@@ -2592,7 +2659,7 @@
             <w:noProof/>
             <w:webHidden/>
           </w:rPr>
-          <w:t>34</w:t>
+          <w:t>38</w:t>
         </w:r>
         <w:r>
           <w:rPr>
@@ -2918,7 +2985,7 @@
                 <w:sz w:val="16"/>
                 <w:szCs w:val="16"/>
               </w:rPr>
-              <w:t xml:space="preserve">07/10/2026</w:t>
+              <w:t xml:space="preserve">08/10/2026</w:t>
             </w:r>
           </w:p>
         </w:tc>
@@ -3164,8 +3231,8 @@
         <w:tblLook w:val="04A0" w:firstRow="1" w:lastRow="0" w:firstColumn="0" w:lastColumn="0" w:noHBand="0" w:noVBand="1"/>
       </w:tblPr>
       <w:tblGrid>
-        <w:gridCol w:w="1619"/>
-        <w:gridCol w:w="7408"/>
+        <w:gridCol w:w="1617"/>
+        <w:gridCol w:w="7410"/>
       </w:tblGrid>
       <w:tr>
         <w:trPr>
@@ -3175,7 +3242,7 @@
         </w:trPr>
         <w:tc>
           <w:tcPr>
-            <w:tcW w:w="1619" w:type="dxa"/>
+            <w:tcW w:w="1617" w:type="dxa"/>
             <w:shd w:val="clear" w:color="auto" w:fill="0F4761"/>
             <w:vAlign w:val="center"/>
           </w:tcPr>
@@ -3206,7 +3273,7 @@
         </w:tc>
         <w:tc>
           <w:tcPr>
-            <w:tcW w:w="7408" w:type="dxa"/>
+            <w:tcW w:w="7410" w:type="dxa"/>
             <w:shd w:val="clear" w:color="auto" w:fill="0F4761"/>
             <w:vAlign w:val="center"/>
           </w:tcPr>
@@ -3243,7 +3310,7 @@
         </w:trPr>
         <w:tc>
           <w:tcPr>
-            <w:tcW w:w="1619" w:type="dxa"/>
+            <w:tcW w:w="1617" w:type="dxa"/>
             <w:vAlign w:val="top"/>
           </w:tcPr>
           <w:p>
@@ -3269,7 +3336,7 @@
         </w:tc>
         <w:tc>
           <w:tcPr>
-            <w:tcW w:w="7408" w:type="dxa"/>
+            <w:tcW w:w="7410" w:type="dxa"/>
             <w:vAlign w:val="top"/>
           </w:tcPr>
           <w:p>
@@ -3301,7 +3368,7 @@
         </w:trPr>
         <w:tc>
           <w:tcPr>
-            <w:tcW w:w="1619" w:type="dxa"/>
+            <w:tcW w:w="1617" w:type="dxa"/>
             <w:vAlign w:val="top"/>
           </w:tcPr>
           <w:p>
@@ -3327,7 +3394,7 @@
         </w:tc>
         <w:tc>
           <w:tcPr>
-            <w:tcW w:w="7408" w:type="dxa"/>
+            <w:tcW w:w="7410" w:type="dxa"/>
             <w:vAlign w:val="top"/>
           </w:tcPr>
           <w:p>
@@ -3359,7 +3426,7 @@
         </w:trPr>
         <w:tc>
           <w:tcPr>
-            <w:tcW w:w="1619" w:type="dxa"/>
+            <w:tcW w:w="1617" w:type="dxa"/>
             <w:vAlign w:val="top"/>
           </w:tcPr>
           <w:p>
@@ -3385,7 +3452,7 @@
         </w:tc>
         <w:tc>
           <w:tcPr>
-            <w:tcW w:w="7408" w:type="dxa"/>
+            <w:tcW w:w="7410" w:type="dxa"/>
             <w:vAlign w:val="top"/>
           </w:tcPr>
           <w:p>
@@ -3417,7 +3484,7 @@
         </w:trPr>
         <w:tc>
           <w:tcPr>
-            <w:tcW w:w="1619" w:type="dxa"/>
+            <w:tcW w:w="1617" w:type="dxa"/>
             <w:vAlign w:val="top"/>
           </w:tcPr>
           <w:p>
@@ -3443,7 +3510,7 @@
         </w:tc>
         <w:tc>
           <w:tcPr>
-            <w:tcW w:w="7408" w:type="dxa"/>
+            <w:tcW w:w="7410" w:type="dxa"/>
             <w:vAlign w:val="top"/>
           </w:tcPr>
           <w:p>
@@ -3475,7 +3542,7 @@
         </w:trPr>
         <w:tc>
           <w:tcPr>
-            <w:tcW w:w="1619" w:type="dxa"/>
+            <w:tcW w:w="1617" w:type="dxa"/>
             <w:vAlign w:val="top"/>
           </w:tcPr>
           <w:p>
@@ -3501,7 +3568,7 @@
         </w:tc>
         <w:tc>
           <w:tcPr>
-            <w:tcW w:w="7408" w:type="dxa"/>
+            <w:tcW w:w="7410" w:type="dxa"/>
             <w:vAlign w:val="top"/>
           </w:tcPr>
           <w:p>
@@ -3533,7 +3600,7 @@
         </w:trPr>
         <w:tc>
           <w:tcPr>
-            <w:tcW w:w="1619" w:type="dxa"/>
+            <w:tcW w:w="1617" w:type="dxa"/>
             <w:vAlign w:val="top"/>
           </w:tcPr>
           <w:p>
@@ -3559,7 +3626,7 @@
         </w:tc>
         <w:tc>
           <w:tcPr>
-            <w:tcW w:w="7408" w:type="dxa"/>
+            <w:tcW w:w="7410" w:type="dxa"/>
             <w:vAlign w:val="top"/>
           </w:tcPr>
           <w:p>
@@ -3591,7 +3658,7 @@
         </w:trPr>
         <w:tc>
           <w:tcPr>
-            <w:tcW w:w="1619" w:type="dxa"/>
+            <w:tcW w:w="1617" w:type="dxa"/>
             <w:vAlign w:val="top"/>
           </w:tcPr>
           <w:p>
@@ -3617,7 +3684,7 @@
         </w:tc>
         <w:tc>
           <w:tcPr>
-            <w:tcW w:w="7408" w:type="dxa"/>
+            <w:tcW w:w="7410" w:type="dxa"/>
             <w:vAlign w:val="top"/>
           </w:tcPr>
           <w:p>
@@ -3649,7 +3716,7 @@
         </w:trPr>
         <w:tc>
           <w:tcPr>
-            <w:tcW w:w="1619" w:type="dxa"/>
+            <w:tcW w:w="1617" w:type="dxa"/>
             <w:vAlign w:val="top"/>
           </w:tcPr>
           <w:p>
@@ -3675,7 +3742,7 @@
         </w:tc>
         <w:tc>
           <w:tcPr>
-            <w:tcW w:w="7408" w:type="dxa"/>
+            <w:tcW w:w="7410" w:type="dxa"/>
             <w:vAlign w:val="top"/>
           </w:tcPr>
           <w:p>
@@ -3707,7 +3774,7 @@
         </w:trPr>
         <w:tc>
           <w:tcPr>
-            <w:tcW w:w="1619" w:type="dxa"/>
+            <w:tcW w:w="1617" w:type="dxa"/>
             <w:vAlign w:val="top"/>
           </w:tcPr>
           <w:p>
@@ -3733,7 +3800,7 @@
         </w:tc>
         <w:tc>
           <w:tcPr>
-            <w:tcW w:w="7408" w:type="dxa"/>
+            <w:tcW w:w="7410" w:type="dxa"/>
             <w:vAlign w:val="top"/>
           </w:tcPr>
           <w:p>
@@ -3765,7 +3832,7 @@
         </w:trPr>
         <w:tc>
           <w:tcPr>
-            <w:tcW w:w="1619" w:type="dxa"/>
+            <w:tcW w:w="1617" w:type="dxa"/>
             <w:vAlign w:val="top"/>
           </w:tcPr>
           <w:p>
@@ -3791,7 +3858,7 @@
         </w:tc>
         <w:tc>
           <w:tcPr>
-            <w:tcW w:w="7408" w:type="dxa"/>
+            <w:tcW w:w="7410" w:type="dxa"/>
             <w:vAlign w:val="top"/>
           </w:tcPr>
           <w:p>
@@ -3823,7 +3890,7 @@
         </w:trPr>
         <w:tc>
           <w:tcPr>
-            <w:tcW w:w="1619" w:type="dxa"/>
+            <w:tcW w:w="1617" w:type="dxa"/>
             <w:vAlign w:val="top"/>
           </w:tcPr>
           <w:p>
@@ -3849,7 +3916,7 @@
         </w:tc>
         <w:tc>
           <w:tcPr>
-            <w:tcW w:w="7408" w:type="dxa"/>
+            <w:tcW w:w="7410" w:type="dxa"/>
             <w:vAlign w:val="top"/>
           </w:tcPr>
           <w:p>
@@ -3881,7 +3948,7 @@
         </w:trPr>
         <w:tc>
           <w:tcPr>
-            <w:tcW w:w="1619" w:type="dxa"/>
+            <w:tcW w:w="1617" w:type="dxa"/>
             <w:vAlign w:val="top"/>
           </w:tcPr>
           <w:p>
@@ -3901,13 +3968,13 @@
                 <w:sz w:val="16"/>
                 <w:szCs w:val="16"/>
               </w:rPr>
-              <w:t xml:space="preserve">HA</w:t>
-            </w:r>
-          </w:p>
-        </w:tc>
-        <w:tc>
-          <w:tcPr>
-            <w:tcW w:w="7408" w:type="dxa"/>
+              <w:t xml:space="preserve">FR</w:t>
+            </w:r>
+          </w:p>
+        </w:tc>
+        <w:tc>
+          <w:tcPr>
+            <w:tcW w:w="7410" w:type="dxa"/>
             <w:vAlign w:val="top"/>
           </w:tcPr>
           <w:p>
@@ -3927,7 +3994,7 @@
                 <w:sz w:val="16"/>
                 <w:szCs w:val="16"/>
               </w:rPr>
-              <w:t xml:space="preserve">High Availability</w:t>
+              <w:t xml:space="preserve">Functional Requirement</w:t>
             </w:r>
           </w:p>
         </w:tc>
@@ -3939,7 +4006,7 @@
         </w:trPr>
         <w:tc>
           <w:tcPr>
-            <w:tcW w:w="1619" w:type="dxa"/>
+            <w:tcW w:w="1617" w:type="dxa"/>
             <w:vAlign w:val="top"/>
           </w:tcPr>
           <w:p>
@@ -3959,13 +4026,13 @@
                 <w:sz w:val="16"/>
                 <w:szCs w:val="16"/>
               </w:rPr>
-              <w:t xml:space="preserve">HCM</w:t>
-            </w:r>
-          </w:p>
-        </w:tc>
-        <w:tc>
-          <w:tcPr>
-            <w:tcW w:w="7408" w:type="dxa"/>
+              <w:t xml:space="preserve">HA</w:t>
+            </w:r>
+          </w:p>
+        </w:tc>
+        <w:tc>
+          <w:tcPr>
+            <w:tcW w:w="7410" w:type="dxa"/>
             <w:vAlign w:val="top"/>
           </w:tcPr>
           <w:p>
@@ -3985,7 +4052,7 @@
                 <w:sz w:val="16"/>
                 <w:szCs w:val="16"/>
               </w:rPr>
-              <w:t xml:space="preserve">Hồ Chí Minh City</w:t>
+              <w:t xml:space="preserve">High Availability</w:t>
             </w:r>
           </w:p>
         </w:tc>
@@ -3997,7 +4064,7 @@
         </w:trPr>
         <w:tc>
           <w:tcPr>
-            <w:tcW w:w="1619" w:type="dxa"/>
+            <w:tcW w:w="1617" w:type="dxa"/>
             <w:vAlign w:val="top"/>
           </w:tcPr>
           <w:p>
@@ -4017,13 +4084,13 @@
                 <w:sz w:val="16"/>
                 <w:szCs w:val="16"/>
               </w:rPr>
-              <w:t xml:space="preserve">HMAC</w:t>
-            </w:r>
-          </w:p>
-        </w:tc>
-        <w:tc>
-          <w:tcPr>
-            <w:tcW w:w="7408" w:type="dxa"/>
+              <w:t xml:space="preserve">HCM</w:t>
+            </w:r>
+          </w:p>
+        </w:tc>
+        <w:tc>
+          <w:tcPr>
+            <w:tcW w:w="7410" w:type="dxa"/>
             <w:vAlign w:val="top"/>
           </w:tcPr>
           <w:p>
@@ -4043,7 +4110,7 @@
                 <w:sz w:val="16"/>
                 <w:szCs w:val="16"/>
               </w:rPr>
-              <w:t xml:space="preserve">Hash-based Message Authentication Code</w:t>
+              <w:t xml:space="preserve">Hồ Chí Minh City</w:t>
             </w:r>
           </w:p>
         </w:tc>
@@ -4055,7 +4122,7 @@
         </w:trPr>
         <w:tc>
           <w:tcPr>
-            <w:tcW w:w="1619" w:type="dxa"/>
+            <w:tcW w:w="1617" w:type="dxa"/>
             <w:vAlign w:val="top"/>
           </w:tcPr>
           <w:p>
@@ -4075,13 +4142,13 @@
                 <w:sz w:val="16"/>
                 <w:szCs w:val="16"/>
               </w:rPr>
-              <w:t xml:space="preserve">HSTS</w:t>
-            </w:r>
-          </w:p>
-        </w:tc>
-        <w:tc>
-          <w:tcPr>
-            <w:tcW w:w="7408" w:type="dxa"/>
+              <w:t xml:space="preserve">HMAC</w:t>
+            </w:r>
+          </w:p>
+        </w:tc>
+        <w:tc>
+          <w:tcPr>
+            <w:tcW w:w="7410" w:type="dxa"/>
             <w:vAlign w:val="top"/>
           </w:tcPr>
           <w:p>
@@ -4101,7 +4168,7 @@
                 <w:sz w:val="16"/>
                 <w:szCs w:val="16"/>
               </w:rPr>
-              <w:t xml:space="preserve">HTTP Strict Transport Security</w:t>
+              <w:t xml:space="preserve">Hash-based Message Authentication Code</w:t>
             </w:r>
           </w:p>
         </w:tc>
@@ -4113,7 +4180,7 @@
         </w:trPr>
         <w:tc>
           <w:tcPr>
-            <w:tcW w:w="1619" w:type="dxa"/>
+            <w:tcW w:w="1617" w:type="dxa"/>
             <w:vAlign w:val="top"/>
           </w:tcPr>
           <w:p>
@@ -4133,13 +4200,13 @@
                 <w:sz w:val="16"/>
                 <w:szCs w:val="16"/>
               </w:rPr>
-              <w:t xml:space="preserve">HTTP</w:t>
-            </w:r>
-          </w:p>
-        </w:tc>
-        <w:tc>
-          <w:tcPr>
-            <w:tcW w:w="7408" w:type="dxa"/>
+              <w:t xml:space="preserve">HSTS</w:t>
+            </w:r>
+          </w:p>
+        </w:tc>
+        <w:tc>
+          <w:tcPr>
+            <w:tcW w:w="7410" w:type="dxa"/>
             <w:vAlign w:val="top"/>
           </w:tcPr>
           <w:p>
@@ -4159,7 +4226,7 @@
                 <w:sz w:val="16"/>
                 <w:szCs w:val="16"/>
               </w:rPr>
-              <w:t xml:space="preserve">Hypertext Transfer Protocol</w:t>
+              <w:t xml:space="preserve">HTTP Strict Transport Security</w:t>
             </w:r>
           </w:p>
         </w:tc>
@@ -4171,7 +4238,7 @@
         </w:trPr>
         <w:tc>
           <w:tcPr>
-            <w:tcW w:w="1619" w:type="dxa"/>
+            <w:tcW w:w="1617" w:type="dxa"/>
             <w:vAlign w:val="top"/>
           </w:tcPr>
           <w:p>
@@ -4191,13 +4258,13 @@
                 <w:sz w:val="16"/>
                 <w:szCs w:val="16"/>
               </w:rPr>
-              <w:t xml:space="preserve">ICT</w:t>
-            </w:r>
-          </w:p>
-        </w:tc>
-        <w:tc>
-          <w:tcPr>
-            <w:tcW w:w="7408" w:type="dxa"/>
+              <w:t xml:space="preserve">HTTP</w:t>
+            </w:r>
+          </w:p>
+        </w:tc>
+        <w:tc>
+          <w:tcPr>
+            <w:tcW w:w="7410" w:type="dxa"/>
             <w:vAlign w:val="top"/>
           </w:tcPr>
           <w:p>
@@ -4217,7 +4284,7 @@
                 <w:sz w:val="16"/>
                 <w:szCs w:val="16"/>
               </w:rPr>
-              <w:t xml:space="preserve">Indochina Time (UTC+7)</w:t>
+              <w:t xml:space="preserve">Hypertext Transfer Protocol</w:t>
             </w:r>
           </w:p>
         </w:tc>
@@ -4229,7 +4296,7 @@
         </w:trPr>
         <w:tc>
           <w:tcPr>
-            <w:tcW w:w="1619" w:type="dxa"/>
+            <w:tcW w:w="1617" w:type="dxa"/>
             <w:vAlign w:val="top"/>
           </w:tcPr>
           <w:p>
@@ -4249,13 +4316,13 @@
                 <w:sz w:val="16"/>
                 <w:szCs w:val="16"/>
               </w:rPr>
-              <w:t xml:space="preserve">ID</w:t>
-            </w:r>
-          </w:p>
-        </w:tc>
-        <w:tc>
-          <w:tcPr>
-            <w:tcW w:w="7408" w:type="dxa"/>
+              <w:t xml:space="preserve">ICT</w:t>
+            </w:r>
+          </w:p>
+        </w:tc>
+        <w:tc>
+          <w:tcPr>
+            <w:tcW w:w="7410" w:type="dxa"/>
             <w:vAlign w:val="top"/>
           </w:tcPr>
           <w:p>
@@ -4275,7 +4342,7 @@
                 <w:sz w:val="16"/>
                 <w:szCs w:val="16"/>
               </w:rPr>
-              <w:t xml:space="preserve">Identifier</w:t>
+              <w:t xml:space="preserve">Indochina Time (UTC+7)</w:t>
             </w:r>
           </w:p>
         </w:tc>
@@ -4287,7 +4354,7 @@
         </w:trPr>
         <w:tc>
           <w:tcPr>
-            <w:tcW w:w="1619" w:type="dxa"/>
+            <w:tcW w:w="1617" w:type="dxa"/>
             <w:vAlign w:val="top"/>
           </w:tcPr>
           <w:p>
@@ -4307,13 +4374,13 @@
                 <w:sz w:val="16"/>
                 <w:szCs w:val="16"/>
               </w:rPr>
-              <w:t xml:space="preserve">IP</w:t>
-            </w:r>
-          </w:p>
-        </w:tc>
-        <w:tc>
-          <w:tcPr>
-            <w:tcW w:w="7408" w:type="dxa"/>
+              <w:t xml:space="preserve">ID</w:t>
+            </w:r>
+          </w:p>
+        </w:tc>
+        <w:tc>
+          <w:tcPr>
+            <w:tcW w:w="7410" w:type="dxa"/>
             <w:vAlign w:val="top"/>
           </w:tcPr>
           <w:p>
@@ -4333,7 +4400,7 @@
                 <w:sz w:val="16"/>
                 <w:szCs w:val="16"/>
               </w:rPr>
-              <w:t xml:space="preserve">Internet Protocol</w:t>
+              <w:t xml:space="preserve">Identifier</w:t>
             </w:r>
           </w:p>
         </w:tc>
@@ -4345,7 +4412,7 @@
         </w:trPr>
         <w:tc>
           <w:tcPr>
-            <w:tcW w:w="1619" w:type="dxa"/>
+            <w:tcW w:w="1617" w:type="dxa"/>
             <w:vAlign w:val="top"/>
           </w:tcPr>
           <w:p>
@@ -4365,13 +4432,13 @@
                 <w:sz w:val="16"/>
                 <w:szCs w:val="16"/>
               </w:rPr>
-              <w:t xml:space="preserve">IT</w:t>
-            </w:r>
-          </w:p>
-        </w:tc>
-        <w:tc>
-          <w:tcPr>
-            <w:tcW w:w="7408" w:type="dxa"/>
+              <w:t xml:space="preserve">IP</w:t>
+            </w:r>
+          </w:p>
+        </w:tc>
+        <w:tc>
+          <w:tcPr>
+            <w:tcW w:w="7410" w:type="dxa"/>
             <w:vAlign w:val="top"/>
           </w:tcPr>
           <w:p>
@@ -4391,7 +4458,7 @@
                 <w:sz w:val="16"/>
                 <w:szCs w:val="16"/>
               </w:rPr>
-              <w:t xml:space="preserve">Information Technology</w:t>
+              <w:t xml:space="preserve">Internet Protocol</w:t>
             </w:r>
           </w:p>
         </w:tc>
@@ -4403,7 +4470,7 @@
         </w:trPr>
         <w:tc>
           <w:tcPr>
-            <w:tcW w:w="1619" w:type="dxa"/>
+            <w:tcW w:w="1617" w:type="dxa"/>
             <w:vAlign w:val="top"/>
           </w:tcPr>
           <w:p>
@@ -4423,13 +4490,13 @@
                 <w:sz w:val="16"/>
                 <w:szCs w:val="16"/>
               </w:rPr>
-              <w:t xml:space="preserve">KI</w:t>
-            </w:r>
-          </w:p>
-        </w:tc>
-        <w:tc>
-          <w:tcPr>
-            <w:tcW w:w="7408" w:type="dxa"/>
+              <w:t xml:space="preserve">IT</w:t>
+            </w:r>
+          </w:p>
+        </w:tc>
+        <w:tc>
+          <w:tcPr>
+            <w:tcW w:w="7410" w:type="dxa"/>
             <w:vAlign w:val="top"/>
           </w:tcPr>
           <w:p>
@@ -4449,7 +4516,7 @@
                 <w:sz w:val="16"/>
                 <w:szCs w:val="16"/>
               </w:rPr>
-              <w:t xml:space="preserve">Known Issue</w:t>
+              <w:t xml:space="preserve">Information Technology</w:t>
             </w:r>
           </w:p>
         </w:tc>
@@ -4461,7 +4528,7 @@
         </w:trPr>
         <w:tc>
           <w:tcPr>
-            <w:tcW w:w="1619" w:type="dxa"/>
+            <w:tcW w:w="1617" w:type="dxa"/>
             <w:vAlign w:val="top"/>
           </w:tcPr>
           <w:p>
@@ -4481,13 +4548,13 @@
                 <w:sz w:val="16"/>
                 <w:szCs w:val="16"/>
               </w:rPr>
-              <w:t xml:space="preserve">MDM</w:t>
-            </w:r>
-          </w:p>
-        </w:tc>
-        <w:tc>
-          <w:tcPr>
-            <w:tcW w:w="7408" w:type="dxa"/>
+              <w:t xml:space="preserve">KI</w:t>
+            </w:r>
+          </w:p>
+        </w:tc>
+        <w:tc>
+          <w:tcPr>
+            <w:tcW w:w="7410" w:type="dxa"/>
             <w:vAlign w:val="top"/>
           </w:tcPr>
           <w:p>
@@ -4507,7 +4574,7 @@
                 <w:sz w:val="16"/>
                 <w:szCs w:val="16"/>
               </w:rPr>
-              <w:t xml:space="preserve">Master Data Management</w:t>
+              <w:t xml:space="preserve">Known Issue</w:t>
             </w:r>
           </w:p>
         </w:tc>
@@ -4519,7 +4586,7 @@
         </w:trPr>
         <w:tc>
           <w:tcPr>
-            <w:tcW w:w="1619" w:type="dxa"/>
+            <w:tcW w:w="1617" w:type="dxa"/>
             <w:vAlign w:val="top"/>
           </w:tcPr>
           <w:p>
@@ -4539,13 +4606,13 @@
                 <w:sz w:val="16"/>
                 <w:szCs w:val="16"/>
               </w:rPr>
-              <w:t xml:space="preserve">MFA</w:t>
-            </w:r>
-          </w:p>
-        </w:tc>
-        <w:tc>
-          <w:tcPr>
-            <w:tcW w:w="7408" w:type="dxa"/>
+              <w:t xml:space="preserve">MDM</w:t>
+            </w:r>
+          </w:p>
+        </w:tc>
+        <w:tc>
+          <w:tcPr>
+            <w:tcW w:w="7410" w:type="dxa"/>
             <w:vAlign w:val="top"/>
           </w:tcPr>
           <w:p>
@@ -4565,7 +4632,7 @@
                 <w:sz w:val="16"/>
                 <w:szCs w:val="16"/>
               </w:rPr>
-              <w:t xml:space="preserve">Multi-Factor Authentication</w:t>
+              <w:t xml:space="preserve">Master Data Management</w:t>
             </w:r>
           </w:p>
         </w:tc>
@@ -4577,7 +4644,7 @@
         </w:trPr>
         <w:tc>
           <w:tcPr>
-            <w:tcW w:w="1619" w:type="dxa"/>
+            <w:tcW w:w="1617" w:type="dxa"/>
             <w:vAlign w:val="top"/>
           </w:tcPr>
           <w:p>
@@ -4597,13 +4664,13 @@
                 <w:sz w:val="16"/>
                 <w:szCs w:val="16"/>
               </w:rPr>
-              <w:t xml:space="preserve">MiB</w:t>
-            </w:r>
-          </w:p>
-        </w:tc>
-        <w:tc>
-          <w:tcPr>
-            <w:tcW w:w="7408" w:type="dxa"/>
+              <w:t xml:space="preserve">MFA</w:t>
+            </w:r>
+          </w:p>
+        </w:tc>
+        <w:tc>
+          <w:tcPr>
+            <w:tcW w:w="7410" w:type="dxa"/>
             <w:vAlign w:val="top"/>
           </w:tcPr>
           <w:p>
@@ -4623,7 +4690,7 @@
                 <w:sz w:val="16"/>
                 <w:szCs w:val="16"/>
               </w:rPr>
-              <w:t xml:space="preserve">Mebibyte</w:t>
+              <w:t xml:space="preserve">Multi-Factor Authentication</w:t>
             </w:r>
           </w:p>
         </w:tc>
@@ -4635,7 +4702,7 @@
         </w:trPr>
         <w:tc>
           <w:tcPr>
-            <w:tcW w:w="1619" w:type="dxa"/>
+            <w:tcW w:w="1617" w:type="dxa"/>
             <w:vAlign w:val="top"/>
           </w:tcPr>
           <w:p>
@@ -4655,13 +4722,13 @@
                 <w:sz w:val="16"/>
                 <w:szCs w:val="16"/>
               </w:rPr>
-              <w:t xml:space="preserve">NFT</w:t>
-            </w:r>
-          </w:p>
-        </w:tc>
-        <w:tc>
-          <w:tcPr>
-            <w:tcW w:w="7408" w:type="dxa"/>
+              <w:t xml:space="preserve">MiB</w:t>
+            </w:r>
+          </w:p>
+        </w:tc>
+        <w:tc>
+          <w:tcPr>
+            <w:tcW w:w="7410" w:type="dxa"/>
             <w:vAlign w:val="top"/>
           </w:tcPr>
           <w:p>
@@ -4681,7 +4748,7 @@
                 <w:sz w:val="16"/>
                 <w:szCs w:val="16"/>
               </w:rPr>
-              <w:t xml:space="preserve">Non-Functional Testing</w:t>
+              <w:t xml:space="preserve">Mebibyte</w:t>
             </w:r>
           </w:p>
         </w:tc>
@@ -4693,7 +4760,7 @@
         </w:trPr>
         <w:tc>
           <w:tcPr>
-            <w:tcW w:w="1619" w:type="dxa"/>
+            <w:tcW w:w="1617" w:type="dxa"/>
             <w:vAlign w:val="top"/>
           </w:tcPr>
           <w:p>
@@ -4713,13 +4780,13 @@
                 <w:sz w:val="16"/>
                 <w:szCs w:val="16"/>
               </w:rPr>
-              <w:t xml:space="preserve">NVDA</w:t>
-            </w:r>
-          </w:p>
-        </w:tc>
-        <w:tc>
-          <w:tcPr>
-            <w:tcW w:w="7408" w:type="dxa"/>
+              <w:t xml:space="preserve">NFR</w:t>
+            </w:r>
+          </w:p>
+        </w:tc>
+        <w:tc>
+          <w:tcPr>
+            <w:tcW w:w="7410" w:type="dxa"/>
             <w:vAlign w:val="top"/>
           </w:tcPr>
           <w:p>
@@ -4739,7 +4806,7 @@
                 <w:sz w:val="16"/>
                 <w:szCs w:val="16"/>
               </w:rPr>
-              <w:t xml:space="preserve">NonVisual Desktop Access (screen reader)</w:t>
+              <w:t xml:space="preserve">Non-Functional Requirement</w:t>
             </w:r>
           </w:p>
         </w:tc>
@@ -4751,7 +4818,7 @@
         </w:trPr>
         <w:tc>
           <w:tcPr>
-            <w:tcW w:w="1619" w:type="dxa"/>
+            <w:tcW w:w="1617" w:type="dxa"/>
             <w:vAlign w:val="top"/>
           </w:tcPr>
           <w:p>
@@ -4771,13 +4838,13 @@
                 <w:sz w:val="16"/>
                 <w:szCs w:val="16"/>
               </w:rPr>
-              <w:t xml:space="preserve">OA</w:t>
-            </w:r>
-          </w:p>
-        </w:tc>
-        <w:tc>
-          <w:tcPr>
-            <w:tcW w:w="7408" w:type="dxa"/>
+              <w:t xml:space="preserve">NFT</w:t>
+            </w:r>
+          </w:p>
+        </w:tc>
+        <w:tc>
+          <w:tcPr>
+            <w:tcW w:w="7410" w:type="dxa"/>
             <w:vAlign w:val="top"/>
           </w:tcPr>
           <w:p>
@@ -4797,7 +4864,7 @@
                 <w:sz w:val="16"/>
                 <w:szCs w:val="16"/>
               </w:rPr>
-              <w:t xml:space="preserve">Official Account (Zalo)</w:t>
+              <w:t xml:space="preserve">Non-Functional Testing</w:t>
             </w:r>
           </w:p>
         </w:tc>
@@ -4809,7 +4876,7 @@
         </w:trPr>
         <w:tc>
           <w:tcPr>
-            <w:tcW w:w="1619" w:type="dxa"/>
+            <w:tcW w:w="1617" w:type="dxa"/>
             <w:vAlign w:val="top"/>
           </w:tcPr>
           <w:p>
@@ -4829,13 +4896,13 @@
                 <w:sz w:val="16"/>
                 <w:szCs w:val="16"/>
               </w:rPr>
-              <w:t xml:space="preserve">OAuth</w:t>
-            </w:r>
-          </w:p>
-        </w:tc>
-        <w:tc>
-          <w:tcPr>
-            <w:tcW w:w="7408" w:type="dxa"/>
+              <w:t xml:space="preserve">NVDA</w:t>
+            </w:r>
+          </w:p>
+        </w:tc>
+        <w:tc>
+          <w:tcPr>
+            <w:tcW w:w="7410" w:type="dxa"/>
             <w:vAlign w:val="top"/>
           </w:tcPr>
           <w:p>
@@ -4855,7 +4922,7 @@
                 <w:sz w:val="16"/>
                 <w:szCs w:val="16"/>
               </w:rPr>
-              <w:t xml:space="preserve">Open Authorization</w:t>
+              <w:t xml:space="preserve">NonVisual Desktop Access (screen reader)</w:t>
             </w:r>
           </w:p>
         </w:tc>
@@ -4867,7 +4934,7 @@
         </w:trPr>
         <w:tc>
           <w:tcPr>
-            <w:tcW w:w="1619" w:type="dxa"/>
+            <w:tcW w:w="1617" w:type="dxa"/>
             <w:vAlign w:val="top"/>
           </w:tcPr>
           <w:p>
@@ -4887,13 +4954,13 @@
                 <w:sz w:val="16"/>
                 <w:szCs w:val="16"/>
               </w:rPr>
-              <w:t xml:space="preserve">OTP</w:t>
-            </w:r>
-          </w:p>
-        </w:tc>
-        <w:tc>
-          <w:tcPr>
-            <w:tcW w:w="7408" w:type="dxa"/>
+              <w:t xml:space="preserve">OA</w:t>
+            </w:r>
+          </w:p>
+        </w:tc>
+        <w:tc>
+          <w:tcPr>
+            <w:tcW w:w="7410" w:type="dxa"/>
             <w:vAlign w:val="top"/>
           </w:tcPr>
           <w:p>
@@ -4913,7 +4980,7 @@
                 <w:sz w:val="16"/>
                 <w:szCs w:val="16"/>
               </w:rPr>
-              <w:t xml:space="preserve">One-Time Password</w:t>
+              <w:t xml:space="preserve">Official Account (Zalo)</w:t>
             </w:r>
           </w:p>
         </w:tc>
@@ -4925,7 +4992,7 @@
         </w:trPr>
         <w:tc>
           <w:tcPr>
-            <w:tcW w:w="1619" w:type="dxa"/>
+            <w:tcW w:w="1617" w:type="dxa"/>
             <w:vAlign w:val="top"/>
           </w:tcPr>
           <w:p>
@@ -4945,13 +5012,13 @@
                 <w:sz w:val="16"/>
                 <w:szCs w:val="16"/>
               </w:rPr>
-              <w:t xml:space="preserve">PERF</w:t>
-            </w:r>
-          </w:p>
-        </w:tc>
-        <w:tc>
-          <w:tcPr>
-            <w:tcW w:w="7408" w:type="dxa"/>
+              <w:t xml:space="preserve">OAuth</w:t>
+            </w:r>
+          </w:p>
+        </w:tc>
+        <w:tc>
+          <w:tcPr>
+            <w:tcW w:w="7410" w:type="dxa"/>
             <w:vAlign w:val="top"/>
           </w:tcPr>
           <w:p>
@@ -4971,7 +5038,7 @@
                 <w:sz w:val="16"/>
                 <w:szCs w:val="16"/>
               </w:rPr>
-              <w:t xml:space="preserve">Performance test environment</w:t>
+              <w:t xml:space="preserve">Open Authorization</w:t>
             </w:r>
           </w:p>
         </w:tc>
@@ -4983,7 +5050,7 @@
         </w:trPr>
         <w:tc>
           <w:tcPr>
-            <w:tcW w:w="1619" w:type="dxa"/>
+            <w:tcW w:w="1617" w:type="dxa"/>
             <w:vAlign w:val="top"/>
           </w:tcPr>
           <w:p>
@@ -5003,13 +5070,13 @@
                 <w:sz w:val="16"/>
                 <w:szCs w:val="16"/>
               </w:rPr>
-              <w:t xml:space="preserve">PG</w:t>
-            </w:r>
-          </w:p>
-        </w:tc>
-        <w:tc>
-          <w:tcPr>
-            <w:tcW w:w="7408" w:type="dxa"/>
+              <w:t xml:space="preserve">OTP</w:t>
+            </w:r>
+          </w:p>
+        </w:tc>
+        <w:tc>
+          <w:tcPr>
+            <w:tcW w:w="7410" w:type="dxa"/>
             <w:vAlign w:val="top"/>
           </w:tcPr>
           <w:p>
@@ -5029,7 +5096,7 @@
                 <w:sz w:val="16"/>
                 <w:szCs w:val="16"/>
               </w:rPr>
-              <w:t xml:space="preserve">PostgreSQL</w:t>
+              <w:t xml:space="preserve">One-Time Password</w:t>
             </w:r>
           </w:p>
         </w:tc>
@@ -5041,7 +5108,7 @@
         </w:trPr>
         <w:tc>
           <w:tcPr>
-            <w:tcW w:w="1619" w:type="dxa"/>
+            <w:tcW w:w="1617" w:type="dxa"/>
             <w:vAlign w:val="top"/>
           </w:tcPr>
           <w:p>
@@ -5061,13 +5128,13 @@
                 <w:sz w:val="16"/>
                 <w:szCs w:val="16"/>
               </w:rPr>
-              <w:t xml:space="preserve">PII</w:t>
-            </w:r>
-          </w:p>
-        </w:tc>
-        <w:tc>
-          <w:tcPr>
-            <w:tcW w:w="7408" w:type="dxa"/>
+              <w:t xml:space="preserve">PERF</w:t>
+            </w:r>
+          </w:p>
+        </w:tc>
+        <w:tc>
+          <w:tcPr>
+            <w:tcW w:w="7410" w:type="dxa"/>
             <w:vAlign w:val="top"/>
           </w:tcPr>
           <w:p>
@@ -5087,7 +5154,7 @@
                 <w:sz w:val="16"/>
                 <w:szCs w:val="16"/>
               </w:rPr>
-              <w:t xml:space="preserve">Personally Identifiable Information</w:t>
+              <w:t xml:space="preserve">Performance test environment</w:t>
             </w:r>
           </w:p>
         </w:tc>
@@ -5099,7 +5166,7 @@
         </w:trPr>
         <w:tc>
           <w:tcPr>
-            <w:tcW w:w="1619" w:type="dxa"/>
+            <w:tcW w:w="1617" w:type="dxa"/>
             <w:vAlign w:val="top"/>
           </w:tcPr>
           <w:p>
@@ -5119,13 +5186,13 @@
                 <w:sz w:val="16"/>
                 <w:szCs w:val="16"/>
               </w:rPr>
-              <w:t xml:space="preserve">PITR</w:t>
-            </w:r>
-          </w:p>
-        </w:tc>
-        <w:tc>
-          <w:tcPr>
-            <w:tcW w:w="7408" w:type="dxa"/>
+              <w:t xml:space="preserve">PG</w:t>
+            </w:r>
+          </w:p>
+        </w:tc>
+        <w:tc>
+          <w:tcPr>
+            <w:tcW w:w="7410" w:type="dxa"/>
             <w:vAlign w:val="top"/>
           </w:tcPr>
           <w:p>
@@ -5145,7 +5212,7 @@
                 <w:sz w:val="16"/>
                 <w:szCs w:val="16"/>
               </w:rPr>
-              <w:t xml:space="preserve">Point-In-Time Recovery</w:t>
+              <w:t xml:space="preserve">PostgreSQL</w:t>
             </w:r>
           </w:p>
         </w:tc>
@@ -5157,7 +5224,7 @@
         </w:trPr>
         <w:tc>
           <w:tcPr>
-            <w:tcW w:w="1619" w:type="dxa"/>
+            <w:tcW w:w="1617" w:type="dxa"/>
             <w:vAlign w:val="top"/>
           </w:tcPr>
           <w:p>
@@ -5177,13 +5244,13 @@
                 <w:sz w:val="16"/>
                 <w:szCs w:val="16"/>
               </w:rPr>
-              <w:t xml:space="preserve">PREPROD</w:t>
-            </w:r>
-          </w:p>
-        </w:tc>
-        <w:tc>
-          <w:tcPr>
-            <w:tcW w:w="7408" w:type="dxa"/>
+              <w:t xml:space="preserve">PII</w:t>
+            </w:r>
+          </w:p>
+        </w:tc>
+        <w:tc>
+          <w:tcPr>
+            <w:tcW w:w="7410" w:type="dxa"/>
             <w:vAlign w:val="top"/>
           </w:tcPr>
           <w:p>
@@ -5203,7 +5270,7 @@
                 <w:sz w:val="16"/>
                 <w:szCs w:val="16"/>
               </w:rPr>
-              <w:t xml:space="preserve">Pre-production environment</w:t>
+              <w:t xml:space="preserve">Personally Identifiable Information</w:t>
             </w:r>
           </w:p>
         </w:tc>
@@ -5215,7 +5282,7 @@
         </w:trPr>
         <w:tc>
           <w:tcPr>
-            <w:tcW w:w="1619" w:type="dxa"/>
+            <w:tcW w:w="1617" w:type="dxa"/>
             <w:vAlign w:val="top"/>
           </w:tcPr>
           <w:p>
@@ -5235,13 +5302,13 @@
                 <w:sz w:val="16"/>
                 <w:szCs w:val="16"/>
               </w:rPr>
-              <w:t xml:space="preserve">QA</w:t>
-            </w:r>
-          </w:p>
-        </w:tc>
-        <w:tc>
-          <w:tcPr>
-            <w:tcW w:w="7408" w:type="dxa"/>
+              <w:t xml:space="preserve">PITR</w:t>
+            </w:r>
+          </w:p>
+        </w:tc>
+        <w:tc>
+          <w:tcPr>
+            <w:tcW w:w="7410" w:type="dxa"/>
             <w:vAlign w:val="top"/>
           </w:tcPr>
           <w:p>
@@ -5261,7 +5328,7 @@
                 <w:sz w:val="16"/>
                 <w:szCs w:val="16"/>
               </w:rPr>
-              <w:t xml:space="preserve">Quality Assurance</w:t>
+              <w:t xml:space="preserve">Point-In-Time Recovery</w:t>
             </w:r>
           </w:p>
         </w:tc>
@@ -5273,7 +5340,7 @@
         </w:trPr>
         <w:tc>
           <w:tcPr>
-            <w:tcW w:w="1619" w:type="dxa"/>
+            <w:tcW w:w="1617" w:type="dxa"/>
             <w:vAlign w:val="top"/>
           </w:tcPr>
           <w:p>
@@ -5293,13 +5360,13 @@
                 <w:sz w:val="16"/>
                 <w:szCs w:val="16"/>
               </w:rPr>
-              <w:t xml:space="preserve">QR</w:t>
-            </w:r>
-          </w:p>
-        </w:tc>
-        <w:tc>
-          <w:tcPr>
-            <w:tcW w:w="7408" w:type="dxa"/>
+              <w:t xml:space="preserve">PREPROD</w:t>
+            </w:r>
+          </w:p>
+        </w:tc>
+        <w:tc>
+          <w:tcPr>
+            <w:tcW w:w="7410" w:type="dxa"/>
             <w:vAlign w:val="top"/>
           </w:tcPr>
           <w:p>
@@ -5319,7 +5386,7 @@
                 <w:sz w:val="16"/>
                 <w:szCs w:val="16"/>
               </w:rPr>
-              <w:t xml:space="preserve">Quick Response (code)</w:t>
+              <w:t xml:space="preserve">Pre-production environment</w:t>
             </w:r>
           </w:p>
         </w:tc>
@@ -5331,7 +5398,7 @@
         </w:trPr>
         <w:tc>
           <w:tcPr>
-            <w:tcW w:w="1619" w:type="dxa"/>
+            <w:tcW w:w="1617" w:type="dxa"/>
             <w:vAlign w:val="top"/>
           </w:tcPr>
           <w:p>
@@ -5351,13 +5418,13 @@
                 <w:sz w:val="16"/>
                 <w:szCs w:val="16"/>
               </w:rPr>
-              <w:t xml:space="preserve">RB</w:t>
-            </w:r>
-          </w:p>
-        </w:tc>
-        <w:tc>
-          <w:tcPr>
-            <w:tcW w:w="7408" w:type="dxa"/>
+              <w:t xml:space="preserve">QA</w:t>
+            </w:r>
+          </w:p>
+        </w:tc>
+        <w:tc>
+          <w:tcPr>
+            <w:tcW w:w="7410" w:type="dxa"/>
             <w:vAlign w:val="top"/>
           </w:tcPr>
           <w:p>
@@ -5377,7 +5444,7 @@
                 <w:sz w:val="16"/>
                 <w:szCs w:val="16"/>
               </w:rPr>
-              <w:t xml:space="preserve">Runbook procedure</w:t>
+              <w:t xml:space="preserve">Quality Assurance</w:t>
             </w:r>
           </w:p>
         </w:tc>
@@ -5389,7 +5456,7 @@
         </w:trPr>
         <w:tc>
           <w:tcPr>
-            <w:tcW w:w="1619" w:type="dxa"/>
+            <w:tcW w:w="1617" w:type="dxa"/>
             <w:vAlign w:val="top"/>
           </w:tcPr>
           <w:p>
@@ -5409,13 +5476,13 @@
                 <w:sz w:val="16"/>
                 <w:szCs w:val="16"/>
               </w:rPr>
-              <w:t xml:space="preserve">RBAC</w:t>
-            </w:r>
-          </w:p>
-        </w:tc>
-        <w:tc>
-          <w:tcPr>
-            <w:tcW w:w="7408" w:type="dxa"/>
+              <w:t xml:space="preserve">QR</w:t>
+            </w:r>
+          </w:p>
+        </w:tc>
+        <w:tc>
+          <w:tcPr>
+            <w:tcW w:w="7410" w:type="dxa"/>
             <w:vAlign w:val="top"/>
           </w:tcPr>
           <w:p>
@@ -5435,7 +5502,7 @@
                 <w:sz w:val="16"/>
                 <w:szCs w:val="16"/>
               </w:rPr>
-              <w:t xml:space="preserve">Role-Based Access Control</w:t>
+              <w:t xml:space="preserve">Quick Response (code)</w:t>
             </w:r>
           </w:p>
         </w:tc>
@@ -5447,7 +5514,7 @@
         </w:trPr>
         <w:tc>
           <w:tcPr>
-            <w:tcW w:w="1619" w:type="dxa"/>
+            <w:tcW w:w="1617" w:type="dxa"/>
             <w:vAlign w:val="top"/>
           </w:tcPr>
           <w:p>
@@ -5467,13 +5534,13 @@
                 <w:sz w:val="16"/>
                 <w:szCs w:val="16"/>
               </w:rPr>
-              <w:t xml:space="preserve">RPO</w:t>
-            </w:r>
-          </w:p>
-        </w:tc>
-        <w:tc>
-          <w:tcPr>
-            <w:tcW w:w="7408" w:type="dxa"/>
+              <w:t xml:space="preserve">RB</w:t>
+            </w:r>
+          </w:p>
+        </w:tc>
+        <w:tc>
+          <w:tcPr>
+            <w:tcW w:w="7410" w:type="dxa"/>
             <w:vAlign w:val="top"/>
           </w:tcPr>
           <w:p>
@@ -5493,7 +5560,7 @@
                 <w:sz w:val="16"/>
                 <w:szCs w:val="16"/>
               </w:rPr>
-              <w:t xml:space="preserve">Recovery Point Objective</w:t>
+              <w:t xml:space="preserve">Runbook procedure</w:t>
             </w:r>
           </w:p>
         </w:tc>
@@ -5505,7 +5572,7 @@
         </w:trPr>
         <w:tc>
           <w:tcPr>
-            <w:tcW w:w="1619" w:type="dxa"/>
+            <w:tcW w:w="1617" w:type="dxa"/>
             <w:vAlign w:val="top"/>
           </w:tcPr>
           <w:p>
@@ -5525,13 +5592,13 @@
                 <w:sz w:val="16"/>
                 <w:szCs w:val="16"/>
               </w:rPr>
-              <w:t xml:space="preserve">SHA</w:t>
-            </w:r>
-          </w:p>
-        </w:tc>
-        <w:tc>
-          <w:tcPr>
-            <w:tcW w:w="7408" w:type="dxa"/>
+              <w:t xml:space="preserve">RBAC</w:t>
+            </w:r>
+          </w:p>
+        </w:tc>
+        <w:tc>
+          <w:tcPr>
+            <w:tcW w:w="7410" w:type="dxa"/>
             <w:vAlign w:val="top"/>
           </w:tcPr>
           <w:p>
@@ -5551,7 +5618,7 @@
                 <w:sz w:val="16"/>
                 <w:szCs w:val="16"/>
               </w:rPr>
-              <w:t xml:space="preserve">Secure Hash Algorithm</w:t>
+              <w:t xml:space="preserve">Role-Based Access Control</w:t>
             </w:r>
           </w:p>
         </w:tc>
@@ -5563,7 +5630,7 @@
         </w:trPr>
         <w:tc>
           <w:tcPr>
-            <w:tcW w:w="1619" w:type="dxa"/>
+            <w:tcW w:w="1617" w:type="dxa"/>
             <w:vAlign w:val="top"/>
           </w:tcPr>
           <w:p>
@@ -5583,13 +5650,13 @@
                 <w:sz w:val="16"/>
                 <w:szCs w:val="16"/>
               </w:rPr>
-              <w:t xml:space="preserve">SIM</w:t>
-            </w:r>
-          </w:p>
-        </w:tc>
-        <w:tc>
-          <w:tcPr>
-            <w:tcW w:w="7408" w:type="dxa"/>
+              <w:t xml:space="preserve">RPO</w:t>
+            </w:r>
+          </w:p>
+        </w:tc>
+        <w:tc>
+          <w:tcPr>
+            <w:tcW w:w="7410" w:type="dxa"/>
             <w:vAlign w:val="top"/>
           </w:tcPr>
           <w:p>
@@ -5609,7 +5676,7 @@
                 <w:sz w:val="16"/>
                 <w:szCs w:val="16"/>
               </w:rPr>
-              <w:t xml:space="preserve">Subscriber Identity Module</w:t>
+              <w:t xml:space="preserve">Recovery Point Objective</w:t>
             </w:r>
           </w:p>
         </w:tc>
@@ -5621,7 +5688,7 @@
         </w:trPr>
         <w:tc>
           <w:tcPr>
-            <w:tcW w:w="1619" w:type="dxa"/>
+            <w:tcW w:w="1617" w:type="dxa"/>
             <w:vAlign w:val="top"/>
           </w:tcPr>
           <w:p>
@@ -5641,13 +5708,13 @@
                 <w:sz w:val="16"/>
                 <w:szCs w:val="16"/>
               </w:rPr>
-              <w:t xml:space="preserve">SIT</w:t>
-            </w:r>
-          </w:p>
-        </w:tc>
-        <w:tc>
-          <w:tcPr>
-            <w:tcW w:w="7408" w:type="dxa"/>
+              <w:t xml:space="preserve">SHA</w:t>
+            </w:r>
+          </w:p>
+        </w:tc>
+        <w:tc>
+          <w:tcPr>
+            <w:tcW w:w="7410" w:type="dxa"/>
             <w:vAlign w:val="top"/>
           </w:tcPr>
           <w:p>
@@ -5667,7 +5734,7 @@
                 <w:sz w:val="16"/>
                 <w:szCs w:val="16"/>
               </w:rPr>
-              <w:t xml:space="preserve">System Integration Testing</w:t>
+              <w:t xml:space="preserve">Secure Hash Algorithm</w:t>
             </w:r>
           </w:p>
         </w:tc>
@@ -5679,7 +5746,7 @@
         </w:trPr>
         <w:tc>
           <w:tcPr>
-            <w:tcW w:w="1619" w:type="dxa"/>
+            <w:tcW w:w="1617" w:type="dxa"/>
             <w:vAlign w:val="top"/>
           </w:tcPr>
           <w:p>
@@ -5699,13 +5766,13 @@
                 <w:sz w:val="16"/>
                 <w:szCs w:val="16"/>
               </w:rPr>
-              <w:t xml:space="preserve">SMS</w:t>
-            </w:r>
-          </w:p>
-        </w:tc>
-        <w:tc>
-          <w:tcPr>
-            <w:tcW w:w="7408" w:type="dxa"/>
+              <w:t xml:space="preserve">SIM</w:t>
+            </w:r>
+          </w:p>
+        </w:tc>
+        <w:tc>
+          <w:tcPr>
+            <w:tcW w:w="7410" w:type="dxa"/>
             <w:vAlign w:val="top"/>
           </w:tcPr>
           <w:p>
@@ -5725,7 +5792,7 @@
                 <w:sz w:val="16"/>
                 <w:szCs w:val="16"/>
               </w:rPr>
-              <w:t xml:space="preserve">Short Message Service</w:t>
+              <w:t xml:space="preserve">Subscriber Identity Module</w:t>
             </w:r>
           </w:p>
         </w:tc>
@@ -5737,7 +5804,7 @@
         </w:trPr>
         <w:tc>
           <w:tcPr>
-            <w:tcW w:w="1619" w:type="dxa"/>
+            <w:tcW w:w="1617" w:type="dxa"/>
             <w:vAlign w:val="top"/>
           </w:tcPr>
           <w:p>
@@ -5757,13 +5824,13 @@
                 <w:sz w:val="16"/>
                 <w:szCs w:val="16"/>
               </w:rPr>
-              <w:t xml:space="preserve">SoD</w:t>
-            </w:r>
-          </w:p>
-        </w:tc>
-        <w:tc>
-          <w:tcPr>
-            <w:tcW w:w="7408" w:type="dxa"/>
+              <w:t xml:space="preserve">SIT</w:t>
+            </w:r>
+          </w:p>
+        </w:tc>
+        <w:tc>
+          <w:tcPr>
+            <w:tcW w:w="7410" w:type="dxa"/>
             <w:vAlign w:val="top"/>
           </w:tcPr>
           <w:p>
@@ -5783,7 +5850,7 @@
                 <w:sz w:val="16"/>
                 <w:szCs w:val="16"/>
               </w:rPr>
-              <w:t xml:space="preserve">Separation of Duties</w:t>
+              <w:t xml:space="preserve">System Integration Testing</w:t>
             </w:r>
           </w:p>
         </w:tc>
@@ -5795,7 +5862,7 @@
         </w:trPr>
         <w:tc>
           <w:tcPr>
-            <w:tcW w:w="1619" w:type="dxa"/>
+            <w:tcW w:w="1617" w:type="dxa"/>
             <w:vAlign w:val="top"/>
           </w:tcPr>
           <w:p>
@@ -5815,13 +5882,13 @@
                 <w:sz w:val="16"/>
                 <w:szCs w:val="16"/>
               </w:rPr>
-              <w:t xml:space="preserve">SOP</w:t>
-            </w:r>
-          </w:p>
-        </w:tc>
-        <w:tc>
-          <w:tcPr>
-            <w:tcW w:w="7408" w:type="dxa"/>
+              <w:t xml:space="preserve">SMS</w:t>
+            </w:r>
+          </w:p>
+        </w:tc>
+        <w:tc>
+          <w:tcPr>
+            <w:tcW w:w="7410" w:type="dxa"/>
             <w:vAlign w:val="top"/>
           </w:tcPr>
           <w:p>
@@ -5841,7 +5908,7 @@
                 <w:sz w:val="16"/>
                 <w:szCs w:val="16"/>
               </w:rPr>
-              <w:t xml:space="preserve">Standard Operating Procedure</w:t>
+              <w:t xml:space="preserve">Short Message Service</w:t>
             </w:r>
           </w:p>
         </w:tc>
@@ -5853,7 +5920,7 @@
         </w:trPr>
         <w:tc>
           <w:tcPr>
-            <w:tcW w:w="1619" w:type="dxa"/>
+            <w:tcW w:w="1617" w:type="dxa"/>
             <w:vAlign w:val="top"/>
           </w:tcPr>
           <w:p>
@@ -5873,13 +5940,13 @@
                 <w:sz w:val="16"/>
                 <w:szCs w:val="16"/>
               </w:rPr>
-              <w:t xml:space="preserve">SQL</w:t>
-            </w:r>
-          </w:p>
-        </w:tc>
-        <w:tc>
-          <w:tcPr>
-            <w:tcW w:w="7408" w:type="dxa"/>
+              <w:t xml:space="preserve">SoD</w:t>
+            </w:r>
+          </w:p>
+        </w:tc>
+        <w:tc>
+          <w:tcPr>
+            <w:tcW w:w="7410" w:type="dxa"/>
             <w:vAlign w:val="top"/>
           </w:tcPr>
           <w:p>
@@ -5899,7 +5966,7 @@
                 <w:sz w:val="16"/>
                 <w:szCs w:val="16"/>
               </w:rPr>
-              <w:t xml:space="preserve">Structured Query Language</w:t>
+              <w:t xml:space="preserve">Separation of Duties</w:t>
             </w:r>
           </w:p>
         </w:tc>
@@ -5911,7 +5978,7 @@
         </w:trPr>
         <w:tc>
           <w:tcPr>
-            <w:tcW w:w="1619" w:type="dxa"/>
+            <w:tcW w:w="1617" w:type="dxa"/>
             <w:vAlign w:val="top"/>
           </w:tcPr>
           <w:p>
@@ -5931,13 +5998,13 @@
                 <w:sz w:val="16"/>
                 <w:szCs w:val="16"/>
               </w:rPr>
-              <w:t xml:space="preserve">TC</w:t>
-            </w:r>
-          </w:p>
-        </w:tc>
-        <w:tc>
-          <w:tcPr>
-            <w:tcW w:w="7408" w:type="dxa"/>
+              <w:t xml:space="preserve">SOP</w:t>
+            </w:r>
+          </w:p>
+        </w:tc>
+        <w:tc>
+          <w:tcPr>
+            <w:tcW w:w="7410" w:type="dxa"/>
             <w:vAlign w:val="top"/>
           </w:tcPr>
           <w:p>
@@ -5957,7 +6024,7 @@
                 <w:sz w:val="16"/>
                 <w:szCs w:val="16"/>
               </w:rPr>
-              <w:t xml:space="preserve">Test Case</w:t>
+              <w:t xml:space="preserve">Standard Operating Procedure</w:t>
             </w:r>
           </w:p>
         </w:tc>
@@ -5969,7 +6036,7 @@
         </w:trPr>
         <w:tc>
           <w:tcPr>
-            <w:tcW w:w="1619" w:type="dxa"/>
+            <w:tcW w:w="1617" w:type="dxa"/>
             <w:vAlign w:val="top"/>
           </w:tcPr>
           <w:p>
@@ -5989,13 +6056,13 @@
                 <w:sz w:val="16"/>
                 <w:szCs w:val="16"/>
               </w:rPr>
-              <w:t xml:space="preserve">TNDS</w:t>
-            </w:r>
-          </w:p>
-        </w:tc>
-        <w:tc>
-          <w:tcPr>
-            <w:tcW w:w="7408" w:type="dxa"/>
+              <w:t xml:space="preserve">SQL</w:t>
+            </w:r>
+          </w:p>
+        </w:tc>
+        <w:tc>
+          <w:tcPr>
+            <w:tcW w:w="7410" w:type="dxa"/>
             <w:vAlign w:val="top"/>
           </w:tcPr>
           <w:p>
@@ -6015,7 +6082,7 @@
                 <w:sz w:val="16"/>
                 <w:szCs w:val="16"/>
               </w:rPr>
-              <w:t xml:space="preserve">Compulsory motor third-party liability insurance (Bảo hiểm TNDS bắt buộc)</w:t>
+              <w:t xml:space="preserve">Structured Query Language</w:t>
             </w:r>
           </w:p>
         </w:tc>
@@ -6027,7 +6094,7 @@
         </w:trPr>
         <w:tc>
           <w:tcPr>
-            <w:tcW w:w="1619" w:type="dxa"/>
+            <w:tcW w:w="1617" w:type="dxa"/>
             <w:vAlign w:val="top"/>
           </w:tcPr>
           <w:p>
@@ -6047,13 +6114,13 @@
                 <w:sz w:val="16"/>
                 <w:szCs w:val="16"/>
               </w:rPr>
-              <w:t xml:space="preserve">TOTP</w:t>
-            </w:r>
-          </w:p>
-        </w:tc>
-        <w:tc>
-          <w:tcPr>
-            <w:tcW w:w="7408" w:type="dxa"/>
+              <w:t xml:space="preserve">TC</w:t>
+            </w:r>
+          </w:p>
+        </w:tc>
+        <w:tc>
+          <w:tcPr>
+            <w:tcW w:w="7410" w:type="dxa"/>
             <w:vAlign w:val="top"/>
           </w:tcPr>
           <w:p>
@@ -6073,7 +6140,7 @@
                 <w:sz w:val="16"/>
                 <w:szCs w:val="16"/>
               </w:rPr>
-              <w:t xml:space="preserve">Time-based One-Time Password</w:t>
+              <w:t xml:space="preserve">Test Case</w:t>
             </w:r>
           </w:p>
         </w:tc>
@@ -6085,7 +6152,7 @@
         </w:trPr>
         <w:tc>
           <w:tcPr>
-            <w:tcW w:w="1619" w:type="dxa"/>
+            <w:tcW w:w="1617" w:type="dxa"/>
             <w:vAlign w:val="top"/>
           </w:tcPr>
           <w:p>
@@ -6105,13 +6172,13 @@
                 <w:sz w:val="16"/>
                 <w:szCs w:val="16"/>
               </w:rPr>
-              <w:t xml:space="preserve">UAT</w:t>
-            </w:r>
-          </w:p>
-        </w:tc>
-        <w:tc>
-          <w:tcPr>
-            <w:tcW w:w="7408" w:type="dxa"/>
+              <w:t xml:space="preserve">TNDS</w:t>
+            </w:r>
+          </w:p>
+        </w:tc>
+        <w:tc>
+          <w:tcPr>
+            <w:tcW w:w="7410" w:type="dxa"/>
             <w:vAlign w:val="top"/>
           </w:tcPr>
           <w:p>
@@ -6131,7 +6198,7 @@
                 <w:sz w:val="16"/>
                 <w:szCs w:val="16"/>
               </w:rPr>
-              <w:t xml:space="preserve">User Acceptance Testing</w:t>
+              <w:t xml:space="preserve">Compulsory motor third-party liability insurance (Bảo hiểm TNDS bắt buộc)</w:t>
             </w:r>
           </w:p>
         </w:tc>
@@ -6143,7 +6210,7 @@
         </w:trPr>
         <w:tc>
           <w:tcPr>
-            <w:tcW w:w="1619" w:type="dxa"/>
+            <w:tcW w:w="1617" w:type="dxa"/>
             <w:vAlign w:val="top"/>
           </w:tcPr>
           <w:p>
@@ -6163,13 +6230,13 @@
                 <w:sz w:val="16"/>
                 <w:szCs w:val="16"/>
               </w:rPr>
-              <w:t xml:space="preserve">URI</w:t>
-            </w:r>
-          </w:p>
-        </w:tc>
-        <w:tc>
-          <w:tcPr>
-            <w:tcW w:w="7408" w:type="dxa"/>
+              <w:t xml:space="preserve">TOTP</w:t>
+            </w:r>
+          </w:p>
+        </w:tc>
+        <w:tc>
+          <w:tcPr>
+            <w:tcW w:w="7410" w:type="dxa"/>
             <w:vAlign w:val="top"/>
           </w:tcPr>
           <w:p>
@@ -6189,7 +6256,7 @@
                 <w:sz w:val="16"/>
                 <w:szCs w:val="16"/>
               </w:rPr>
-              <w:t xml:space="preserve">Uniform Resource Identifier</w:t>
+              <w:t xml:space="preserve">Time-based One-Time Password</w:t>
             </w:r>
           </w:p>
         </w:tc>
@@ -6201,7 +6268,7 @@
         </w:trPr>
         <w:tc>
           <w:tcPr>
-            <w:tcW w:w="1619" w:type="dxa"/>
+            <w:tcW w:w="1617" w:type="dxa"/>
             <w:vAlign w:val="top"/>
           </w:tcPr>
           <w:p>
@@ -6221,13 +6288,13 @@
                 <w:sz w:val="16"/>
                 <w:szCs w:val="16"/>
               </w:rPr>
-              <w:t xml:space="preserve">URL</w:t>
-            </w:r>
-          </w:p>
-        </w:tc>
-        <w:tc>
-          <w:tcPr>
-            <w:tcW w:w="7408" w:type="dxa"/>
+              <w:t xml:space="preserve">UAT</w:t>
+            </w:r>
+          </w:p>
+        </w:tc>
+        <w:tc>
+          <w:tcPr>
+            <w:tcW w:w="7410" w:type="dxa"/>
             <w:vAlign w:val="top"/>
           </w:tcPr>
           <w:p>
@@ -6247,7 +6314,7 @@
                 <w:sz w:val="16"/>
                 <w:szCs w:val="16"/>
               </w:rPr>
-              <w:t xml:space="preserve">Uniform Resource Locator</w:t>
+              <w:t xml:space="preserve">User Acceptance Testing</w:t>
             </w:r>
           </w:p>
         </w:tc>
@@ -6259,7 +6326,7 @@
         </w:trPr>
         <w:tc>
           <w:tcPr>
-            <w:tcW w:w="1619" w:type="dxa"/>
+            <w:tcW w:w="1617" w:type="dxa"/>
             <w:vAlign w:val="top"/>
           </w:tcPr>
           <w:p>
@@ -6279,13 +6346,13 @@
                 <w:sz w:val="16"/>
                 <w:szCs w:val="16"/>
               </w:rPr>
-              <w:t xml:space="preserve">UTC</w:t>
-            </w:r>
-          </w:p>
-        </w:tc>
-        <w:tc>
-          <w:tcPr>
-            <w:tcW w:w="7408" w:type="dxa"/>
+              <w:t xml:space="preserve">URI</w:t>
+            </w:r>
+          </w:p>
+        </w:tc>
+        <w:tc>
+          <w:tcPr>
+            <w:tcW w:w="7410" w:type="dxa"/>
             <w:vAlign w:val="top"/>
           </w:tcPr>
           <w:p>
@@ -6305,7 +6372,7 @@
                 <w:sz w:val="16"/>
                 <w:szCs w:val="16"/>
               </w:rPr>
-              <w:t xml:space="preserve">Coordinated Universal Time</w:t>
+              <w:t xml:space="preserve">Uniform Resource Identifier</w:t>
             </w:r>
           </w:p>
         </w:tc>
@@ -6317,7 +6384,7 @@
         </w:trPr>
         <w:tc>
           <w:tcPr>
-            <w:tcW w:w="1619" w:type="dxa"/>
+            <w:tcW w:w="1617" w:type="dxa"/>
             <w:vAlign w:val="top"/>
           </w:tcPr>
           <w:p>
@@ -6337,13 +6404,13 @@
                 <w:sz w:val="16"/>
                 <w:szCs w:val="16"/>
               </w:rPr>
-              <w:t xml:space="preserve">UUID</w:t>
-            </w:r>
-          </w:p>
-        </w:tc>
-        <w:tc>
-          <w:tcPr>
-            <w:tcW w:w="7408" w:type="dxa"/>
+              <w:t xml:space="preserve">URL</w:t>
+            </w:r>
+          </w:p>
+        </w:tc>
+        <w:tc>
+          <w:tcPr>
+            <w:tcW w:w="7410" w:type="dxa"/>
             <w:vAlign w:val="top"/>
           </w:tcPr>
           <w:p>
@@ -6363,7 +6430,7 @@
                 <w:sz w:val="16"/>
                 <w:szCs w:val="16"/>
               </w:rPr>
-              <w:t xml:space="preserve">Universally Unique Identifier</w:t>
+              <w:t xml:space="preserve">Uniform Resource Locator</w:t>
             </w:r>
           </w:p>
         </w:tc>
@@ -6375,7 +6442,7 @@
         </w:trPr>
         <w:tc>
           <w:tcPr>
-            <w:tcW w:w="1619" w:type="dxa"/>
+            <w:tcW w:w="1617" w:type="dxa"/>
             <w:vAlign w:val="top"/>
           </w:tcPr>
           <w:p>
@@ -6395,13 +6462,13 @@
                 <w:sz w:val="16"/>
                 <w:szCs w:val="16"/>
               </w:rPr>
-              <w:t xml:space="preserve">VAT</w:t>
-            </w:r>
-          </w:p>
-        </w:tc>
-        <w:tc>
-          <w:tcPr>
-            <w:tcW w:w="7408" w:type="dxa"/>
+              <w:t xml:space="preserve">UTC</w:t>
+            </w:r>
+          </w:p>
+        </w:tc>
+        <w:tc>
+          <w:tcPr>
+            <w:tcW w:w="7410" w:type="dxa"/>
             <w:vAlign w:val="top"/>
           </w:tcPr>
           <w:p>
@@ -6421,7 +6488,7 @@
                 <w:sz w:val="16"/>
                 <w:szCs w:val="16"/>
               </w:rPr>
-              <w:t xml:space="preserve">Value Added Tax</w:t>
+              <w:t xml:space="preserve">Coordinated Universal Time</w:t>
             </w:r>
           </w:p>
         </w:tc>
@@ -6433,7 +6500,7 @@
         </w:trPr>
         <w:tc>
           <w:tcPr>
-            <w:tcW w:w="1619" w:type="dxa"/>
+            <w:tcW w:w="1617" w:type="dxa"/>
             <w:vAlign w:val="top"/>
           </w:tcPr>
           <w:p>
@@ -6453,13 +6520,13 @@
                 <w:sz w:val="16"/>
                 <w:szCs w:val="16"/>
               </w:rPr>
-              <w:t xml:space="preserve">VND</w:t>
-            </w:r>
-          </w:p>
-        </w:tc>
-        <w:tc>
-          <w:tcPr>
-            <w:tcW w:w="7408" w:type="dxa"/>
+              <w:t xml:space="preserve">UUID</w:t>
+            </w:r>
+          </w:p>
+        </w:tc>
+        <w:tc>
+          <w:tcPr>
+            <w:tcW w:w="7410" w:type="dxa"/>
             <w:vAlign w:val="top"/>
           </w:tcPr>
           <w:p>
@@ -6479,7 +6546,7 @@
                 <w:sz w:val="16"/>
                 <w:szCs w:val="16"/>
               </w:rPr>
-              <w:t xml:space="preserve">Vietnamese đồng</w:t>
+              <w:t xml:space="preserve">Universally Unique Identifier</w:t>
             </w:r>
           </w:p>
         </w:tc>
@@ -6491,7 +6558,7 @@
         </w:trPr>
         <w:tc>
           <w:tcPr>
-            <w:tcW w:w="1619" w:type="dxa"/>
+            <w:tcW w:w="1617" w:type="dxa"/>
             <w:vAlign w:val="top"/>
           </w:tcPr>
           <w:p>
@@ -6511,13 +6578,129 @@
                 <w:sz w:val="16"/>
                 <w:szCs w:val="16"/>
               </w:rPr>
+              <w:t xml:space="preserve">VAT</w:t>
+            </w:r>
+          </w:p>
+        </w:tc>
+        <w:tc>
+          <w:tcPr>
+            <w:tcW w:w="7410" w:type="dxa"/>
+            <w:vAlign w:val="top"/>
+          </w:tcPr>
+          <w:p>
+            <w:pPr>
+              <w:spacing w:before="60"/>
+              <w:rPr>
+                <w:rFonts w:ascii="Segoe UI" w:eastAsia="Arial" w:hAnsi="Segoe UI" w:cs="Segoe UI"/>
+                <w:color w:val="101820"/>
+                <w:sz w:val="16"/>
+                <w:szCs w:val="16"/>
+              </w:rPr>
+            </w:pPr>
+            <w:r>
+              <w:rPr>
+                <w:rFonts w:ascii="Segoe UI" w:eastAsia="Arial" w:hAnsi="Segoe UI" w:cs="Segoe UI"/>
+                <w:color w:val="101820"/>
+                <w:sz w:val="16"/>
+                <w:szCs w:val="16"/>
+              </w:rPr>
+              <w:t xml:space="preserve">Value Added Tax</w:t>
+            </w:r>
+          </w:p>
+        </w:tc>
+      </w:tr>
+      <w:tr>
+        <w:trPr>
+          <w:cantSplit/>
+          <w:trHeight w:val="449"/>
+        </w:trPr>
+        <w:tc>
+          <w:tcPr>
+            <w:tcW w:w="1617" w:type="dxa"/>
+            <w:vAlign w:val="top"/>
+          </w:tcPr>
+          <w:p>
+            <w:pPr>
+              <w:spacing w:before="60"/>
+              <w:rPr>
+                <w:rFonts w:ascii="Segoe UI" w:eastAsia="Arial" w:hAnsi="Segoe UI" w:cs="Segoe UI"/>
+                <w:color w:val="101820"/>
+                <w:sz w:val="16"/>
+                <w:szCs w:val="16"/>
+              </w:rPr>
+            </w:pPr>
+            <w:r>
+              <w:rPr>
+                <w:rFonts w:ascii="Segoe UI" w:eastAsia="Arial" w:hAnsi="Segoe UI" w:cs="Segoe UI"/>
+                <w:color w:val="101820"/>
+                <w:sz w:val="16"/>
+                <w:szCs w:val="16"/>
+              </w:rPr>
+              <w:t xml:space="preserve">VND</w:t>
+            </w:r>
+          </w:p>
+        </w:tc>
+        <w:tc>
+          <w:tcPr>
+            <w:tcW w:w="7410" w:type="dxa"/>
+            <w:vAlign w:val="top"/>
+          </w:tcPr>
+          <w:p>
+            <w:pPr>
+              <w:spacing w:before="60"/>
+              <w:rPr>
+                <w:rFonts w:ascii="Segoe UI" w:eastAsia="Arial" w:hAnsi="Segoe UI" w:cs="Segoe UI"/>
+                <w:color w:val="101820"/>
+                <w:sz w:val="16"/>
+                <w:szCs w:val="16"/>
+              </w:rPr>
+            </w:pPr>
+            <w:r>
+              <w:rPr>
+                <w:rFonts w:ascii="Segoe UI" w:eastAsia="Arial" w:hAnsi="Segoe UI" w:cs="Segoe UI"/>
+                <w:color w:val="101820"/>
+                <w:sz w:val="16"/>
+                <w:szCs w:val="16"/>
+              </w:rPr>
+              <w:t xml:space="preserve">Vietnamese đồng</w:t>
+            </w:r>
+          </w:p>
+        </w:tc>
+      </w:tr>
+      <w:tr>
+        <w:trPr>
+          <w:cantSplit/>
+          <w:trHeight w:val="449"/>
+        </w:trPr>
+        <w:tc>
+          <w:tcPr>
+            <w:tcW w:w="1617" w:type="dxa"/>
+            <w:vAlign w:val="top"/>
+          </w:tcPr>
+          <w:p>
+            <w:pPr>
+              <w:spacing w:before="60"/>
+              <w:rPr>
+                <w:rFonts w:ascii="Segoe UI" w:eastAsia="Arial" w:hAnsi="Segoe UI" w:cs="Segoe UI"/>
+                <w:color w:val="101820"/>
+                <w:sz w:val="16"/>
+                <w:szCs w:val="16"/>
+              </w:rPr>
+            </w:pPr>
+            <w:r>
+              <w:rPr>
+                <w:rFonts w:ascii="Segoe UI" w:eastAsia="Arial" w:hAnsi="Segoe UI" w:cs="Segoe UI"/>
+                <w:color w:val="101820"/>
+                <w:sz w:val="16"/>
+                <w:szCs w:val="16"/>
+              </w:rPr>
               <w:t xml:space="preserve">ZNS</w:t>
             </w:r>
           </w:p>
         </w:tc>
         <w:tc>
           <w:tcPr>
-            <w:tcW w:w="7408" w:type="dxa"/>
+            <w:tcW w:w="7410" w:type="dxa"/>
             <w:vAlign w:val="top"/>
           </w:tcPr>
           <w:p>
@@ -6620,7 +6803,7 @@
         <w:pStyle w:val="BodyText"/>
       </w:pPr>
       <w:r>
-        <w:t xml:space="preserve">The catalogue covers TC-001 to TC-183 and the additional sales case TC-080a, and matches the workbook case for case. TC-165 to TC-180 cover the TASCO core rating and product catalogue integration; TC-181 to TC-183 cover the customer hosts and vehicle confirmation. The 124 user-story scenarios automated in the functional suite are recorded separately in the workbook sheet</w:t>
+        <w:t xml:space="preserve">The catalogue covers TC-001 to TC-205 and the additional sales case TC-080a, 206 cases in all, and matches the workbook case for case. TC-165 to TC-180 cover the TASCO core rating and product catalogue integration; TC-181 to TC-183 cover the customer hosts and vehicle confirmation; TC-184 to TC-205 cover the data requests register and quick renewal. The 124 user-story scenarios automated in the functional suite are recorded separately in the workbook sheet</w:t>
       </w:r>
       <w:r>
         <w:t xml:space="preserve"> </w:t>
@@ -6673,7 +6856,7 @@
         </w:numPr>
       </w:pPr>
       <w:r>
-        <w:t xml:space="preserve">TGP-QA-03 Performance and Capacity Test Plan (scenarios PERF-S1 to PERF-S13).</w:t>
+        <w:t xml:space="preserve">TGP-QA-03 Performance and Capacity Test Plan (scenarios PERF-S1 to PERF-S14).</w:t>
       </w:r>
     </w:p>
     <w:p>
@@ -6769,8 +6952,8 @@
         <w:tblLook w:val="04A0" w:firstRow="1" w:lastRow="0" w:firstColumn="0" w:lastColumn="0" w:noHBand="0" w:noVBand="1"/>
       </w:tblPr>
       <w:tblGrid>
-        <w:gridCol w:w="1965"/>
-        <w:gridCol w:w="7062"/>
+        <w:gridCol w:w="1931"/>
+        <w:gridCol w:w="7096"/>
       </w:tblGrid>
       <w:tr>
         <w:trPr>
@@ -6779,7 +6962,7 @@
         </w:trPr>
         <w:tc>
           <w:tcPr>
-            <w:tcW w:w="1965" w:type="dxa"/>
+            <w:tcW w:w="1931" w:type="dxa"/>
             <w:shd w:val="clear" w:color="auto" w:fill="0F4761"/>
             <w:vAlign w:val="center"/>
           </w:tcPr>
@@ -6798,7 +6981,7 @@
         </w:tc>
         <w:tc>
           <w:tcPr>
-            <w:tcW w:w="7062" w:type="dxa"/>
+            <w:tcW w:w="7096" w:type="dxa"/>
             <w:shd w:val="clear" w:color="auto" w:fill="0F4761"/>
             <w:vAlign w:val="center"/>
           </w:tcPr>
@@ -6822,7 +7005,7 @@
         </w:trPr>
         <w:tc>
           <w:tcPr>
-            <w:tcW w:w="1965" w:type="dxa"/>
+            <w:tcW w:w="1931" w:type="dxa"/>
             <w:vAlign w:val="top"/>
           </w:tcPr>
           <w:p>
@@ -6837,7 +7020,7 @@
         </w:tc>
         <w:tc>
           <w:tcPr>
-            <w:tcW w:w="7062" w:type="dxa"/>
+            <w:tcW w:w="7096" w:type="dxa"/>
             <w:vAlign w:val="top"/>
           </w:tcPr>
           <w:p>
@@ -6857,7 +7040,7 @@
         </w:trPr>
         <w:tc>
           <w:tcPr>
-            <w:tcW w:w="1965" w:type="dxa"/>
+            <w:tcW w:w="1931" w:type="dxa"/>
             <w:shd w:val="clear" w:color="auto" w:fill="F4F7FB"/>
             <w:vAlign w:val="top"/>
           </w:tcPr>
@@ -6873,7 +7056,7 @@
         </w:tc>
         <w:tc>
           <w:tcPr>
-            <w:tcW w:w="7062" w:type="dxa"/>
+            <w:tcW w:w="7096" w:type="dxa"/>
             <w:shd w:val="clear" w:color="auto" w:fill="F4F7FB"/>
             <w:vAlign w:val="top"/>
           </w:tcPr>
@@ -6894,7 +7077,7 @@
         </w:trPr>
         <w:tc>
           <w:tcPr>
-            <w:tcW w:w="1965" w:type="dxa"/>
+            <w:tcW w:w="1931" w:type="dxa"/>
             <w:vAlign w:val="top"/>
           </w:tcPr>
           <w:p>
@@ -6909,7 +7092,7 @@
         </w:tc>
         <w:tc>
           <w:tcPr>
-            <w:tcW w:w="7062" w:type="dxa"/>
+            <w:tcW w:w="7096" w:type="dxa"/>
             <w:vAlign w:val="top"/>
           </w:tcPr>
           <w:p>
@@ -6938,7 +7121,7 @@
         </w:trPr>
         <w:tc>
           <w:tcPr>
-            <w:tcW w:w="1965" w:type="dxa"/>
+            <w:tcW w:w="1931" w:type="dxa"/>
             <w:shd w:val="clear" w:color="auto" w:fill="F4F7FB"/>
             <w:vAlign w:val="top"/>
           </w:tcPr>
@@ -6954,17 +7137,17 @@
         </w:tc>
         <w:tc>
           <w:tcPr>
-            <w:tcW w:w="7062" w:type="dxa"/>
-            <w:shd w:val="clear" w:color="auto" w:fill="F4F7FB"/>
-            <w:vAlign w:val="top"/>
-          </w:tcPr>
-          <w:p>
-            <w:pPr>
-              <w:pStyle w:val="TableText"/>
-              <w:jc w:val="left"/>
-            </w:pPr>
-            <w:r>
-              <w:t xml:space="preserve">Type: Unit, Int (integration), API, Sec (security), PG (needs PostgreSQL), SIT, UAT, NFT. Priority: P1 must pass for any release, P2 must pass for go-live, P3 should pass</w:t>
+            <w:tcW w:w="7096" w:type="dxa"/>
+            <w:shd w:val="clear" w:color="auto" w:fill="F4F7FB"/>
+            <w:vAlign w:val="top"/>
+          </w:tcPr>
+          <w:p>
+            <w:pPr>
+              <w:pStyle w:val="TableText"/>
+              <w:jc w:val="left"/>
+            </w:pPr>
+            <w:r>
+              <w:t xml:space="preserve">Type: Unit, Int (integration), API, Sec (security), PG (needs PostgreSQL), SIT, UAT, NFT, UI (manual check of a screen). Priority: P1 must pass for any release, P2 must pass for go-live, P3 should pass</w:t>
             </w:r>
           </w:p>
         </w:tc>
@@ -6975,7 +7158,7 @@
         </w:trPr>
         <w:tc>
           <w:tcPr>
-            <w:tcW w:w="1965" w:type="dxa"/>
+            <w:tcW w:w="1931" w:type="dxa"/>
             <w:vAlign w:val="top"/>
           </w:tcPr>
           <w:p>
@@ -6990,7 +7173,7 @@
         </w:tc>
         <w:tc>
           <w:tcPr>
-            <w:tcW w:w="7062" w:type="dxa"/>
+            <w:tcW w:w="7096" w:type="dxa"/>
             <w:vAlign w:val="top"/>
           </w:tcPr>
           <w:p>
@@ -7068,7 +7251,37 @@
               <w:t xml:space="preserve">test/unit/identity.test.js</w:t>
             </w:r>
             <w:r>
-              <w:t xml:space="preserve">), or Manual</w:t>
+              <w:t xml:space="preserve">;</w:t>
+            </w:r>
+            <w:r>
+              <w:t xml:space="preserve"> </w:t>
+            </w:r>
+            <w:r>
+              <w:rPr>
+                <w:rStyle w:val="CodeChar"/>
+              </w:rPr>
+              <w:t xml:space="preserve">api/dsarQuickRenewal</w:t>
+            </w:r>
+            <w:r>
+              <w:t xml:space="preserve"> </w:t>
+            </w:r>
+            <w:r>
+              <w:t xml:space="preserve">is suite API-DQ and</w:t>
+            </w:r>
+            <w:r>
+              <w:t xml:space="preserve"> </w:t>
+            </w:r>
+            <w:r>
+              <w:rPr>
+                <w:rStyle w:val="CodeChar"/>
+              </w:rPr>
+              <w:t xml:space="preserve">unit/quickRenewal</w:t>
+            </w:r>
+            <w:r>
+              <w:t xml:space="preserve"> </w:t>
+            </w:r>
+            <w:r>
+              <w:t xml:space="preserve">is suite U-QR), or Manual</w:t>
             </w:r>
           </w:p>
         </w:tc>
@@ -10299,7 +10512,7 @@
               <w:jc w:val="left"/>
             </w:pPr>
             <w:r>
-              <w:t xml:space="preserve">Tokens for 13 staff roles, a customer and a partner. Call all 97 routes with each principal</w:t>
+              <w:t xml:space="preserve">Tokens for 13 staff roles, a customer and a partner. Call all 103 routes with each principal</w:t>
             </w:r>
           </w:p>
         </w:tc>
@@ -25600,7 +25813,7 @@
               <w:jc w:val="left"/>
             </w:pPr>
             <w:r>
-              <w:t xml:space="preserve">OpenAPI 3.1.0; one operation per route (80); security per audience; key required on both order routes; strict bodies; equals the committed copy</w:t>
+              <w:t xml:space="preserve">OpenAPI 3.1.0; one operation per route (103 operations on 92 paths); security per audience; key required on both order routes; strict bodies; equals the committed copy</w:t>
             </w:r>
           </w:p>
         </w:tc>
@@ -32251,6 +32464,3088 @@
     </w:tbl>
     <w:p>
       <w:pPr>
+        <w:pStyle w:val="Heading2"/>
+      </w:pPr>
+      <w:bookmarkStart w:id="29" w:name="_Toc300000025"/>
+      <w:r>
+        <w:t xml:space="preserve">Data requests and quick renewal</w:t>
+      </w:r>
+      <w:bookmarkEnd w:id="29"/>
+    </w:p>
+    <w:p>
+      <w:pPr>
+        <w:pStyle w:val="FirstParagraph"/>
+      </w:pPr>
+      <w:r>
+        <w:t xml:space="preserve">The data requests register (FR-118) records every access and erasure request, whatever the channel, and is open only to the compliance role (permission</w:t>
+      </w:r>
+      <w:r>
+        <w:t xml:space="preserve"> </w:t>
+      </w:r>
+      <w:r>
+        <w:rPr>
+          <w:rStyle w:val="CodeChar"/>
+        </w:rPr>
+        <w:t xml:space="preserve">dsar:manage</w:t>
+      </w:r>
+      <w:r>
+        <w:t xml:space="preserve">). The response time is</w:t>
+      </w:r>
+      <w:r>
+        <w:t xml:space="preserve"> </w:t>
+      </w:r>
+      <w:r>
+        <w:rPr>
+          <w:rStyle w:val="CodeChar"/>
+        </w:rPr>
+        <w:t xml:space="preserve">dsarResponseHours</w:t>
+      </w:r>
+      <w:r>
+        <w:t xml:space="preserve"> </w:t>
+      </w:r>
+      <w:r>
+        <w:t xml:space="preserve">in the service-level rule set, 72 hours, to be confirmed by TASCO legal. Quick renewal (FR-119) offers an eligible customer a 3-step renewal; the server decides eligibility from the</w:t>
+      </w:r>
+      <w:r>
+        <w:t xml:space="preserve"> </w:t>
+      </w:r>
+      <w:r>
+        <w:rPr>
+          <w:rStyle w:val="CodeChar"/>
+        </w:rPr>
+        <w:t xml:space="preserve">quickRenewal</w:t>
+      </w:r>
+      <w:r>
+        <w:t xml:space="preserve"> </w:t>
+      </w:r>
+      <w:r>
+        <w:t xml:space="preserve">service-level rule, and the full 6-step flow stays available to everyone.</w:t>
+      </w:r>
+    </w:p>
+    <w:tbl>
+      <w:tblPr>
+        <w:tblStyle w:val="TableGrid"/>
+        <w:tblW w:w="5000" w:type="pct"/>
+        <w:tblInd w:w="0" w:type="dxa"/>
+        <w:tblBorders>
+          <w:top w:val="single" w:sz="4" w:space="0" w:color="808080"/>
+          <w:left w:val="single" w:sz="4" w:space="0" w:color="808080"/>
+          <w:bottom w:val="single" w:sz="4" w:space="0" w:color="808080"/>
+          <w:right w:val="single" w:sz="4" w:space="0" w:color="808080"/>
+          <w:insideH w:val="single" w:sz="4" w:space="0" w:color="808080"/>
+          <w:insideV w:val="single" w:sz="4" w:space="0" w:color="808080"/>
+        </w:tblBorders>
+        <w:tblLayout w:type="fixed"/>
+        <w:tblCellMar>
+          <w:top w:w="45" w:type="dxa"/>
+          <w:left w:w="85" w:type="dxa"/>
+          <w:bottom w:w="45" w:type="dxa"/>
+          <w:right w:w="85" w:type="dxa"/>
+        </w:tblCellMar>
+        <w:tblLook w:val="04A0" w:firstRow="1" w:lastRow="0" w:firstColumn="0" w:lastColumn="0" w:noHBand="0" w:noVBand="1"/>
+      </w:tblPr>
+      <w:tblGrid>
+        <w:gridCol w:w="951"/>
+        <w:gridCol w:w="2319"/>
+        <w:gridCol w:w="2950"/>
+        <w:gridCol w:w="3161"/>
+        <w:gridCol w:w="1628"/>
+        <w:gridCol w:w="2950"/>
+      </w:tblGrid>
+      <w:tr>
+        <w:trPr>
+          <w:cantSplit/>
+          <w:tblHeader/>
+        </w:trPr>
+        <w:tc>
+          <w:tcPr>
+            <w:tcW w:w="951" w:type="dxa"/>
+            <w:shd w:val="clear" w:color="auto" w:fill="0F4761"/>
+            <w:vAlign w:val="center"/>
+          </w:tcPr>
+          <w:p>
+            <w:pPr>
+              <w:pStyle w:val="TableHeading"/>
+              <w:jc w:val="left"/>
+            </w:pPr>
+            <w:r>
+              <w:rPr>
+                <w:color w:val="FFFFFF"/>
+              </w:rPr>
+              <w:t xml:space="preserve">ID</w:t>
+            </w:r>
+          </w:p>
+        </w:tc>
+        <w:tc>
+          <w:tcPr>
+            <w:tcW w:w="2319" w:type="dxa"/>
+            <w:shd w:val="clear" w:color="auto" w:fill="0F4761"/>
+            <w:vAlign w:val="center"/>
+          </w:tcPr>
+          <w:p>
+            <w:pPr>
+              <w:pStyle w:val="TableHeading"/>
+              <w:jc w:val="left"/>
+            </w:pPr>
+            <w:r>
+              <w:rPr>
+                <w:color w:val="FFFFFF"/>
+              </w:rPr>
+              <w:t xml:space="preserve">Scenario</w:t>
+            </w:r>
+          </w:p>
+        </w:tc>
+        <w:tc>
+          <w:tcPr>
+            <w:tcW w:w="2950" w:type="dxa"/>
+            <w:shd w:val="clear" w:color="auto" w:fill="0F4761"/>
+            <w:vAlign w:val="center"/>
+          </w:tcPr>
+          <w:p>
+            <w:pPr>
+              <w:pStyle w:val="TableHeading"/>
+              <w:jc w:val="left"/>
+            </w:pPr>
+            <w:r>
+              <w:rPr>
+                <w:color w:val="FFFFFF"/>
+              </w:rPr>
+              <w:t xml:space="preserve">Preconditions and steps</w:t>
+            </w:r>
+          </w:p>
+        </w:tc>
+        <w:tc>
+          <w:tcPr>
+            <w:tcW w:w="3161" w:type="dxa"/>
+            <w:shd w:val="clear" w:color="auto" w:fill="0F4761"/>
+            <w:vAlign w:val="center"/>
+          </w:tcPr>
+          <w:p>
+            <w:pPr>
+              <w:pStyle w:val="TableHeading"/>
+              <w:jc w:val="left"/>
+            </w:pPr>
+            <w:r>
+              <w:rPr>
+                <w:color w:val="FFFFFF"/>
+              </w:rPr>
+              <w:t xml:space="preserve">Expected result</w:t>
+            </w:r>
+          </w:p>
+        </w:tc>
+        <w:tc>
+          <w:tcPr>
+            <w:tcW w:w="1628" w:type="dxa"/>
+            <w:shd w:val="clear" w:color="auto" w:fill="0F4761"/>
+            <w:vAlign w:val="center"/>
+          </w:tcPr>
+          <w:p>
+            <w:pPr>
+              <w:pStyle w:val="TableHeading"/>
+              <w:jc w:val="left"/>
+            </w:pPr>
+            <w:r>
+              <w:rPr>
+                <w:color w:val="FFFFFF"/>
+              </w:rPr>
+              <w:t xml:space="preserve">Type/Priority</w:t>
+            </w:r>
+          </w:p>
+        </w:tc>
+        <w:tc>
+          <w:tcPr>
+            <w:tcW w:w="2950" w:type="dxa"/>
+            <w:shd w:val="clear" w:color="auto" w:fill="0F4761"/>
+            <w:vAlign w:val="center"/>
+          </w:tcPr>
+          <w:p>
+            <w:pPr>
+              <w:pStyle w:val="TableHeading"/>
+              <w:jc w:val="left"/>
+            </w:pPr>
+            <w:r>
+              <w:rPr>
+                <w:color w:val="FFFFFF"/>
+              </w:rPr>
+              <w:t xml:space="preserve">Automation</w:t>
+            </w:r>
+          </w:p>
+        </w:tc>
+      </w:tr>
+      <w:tr>
+        <w:trPr>
+          <w:cantSplit/>
+        </w:trPr>
+        <w:tc>
+          <w:tcPr>
+            <w:tcW w:w="951" w:type="dxa"/>
+            <w:noWrap/>
+            <w:vAlign w:val="top"/>
+          </w:tcPr>
+          <w:p>
+            <w:pPr>
+              <w:pStyle w:val="TableText"/>
+              <w:jc w:val="left"/>
+            </w:pPr>
+            <w:r>
+              <w:t xml:space="preserve">TC-184</w:t>
+            </w:r>
+          </w:p>
+        </w:tc>
+        <w:tc>
+          <w:tcPr>
+            <w:tcW w:w="2319" w:type="dxa"/>
+            <w:vAlign w:val="top"/>
+          </w:tcPr>
+          <w:p>
+            <w:pPr>
+              <w:pStyle w:val="TableText"/>
+              <w:jc w:val="left"/>
+            </w:pPr>
+            <w:r>
+              <w:t xml:space="preserve">Log a data request and keep a record</w:t>
+            </w:r>
+          </w:p>
+        </w:tc>
+        <w:tc>
+          <w:tcPr>
+            <w:tcW w:w="2950" w:type="dxa"/>
+            <w:vAlign w:val="top"/>
+          </w:tcPr>
+          <w:p>
+            <w:pPr>
+              <w:pStyle w:val="TableText"/>
+              <w:jc w:val="left"/>
+            </w:pPr>
+            <w:r>
+              <w:rPr>
+                <w:rStyle w:val="CodeChar"/>
+              </w:rPr>
+              <w:t xml:space="preserve">compliance</w:t>
+            </w:r>
+            <w:r>
+              <w:t xml:space="preserve"> </w:t>
+            </w:r>
+            <w:r>
+              <w:t xml:space="preserve">logs an access request by plate, channel hotline, with a note. Read the register and the detail</w:t>
+            </w:r>
+          </w:p>
+        </w:tc>
+        <w:tc>
+          <w:tcPr>
+            <w:tcW w:w="3161" w:type="dxa"/>
+            <w:vAlign w:val="top"/>
+          </w:tcPr>
+          <w:p>
+            <w:pPr>
+              <w:pStyle w:val="TableText"/>
+              <w:jc w:val="left"/>
+            </w:pPr>
+            <w:r>
+              <w:t xml:space="preserve">200, ID</w:t>
+            </w:r>
+            <w:r>
+              <w:t xml:space="preserve"> </w:t>
+            </w:r>
+            <w:r>
+              <w:rPr>
+                <w:rStyle w:val="CodeChar"/>
+              </w:rPr>
+              <w:t xml:space="preserve">DSR-yymmdd-XXXX</w:t>
+            </w:r>
+            <w:r>
+              <w:t xml:space="preserve">, status received, due 72 hours after receipt. Register masks the name and shows no phone. Detail shows a timeline and counts of data held, never the data. Audit</w:t>
+            </w:r>
+            <w:r>
+              <w:t xml:space="preserve"> </w:t>
+            </w:r>
+            <w:r>
+              <w:rPr>
+                <w:rStyle w:val="CodeChar"/>
+              </w:rPr>
+              <w:t xml:space="preserve">dsar.request_logged</w:t>
+            </w:r>
+            <w:r>
+              <w:t xml:space="preserve">,</w:t>
+            </w:r>
+            <w:r>
+              <w:t xml:space="preserve"> </w:t>
+            </w:r>
+            <w:r>
+              <w:rPr>
+                <w:rStyle w:val="CodeChar"/>
+              </w:rPr>
+              <w:t xml:space="preserve">dsar.request_viewed</w:t>
+            </w:r>
+            <w:r>
+              <w:t xml:space="preserve">,</w:t>
+            </w:r>
+            <w:r>
+              <w:t xml:space="preserve"> </w:t>
+            </w:r>
+            <w:r>
+              <w:rPr>
+                <w:rStyle w:val="CodeChar"/>
+              </w:rPr>
+              <w:t xml:space="preserve">dsar.register_viewed</w:t>
+            </w:r>
+          </w:p>
+        </w:tc>
+        <w:tc>
+          <w:tcPr>
+            <w:tcW w:w="1628" w:type="dxa"/>
+            <w:vAlign w:val="top"/>
+          </w:tcPr>
+          <w:p>
+            <w:pPr>
+              <w:pStyle w:val="TableText"/>
+              <w:jc w:val="left"/>
+            </w:pPr>
+            <w:r>
+              <w:t xml:space="preserve">API · P1</w:t>
+            </w:r>
+          </w:p>
+        </w:tc>
+        <w:tc>
+          <w:tcPr>
+            <w:tcW w:w="2950" w:type="dxa"/>
+            <w:vAlign w:val="top"/>
+          </w:tcPr>
+          <w:p>
+            <w:pPr>
+              <w:pStyle w:val="TableText"/>
+              <w:jc w:val="left"/>
+            </w:pPr>
+            <w:r>
+              <w:rPr>
+                <w:rStyle w:val="CodeChar"/>
+              </w:rPr>
+              <w:t xml:space="preserve">api/dsarQuickRenewal</w:t>
+            </w:r>
+          </w:p>
+        </w:tc>
+      </w:tr>
+      <w:tr>
+        <w:trPr>
+          <w:cantSplit/>
+        </w:trPr>
+        <w:tc>
+          <w:tcPr>
+            <w:tcW w:w="951" w:type="dxa"/>
+            <w:shd w:val="clear" w:color="auto" w:fill="F4F7FB"/>
+            <w:noWrap/>
+            <w:vAlign w:val="top"/>
+          </w:tcPr>
+          <w:p>
+            <w:pPr>
+              <w:pStyle w:val="TableText"/>
+              <w:jc w:val="left"/>
+            </w:pPr>
+            <w:r>
+              <w:t xml:space="preserve">TC-185</w:t>
+            </w:r>
+          </w:p>
+        </w:tc>
+        <w:tc>
+          <w:tcPr>
+            <w:tcW w:w="2319" w:type="dxa"/>
+            <w:shd w:val="clear" w:color="auto" w:fill="F4F7FB"/>
+            <w:vAlign w:val="top"/>
+          </w:tcPr>
+          <w:p>
+            <w:pPr>
+              <w:pStyle w:val="TableText"/>
+              <w:jc w:val="left"/>
+            </w:pPr>
+            <w:r>
+              <w:t xml:space="preserve">New request validation</w:t>
+            </w:r>
+          </w:p>
+        </w:tc>
+        <w:tc>
+          <w:tcPr>
+            <w:tcW w:w="2950" w:type="dxa"/>
+            <w:shd w:val="clear" w:color="auto" w:fill="F4F7FB"/>
+            <w:vAlign w:val="top"/>
+          </w:tcPr>
+          <w:p>
+            <w:pPr>
+              <w:pStyle w:val="TableText"/>
+              <w:jc w:val="left"/>
+            </w:pPr>
+            <w:r>
+              <w:t xml:space="preserve">Log with type</w:t>
+            </w:r>
+            <w:r>
+              <w:t xml:space="preserve"> </w:t>
+            </w:r>
+            <w:r>
+              <w:rPr>
+                <w:rStyle w:val="CodeChar"/>
+              </w:rPr>
+              <w:t xml:space="preserve">delete</w:t>
+            </w:r>
+            <w:r>
+              <w:t xml:space="preserve">, channel</w:t>
+            </w:r>
+            <w:r>
+              <w:t xml:space="preserve"> </w:t>
+            </w:r>
+            <w:r>
+              <w:rPr>
+                <w:rStyle w:val="CodeChar"/>
+              </w:rPr>
+              <w:t xml:space="preserve">fax</w:t>
+            </w:r>
+            <w:r>
+              <w:t xml:space="preserve">, no customer, plate</w:t>
+            </w:r>
+            <w:r>
+              <w:t xml:space="preserve"> </w:t>
+            </w:r>
+            <w:r>
+              <w:rPr>
+                <w:rStyle w:val="CodeChar"/>
+              </w:rPr>
+              <w:t xml:space="preserve">XX</w:t>
+            </w:r>
+            <w:r>
+              <w:t xml:space="preserve">, an unknown plate, a future, unreadable or too old received date</w:t>
+            </w:r>
+          </w:p>
+        </w:tc>
+        <w:tc>
+          <w:tcPr>
+            <w:tcW w:w="3161" w:type="dxa"/>
+            <w:shd w:val="clear" w:color="auto" w:fill="F4F7FB"/>
+            <w:vAlign w:val="top"/>
+          </w:tcPr>
+          <w:p>
+            <w:pPr>
+              <w:pStyle w:val="TableText"/>
+              <w:jc w:val="left"/>
+            </w:pPr>
+            <w:r>
+              <w:t xml:space="preserve">400 for each invalid value; 404 for the unknown plate; nothing logged</w:t>
+            </w:r>
+          </w:p>
+        </w:tc>
+        <w:tc>
+          <w:tcPr>
+            <w:tcW w:w="1628" w:type="dxa"/>
+            <w:shd w:val="clear" w:color="auto" w:fill="F4F7FB"/>
+            <w:vAlign w:val="top"/>
+          </w:tcPr>
+          <w:p>
+            <w:pPr>
+              <w:pStyle w:val="TableText"/>
+              <w:jc w:val="left"/>
+            </w:pPr>
+            <w:r>
+              <w:t xml:space="preserve">API · P2</w:t>
+            </w:r>
+          </w:p>
+        </w:tc>
+        <w:tc>
+          <w:tcPr>
+            <w:tcW w:w="2950" w:type="dxa"/>
+            <w:shd w:val="clear" w:color="auto" w:fill="F4F7FB"/>
+            <w:vAlign w:val="top"/>
+          </w:tcPr>
+          <w:p>
+            <w:pPr>
+              <w:pStyle w:val="TableText"/>
+              <w:jc w:val="left"/>
+            </w:pPr>
+            <w:r>
+              <w:rPr>
+                <w:rStyle w:val="CodeChar"/>
+              </w:rPr>
+              <w:t xml:space="preserve">api/dsarQuickRenewal</w:t>
+            </w:r>
+          </w:p>
+        </w:tc>
+      </w:tr>
+      <w:tr>
+        <w:trPr>
+          <w:cantSplit/>
+        </w:trPr>
+        <w:tc>
+          <w:tcPr>
+            <w:tcW w:w="951" w:type="dxa"/>
+            <w:noWrap/>
+            <w:vAlign w:val="top"/>
+          </w:tcPr>
+          <w:p>
+            <w:pPr>
+              <w:pStyle w:val="TableText"/>
+              <w:jc w:val="left"/>
+            </w:pPr>
+            <w:r>
+              <w:t xml:space="preserve">TC-186</w:t>
+            </w:r>
+          </w:p>
+        </w:tc>
+        <w:tc>
+          <w:tcPr>
+            <w:tcW w:w="2319" w:type="dxa"/>
+            <w:vAlign w:val="top"/>
+          </w:tcPr>
+          <w:p>
+            <w:pPr>
+              <w:pStyle w:val="TableText"/>
+              <w:jc w:val="left"/>
+            </w:pPr>
+            <w:r>
+              <w:t xml:space="preserve">Identity required before export</w:t>
+            </w:r>
+          </w:p>
+        </w:tc>
+        <w:tc>
+          <w:tcPr>
+            <w:tcW w:w="2950" w:type="dxa"/>
+            <w:vAlign w:val="top"/>
+          </w:tcPr>
+          <w:p>
+            <w:pPr>
+              <w:pStyle w:val="TableText"/>
+              <w:jc w:val="left"/>
+            </w:pPr>
+            <w:r>
+              <w:t xml:space="preserve">Access request received by email. Export at once; start without verification; start again with identity verified</w:t>
+            </w:r>
+          </w:p>
+        </w:tc>
+        <w:tc>
+          <w:tcPr>
+            <w:tcW w:w="3161" w:type="dxa"/>
+            <w:vAlign w:val="top"/>
+          </w:tcPr>
+          <w:p>
+            <w:pPr>
+              <w:pStyle w:val="TableText"/>
+              <w:jc w:val="left"/>
+            </w:pPr>
+            <w:r>
+              <w:t xml:space="preserve">Export 422. Start: in progress, identity not verified. Second start: identity verified, still in progress</w:t>
+            </w:r>
+          </w:p>
+        </w:tc>
+        <w:tc>
+          <w:tcPr>
+            <w:tcW w:w="1628" w:type="dxa"/>
+            <w:vAlign w:val="top"/>
+          </w:tcPr>
+          <w:p>
+            <w:pPr>
+              <w:pStyle w:val="TableText"/>
+              <w:jc w:val="left"/>
+            </w:pPr>
+            <w:r>
+              <w:t xml:space="preserve">API · P1</w:t>
+            </w:r>
+          </w:p>
+        </w:tc>
+        <w:tc>
+          <w:tcPr>
+            <w:tcW w:w="2950" w:type="dxa"/>
+            <w:vAlign w:val="top"/>
+          </w:tcPr>
+          <w:p>
+            <w:pPr>
+              <w:pStyle w:val="TableText"/>
+              <w:jc w:val="left"/>
+            </w:pPr>
+            <w:r>
+              <w:rPr>
+                <w:rStyle w:val="CodeChar"/>
+              </w:rPr>
+              <w:t xml:space="preserve">api/dsarQuickRenewal</w:t>
+            </w:r>
+          </w:p>
+        </w:tc>
+      </w:tr>
+      <w:tr>
+        <w:trPr>
+          <w:cantSplit/>
+        </w:trPr>
+        <w:tc>
+          <w:tcPr>
+            <w:tcW w:w="951" w:type="dxa"/>
+            <w:shd w:val="clear" w:color="auto" w:fill="F4F7FB"/>
+            <w:noWrap/>
+            <w:vAlign w:val="top"/>
+          </w:tcPr>
+          <w:p>
+            <w:pPr>
+              <w:pStyle w:val="TableText"/>
+              <w:jc w:val="left"/>
+            </w:pPr>
+            <w:r>
+              <w:t xml:space="preserve">TC-187</w:t>
+            </w:r>
+          </w:p>
+        </w:tc>
+        <w:tc>
+          <w:tcPr>
+            <w:tcW w:w="2319" w:type="dxa"/>
+            <w:shd w:val="clear" w:color="auto" w:fill="F4F7FB"/>
+            <w:vAlign w:val="top"/>
+          </w:tcPr>
+          <w:p>
+            <w:pPr>
+              <w:pStyle w:val="TableText"/>
+              <w:jc w:val="left"/>
+            </w:pPr>
+            <w:r>
+              <w:t xml:space="preserve">Export download completes the request</w:t>
+            </w:r>
+          </w:p>
+        </w:tc>
+        <w:tc>
+          <w:tcPr>
+            <w:tcW w:w="2950" w:type="dxa"/>
+            <w:shd w:val="clear" w:color="auto" w:fill="F4F7FB"/>
+            <w:vAlign w:val="top"/>
+          </w:tcPr>
+          <w:p>
+            <w:pPr>
+              <w:pStyle w:val="TableText"/>
+              <w:jc w:val="left"/>
+            </w:pPr>
+            <w:r>
+              <w:t xml:space="preserve">After TC-186. Complete the export; then export, refuse and start again</w:t>
+            </w:r>
+          </w:p>
+        </w:tc>
+        <w:tc>
+          <w:tcPr>
+            <w:tcW w:w="3161" w:type="dxa"/>
+            <w:shd w:val="clear" w:color="auto" w:fill="F4F7FB"/>
+            <w:vAlign w:val="top"/>
+          </w:tcPr>
+          <w:p>
+            <w:pPr>
+              <w:pStyle w:val="TableText"/>
+              <w:jc w:val="left"/>
+            </w:pPr>
+            <w:r>
+              <w:t xml:space="preserve">200 with file name</w:t>
+            </w:r>
+            <w:r>
+              <w:t xml:space="preserve"> </w:t>
+            </w:r>
+            <w:r>
+              <w:rPr>
+                <w:rStyle w:val="CodeChar"/>
+              </w:rPr>
+              <w:t xml:space="preserve">TASCO-data-&lt;plate&gt;-&lt;date&gt;.json</w:t>
+            </w:r>
+            <w:r>
+              <w:t xml:space="preserve"> </w:t>
+            </w:r>
+            <w:r>
+              <w:t xml:space="preserve">and the customer’s data. Request completed, outcome exported, timeline received, in progress, identity verified, completed. Later actions 422. Completed-in-30-days count rises</w:t>
+            </w:r>
+          </w:p>
+        </w:tc>
+        <w:tc>
+          <w:tcPr>
+            <w:tcW w:w="1628" w:type="dxa"/>
+            <w:shd w:val="clear" w:color="auto" w:fill="F4F7FB"/>
+            <w:vAlign w:val="top"/>
+          </w:tcPr>
+          <w:p>
+            <w:pPr>
+              <w:pStyle w:val="TableText"/>
+              <w:jc w:val="left"/>
+            </w:pPr>
+            <w:r>
+              <w:t xml:space="preserve">API · P1</w:t>
+            </w:r>
+          </w:p>
+        </w:tc>
+        <w:tc>
+          <w:tcPr>
+            <w:tcW w:w="2950" w:type="dxa"/>
+            <w:shd w:val="clear" w:color="auto" w:fill="F4F7FB"/>
+            <w:vAlign w:val="top"/>
+          </w:tcPr>
+          <w:p>
+            <w:pPr>
+              <w:pStyle w:val="TableText"/>
+              <w:jc w:val="left"/>
+            </w:pPr>
+            <w:r>
+              <w:rPr>
+                <w:rStyle w:val="CodeChar"/>
+              </w:rPr>
+              <w:t xml:space="preserve">api/dsarQuickRenewal</w:t>
+            </w:r>
+          </w:p>
+        </w:tc>
+      </w:tr>
+      <w:tr>
+        <w:trPr>
+          <w:cantSplit/>
+        </w:trPr>
+        <w:tc>
+          <w:tcPr>
+            <w:tcW w:w="951" w:type="dxa"/>
+            <w:noWrap/>
+            <w:vAlign w:val="top"/>
+          </w:tcPr>
+          <w:p>
+            <w:pPr>
+              <w:pStyle w:val="TableText"/>
+              <w:jc w:val="left"/>
+            </w:pPr>
+            <w:r>
+              <w:t xml:space="preserve">TC-188</w:t>
+            </w:r>
+          </w:p>
+        </w:tc>
+        <w:tc>
+          <w:tcPr>
+            <w:tcW w:w="2319" w:type="dxa"/>
+            <w:vAlign w:val="top"/>
+          </w:tcPr>
+          <w:p>
+            <w:pPr>
+              <w:pStyle w:val="TableText"/>
+              <w:jc w:val="left"/>
+            </w:pPr>
+            <w:r>
+              <w:t xml:space="preserve">Action must match the request type</w:t>
+            </w:r>
+          </w:p>
+        </w:tc>
+        <w:tc>
+          <w:tcPr>
+            <w:tcW w:w="2950" w:type="dxa"/>
+            <w:vAlign w:val="top"/>
+          </w:tcPr>
+          <w:p>
+            <w:pPr>
+              <w:pStyle w:val="TableText"/>
+              <w:jc w:val="left"/>
+            </w:pPr>
+            <w:r>
+              <w:t xml:space="preserve">Erasure request: complete an export. Access request: erase</w:t>
+            </w:r>
+          </w:p>
+        </w:tc>
+        <w:tc>
+          <w:tcPr>
+            <w:tcW w:w="3161" w:type="dxa"/>
+            <w:vAlign w:val="top"/>
+          </w:tcPr>
+          <w:p>
+            <w:pPr>
+              <w:pStyle w:val="TableText"/>
+              <w:jc w:val="left"/>
+            </w:pPr>
+            <w:r>
+              <w:t xml:space="preserve">422 for both; nothing exported or erased</w:t>
+            </w:r>
+          </w:p>
+        </w:tc>
+        <w:tc>
+          <w:tcPr>
+            <w:tcW w:w="1628" w:type="dxa"/>
+            <w:vAlign w:val="top"/>
+          </w:tcPr>
+          <w:p>
+            <w:pPr>
+              <w:pStyle w:val="TableText"/>
+              <w:jc w:val="left"/>
+            </w:pPr>
+            <w:r>
+              <w:t xml:space="preserve">API · P2</w:t>
+            </w:r>
+          </w:p>
+        </w:tc>
+        <w:tc>
+          <w:tcPr>
+            <w:tcW w:w="2950" w:type="dxa"/>
+            <w:vAlign w:val="top"/>
+          </w:tcPr>
+          <w:p>
+            <w:pPr>
+              <w:pStyle w:val="TableText"/>
+              <w:jc w:val="left"/>
+            </w:pPr>
+            <w:r>
+              <w:rPr>
+                <w:rStyle w:val="CodeChar"/>
+              </w:rPr>
+              <w:t xml:space="preserve">api/dsarQuickRenewal</w:t>
+            </w:r>
+          </w:p>
+        </w:tc>
+      </w:tr>
+      <w:tr>
+        <w:trPr>
+          <w:cantSplit/>
+        </w:trPr>
+        <w:tc>
+          <w:tcPr>
+            <w:tcW w:w="951" w:type="dxa"/>
+            <w:shd w:val="clear" w:color="auto" w:fill="F4F7FB"/>
+            <w:noWrap/>
+            <w:vAlign w:val="top"/>
+          </w:tcPr>
+          <w:p>
+            <w:pPr>
+              <w:pStyle w:val="TableText"/>
+              <w:jc w:val="left"/>
+            </w:pPr>
+            <w:r>
+              <w:t xml:space="preserve">TC-189</w:t>
+            </w:r>
+          </w:p>
+        </w:tc>
+        <w:tc>
+          <w:tcPr>
+            <w:tcW w:w="2319" w:type="dxa"/>
+            <w:shd w:val="clear" w:color="auto" w:fill="F4F7FB"/>
+            <w:vAlign w:val="top"/>
+          </w:tcPr>
+          <w:p>
+            <w:pPr>
+              <w:pStyle w:val="TableText"/>
+              <w:jc w:val="left"/>
+            </w:pPr>
+            <w:r>
+              <w:t xml:space="preserve">Erasure refused while a policy is in force</w:t>
+            </w:r>
+          </w:p>
+        </w:tc>
+        <w:tc>
+          <w:tcPr>
+            <w:tcW w:w="2950" w:type="dxa"/>
+            <w:shd w:val="clear" w:color="auto" w:fill="F4F7FB"/>
+            <w:vAlign w:val="top"/>
+          </w:tcPr>
+          <w:p>
+            <w:pPr>
+              <w:pStyle w:val="TableText"/>
+              <w:jc w:val="left"/>
+            </w:pPr>
+            <w:r>
+              <w:t xml:space="preserve">Customer with a TASCO policy in force; erasure request with identity verified. Erase without a reason; with a wrong plate; with the right plate</w:t>
+            </w:r>
+          </w:p>
+        </w:tc>
+        <w:tc>
+          <w:tcPr>
+            <w:tcW w:w="3161" w:type="dxa"/>
+            <w:shd w:val="clear" w:color="auto" w:fill="F4F7FB"/>
+            <w:vAlign w:val="top"/>
+          </w:tcPr>
+          <w:p>
+            <w:pPr>
+              <w:pStyle w:val="TableText"/>
+              <w:jc w:val="left"/>
+            </w:pPr>
+            <w:r>
+              <w:t xml:space="preserve">400 without a reason; 400 for the wrong plate. With the right plate: request refused, reason</w:t>
+            </w:r>
+            <w:r>
+              <w:t xml:space="preserve"> </w:t>
+            </w:r>
+            <w:r>
+              <w:t xml:space="preserve">“</w:t>
+            </w:r>
+            <w:r>
+              <w:t xml:space="preserve">Hợp đồng bảo hiểm còn hiệu lực đến dd/mm/yyyy…</w:t>
+            </w:r>
+            <w:r>
+              <w:t xml:space="preserve">”</w:t>
+            </w:r>
+            <w:r>
+              <w:t xml:space="preserve">; nothing erased</w:t>
+            </w:r>
+          </w:p>
+        </w:tc>
+        <w:tc>
+          <w:tcPr>
+            <w:tcW w:w="1628" w:type="dxa"/>
+            <w:shd w:val="clear" w:color="auto" w:fill="F4F7FB"/>
+            <w:vAlign w:val="top"/>
+          </w:tcPr>
+          <w:p>
+            <w:pPr>
+              <w:pStyle w:val="TableText"/>
+              <w:jc w:val="left"/>
+            </w:pPr>
+            <w:r>
+              <w:t xml:space="preserve">API · P1</w:t>
+            </w:r>
+          </w:p>
+        </w:tc>
+        <w:tc>
+          <w:tcPr>
+            <w:tcW w:w="2950" w:type="dxa"/>
+            <w:shd w:val="clear" w:color="auto" w:fill="F4F7FB"/>
+            <w:vAlign w:val="top"/>
+          </w:tcPr>
+          <w:p>
+            <w:pPr>
+              <w:pStyle w:val="TableText"/>
+              <w:jc w:val="left"/>
+            </w:pPr>
+            <w:r>
+              <w:rPr>
+                <w:rStyle w:val="CodeChar"/>
+              </w:rPr>
+              <w:t xml:space="preserve">api/dsarQuickRenewal</w:t>
+            </w:r>
+          </w:p>
+        </w:tc>
+      </w:tr>
+      <w:tr>
+        <w:trPr>
+          <w:cantSplit/>
+        </w:trPr>
+        <w:tc>
+          <w:tcPr>
+            <w:tcW w:w="951" w:type="dxa"/>
+            <w:noWrap/>
+            <w:vAlign w:val="top"/>
+          </w:tcPr>
+          <w:p>
+            <w:pPr>
+              <w:pStyle w:val="TableText"/>
+              <w:jc w:val="left"/>
+            </w:pPr>
+            <w:r>
+              <w:t xml:space="preserve">TC-190</w:t>
+            </w:r>
+          </w:p>
+        </w:tc>
+        <w:tc>
+          <w:tcPr>
+            <w:tcW w:w="2319" w:type="dxa"/>
+            <w:vAlign w:val="top"/>
+          </w:tcPr>
+          <w:p>
+            <w:pPr>
+              <w:pStyle w:val="TableText"/>
+              <w:jc w:val="left"/>
+            </w:pPr>
+            <w:r>
+              <w:t xml:space="preserve">Erasure anonymises</w:t>
+            </w:r>
+          </w:p>
+        </w:tc>
+        <w:tc>
+          <w:tcPr>
+            <w:tcW w:w="2950" w:type="dxa"/>
+            <w:vAlign w:val="top"/>
+          </w:tcPr>
+          <w:p>
+            <w:pPr>
+              <w:pStyle w:val="TableText"/>
+              <w:jc w:val="left"/>
+            </w:pPr>
+            <w:r>
+              <w:t xml:space="preserve">Customer without a policy; erasure request by app. Erase before identity is verified; then with reason, typed plate and identity verified</w:t>
+            </w:r>
+          </w:p>
+        </w:tc>
+        <w:tc>
+          <w:tcPr>
+            <w:tcW w:w="3161" w:type="dxa"/>
+            <w:vAlign w:val="top"/>
+          </w:tcPr>
+          <w:p>
+            <w:pPr>
+              <w:pStyle w:val="TableText"/>
+              <w:jc w:val="left"/>
+            </w:pPr>
+            <w:r>
+              <w:t xml:space="preserve">First 422. Then profile anonymised; request completed, outcome erased; the customer’s other requests show no name. Audit</w:t>
+            </w:r>
+            <w:r>
+              <w:t xml:space="preserve"> </w:t>
+            </w:r>
+            <w:r>
+              <w:rPr>
+                <w:rStyle w:val="CodeChar"/>
+              </w:rPr>
+              <w:t xml:space="preserve">dsar.erased</w:t>
+            </w:r>
+            <w:r>
+              <w:t xml:space="preserve">,</w:t>
+            </w:r>
+            <w:r>
+              <w:t xml:space="preserve"> </w:t>
+            </w:r>
+            <w:r>
+              <w:rPr>
+                <w:rStyle w:val="CodeChar"/>
+              </w:rPr>
+              <w:t xml:space="preserve">dsar.request_completed</w:t>
+            </w:r>
+          </w:p>
+        </w:tc>
+        <w:tc>
+          <w:tcPr>
+            <w:tcW w:w="1628" w:type="dxa"/>
+            <w:vAlign w:val="top"/>
+          </w:tcPr>
+          <w:p>
+            <w:pPr>
+              <w:pStyle w:val="TableText"/>
+              <w:jc w:val="left"/>
+            </w:pPr>
+            <w:r>
+              <w:t xml:space="preserve">API · P1</w:t>
+            </w:r>
+          </w:p>
+        </w:tc>
+        <w:tc>
+          <w:tcPr>
+            <w:tcW w:w="2950" w:type="dxa"/>
+            <w:vAlign w:val="top"/>
+          </w:tcPr>
+          <w:p>
+            <w:pPr>
+              <w:pStyle w:val="TableText"/>
+              <w:jc w:val="left"/>
+            </w:pPr>
+            <w:r>
+              <w:rPr>
+                <w:rStyle w:val="CodeChar"/>
+              </w:rPr>
+              <w:t xml:space="preserve">api/dsarQuickRenewal</w:t>
+            </w:r>
+          </w:p>
+        </w:tc>
+      </w:tr>
+      <w:tr>
+        <w:trPr>
+          <w:cantSplit/>
+        </w:trPr>
+        <w:tc>
+          <w:tcPr>
+            <w:tcW w:w="951" w:type="dxa"/>
+            <w:shd w:val="clear" w:color="auto" w:fill="F4F7FB"/>
+            <w:noWrap/>
+            <w:vAlign w:val="top"/>
+          </w:tcPr>
+          <w:p>
+            <w:pPr>
+              <w:pStyle w:val="TableText"/>
+              <w:jc w:val="left"/>
+            </w:pPr>
+            <w:r>
+              <w:t xml:space="preserve">TC-191</w:t>
+            </w:r>
+          </w:p>
+        </w:tc>
+        <w:tc>
+          <w:tcPr>
+            <w:tcW w:w="2319" w:type="dxa"/>
+            <w:shd w:val="clear" w:color="auto" w:fill="F4F7FB"/>
+            <w:vAlign w:val="top"/>
+          </w:tcPr>
+          <w:p>
+            <w:pPr>
+              <w:pStyle w:val="TableText"/>
+              <w:jc w:val="left"/>
+            </w:pPr>
+            <w:r>
+              <w:t xml:space="preserve">Refuse a request with a reason</w:t>
+            </w:r>
+          </w:p>
+        </w:tc>
+        <w:tc>
+          <w:tcPr>
+            <w:tcW w:w="2950" w:type="dxa"/>
+            <w:shd w:val="clear" w:color="auto" w:fill="F4F7FB"/>
+            <w:vAlign w:val="top"/>
+          </w:tcPr>
+          <w:p>
+            <w:pPr>
+              <w:pStyle w:val="TableText"/>
+              <w:jc w:val="left"/>
+            </w:pPr>
+            <w:r>
+              <w:t xml:space="preserve">Open access request. Refuse with reason</w:t>
+            </w:r>
+            <w:r>
+              <w:t xml:space="preserve"> </w:t>
+            </w:r>
+            <w:r>
+              <w:t xml:space="preserve">“</w:t>
+            </w:r>
+            <w:r>
+              <w:t xml:space="preserve">x</w:t>
+            </w:r>
+            <w:r>
+              <w:t xml:space="preserve">”</w:t>
+            </w:r>
+            <w:r>
+              <w:t xml:space="preserve">; then with a full reason</w:t>
+            </w:r>
+          </w:p>
+        </w:tc>
+        <w:tc>
+          <w:tcPr>
+            <w:tcW w:w="3161" w:type="dxa"/>
+            <w:shd w:val="clear" w:color="auto" w:fill="F4F7FB"/>
+            <w:vAlign w:val="top"/>
+          </w:tcPr>
+          <w:p>
+            <w:pPr>
+              <w:pStyle w:val="TableText"/>
+              <w:jc w:val="left"/>
+            </w:pPr>
+            <w:r>
+              <w:t xml:space="preserve">400 for the short reason. Then status refused with the reason recorded; audit</w:t>
+            </w:r>
+            <w:r>
+              <w:t xml:space="preserve"> </w:t>
+            </w:r>
+            <w:r>
+              <w:rPr>
+                <w:rStyle w:val="CodeChar"/>
+              </w:rPr>
+              <w:t xml:space="preserve">dsar.request_refused</w:t>
+            </w:r>
+          </w:p>
+        </w:tc>
+        <w:tc>
+          <w:tcPr>
+            <w:tcW w:w="1628" w:type="dxa"/>
+            <w:shd w:val="clear" w:color="auto" w:fill="F4F7FB"/>
+            <w:vAlign w:val="top"/>
+          </w:tcPr>
+          <w:p>
+            <w:pPr>
+              <w:pStyle w:val="TableText"/>
+              <w:jc w:val="left"/>
+            </w:pPr>
+            <w:r>
+              <w:t xml:space="preserve">API · P1</w:t>
+            </w:r>
+          </w:p>
+        </w:tc>
+        <w:tc>
+          <w:tcPr>
+            <w:tcW w:w="2950" w:type="dxa"/>
+            <w:shd w:val="clear" w:color="auto" w:fill="F4F7FB"/>
+            <w:vAlign w:val="top"/>
+          </w:tcPr>
+          <w:p>
+            <w:pPr>
+              <w:pStyle w:val="TableText"/>
+              <w:jc w:val="left"/>
+            </w:pPr>
+            <w:r>
+              <w:rPr>
+                <w:rStyle w:val="CodeChar"/>
+              </w:rPr>
+              <w:t xml:space="preserve">api/dsarQuickRenewal</w:t>
+            </w:r>
+          </w:p>
+        </w:tc>
+      </w:tr>
+      <w:tr>
+        <w:trPr>
+          <w:cantSplit/>
+        </w:trPr>
+        <w:tc>
+          <w:tcPr>
+            <w:tcW w:w="951" w:type="dxa"/>
+            <w:noWrap/>
+            <w:vAlign w:val="top"/>
+          </w:tcPr>
+          <w:p>
+            <w:pPr>
+              <w:pStyle w:val="TableText"/>
+              <w:jc w:val="left"/>
+            </w:pPr>
+            <w:r>
+              <w:t xml:space="preserve">TC-192</w:t>
+            </w:r>
+          </w:p>
+        </w:tc>
+        <w:tc>
+          <w:tcPr>
+            <w:tcW w:w="2319" w:type="dxa"/>
+            <w:vAlign w:val="top"/>
+          </w:tcPr>
+          <w:p>
+            <w:pPr>
+              <w:pStyle w:val="TableText"/>
+              <w:jc w:val="left"/>
+            </w:pPr>
+            <w:r>
+              <w:t xml:space="preserve">Only compliance handles data requests</w:t>
+            </w:r>
+          </w:p>
+        </w:tc>
+        <w:tc>
+          <w:tcPr>
+            <w:tcW w:w="2950" w:type="dxa"/>
+            <w:vAlign w:val="top"/>
+          </w:tcPr>
+          <w:p>
+            <w:pPr>
+              <w:pStyle w:val="TableText"/>
+              <w:jc w:val="left"/>
+            </w:pPr>
+            <w:r>
+              <w:t xml:space="preserve">No token; then</w:t>
+            </w:r>
+            <w:r>
+              <w:t xml:space="preserve"> </w:t>
+            </w:r>
+            <w:r>
+              <w:rPr>
+                <w:rStyle w:val="CodeChar"/>
+              </w:rPr>
+              <w:t xml:space="preserve">agent.hn</w:t>
+            </w:r>
+            <w:r>
+              <w:t xml:space="preserve">,</w:t>
+            </w:r>
+            <w:r>
+              <w:t xml:space="preserve"> </w:t>
+            </w:r>
+            <w:r>
+              <w:rPr>
+                <w:rStyle w:val="CodeChar"/>
+              </w:rPr>
+              <w:t xml:space="preserve">admin</w:t>
+            </w:r>
+            <w:r>
+              <w:t xml:space="preserve">,</w:t>
+            </w:r>
+            <w:r>
+              <w:t xml:space="preserve"> </w:t>
+            </w:r>
+            <w:r>
+              <w:rPr>
+                <w:rStyle w:val="CodeChar"/>
+              </w:rPr>
+              <w:t xml:space="preserve">steward</w:t>
+            </w:r>
+            <w:r>
+              <w:t xml:space="preserve">,</w:t>
+            </w:r>
+            <w:r>
+              <w:t xml:space="preserve"> </w:t>
+            </w:r>
+            <w:r>
+              <w:rPr>
+                <w:rStyle w:val="CodeChar"/>
+              </w:rPr>
+              <w:t xml:space="preserve">claims</w:t>
+            </w:r>
+            <w:r>
+              <w:t xml:space="preserve"> </w:t>
+            </w:r>
+            <w:r>
+              <w:t xml:space="preserve">and</w:t>
+            </w:r>
+            <w:r>
+              <w:t xml:space="preserve"> </w:t>
+            </w:r>
+            <w:r>
+              <w:rPr>
+                <w:rStyle w:val="CodeChar"/>
+              </w:rPr>
+              <w:t xml:space="preserve">auditor</w:t>
+            </w:r>
+            <w:r>
+              <w:t xml:space="preserve">. List, log, open, refuse and export</w:t>
+            </w:r>
+          </w:p>
+        </w:tc>
+        <w:tc>
+          <w:tcPr>
+            <w:tcW w:w="3161" w:type="dxa"/>
+            <w:vAlign w:val="top"/>
+          </w:tcPr>
+          <w:p>
+            <w:pPr>
+              <w:pStyle w:val="TableText"/>
+              <w:jc w:val="left"/>
+            </w:pPr>
+            <w:r>
+              <w:t xml:space="preserve">401 without a token; 403 for every other role on every action</w:t>
+            </w:r>
+          </w:p>
+        </w:tc>
+        <w:tc>
+          <w:tcPr>
+            <w:tcW w:w="1628" w:type="dxa"/>
+            <w:vAlign w:val="top"/>
+          </w:tcPr>
+          <w:p>
+            <w:pPr>
+              <w:pStyle w:val="TableText"/>
+              <w:jc w:val="left"/>
+            </w:pPr>
+            <w:r>
+              <w:t xml:space="preserve">API · P1</w:t>
+            </w:r>
+          </w:p>
+        </w:tc>
+        <w:tc>
+          <w:tcPr>
+            <w:tcW w:w="2950" w:type="dxa"/>
+            <w:vAlign w:val="top"/>
+          </w:tcPr>
+          <w:p>
+            <w:pPr>
+              <w:pStyle w:val="TableText"/>
+              <w:jc w:val="left"/>
+            </w:pPr>
+            <w:r>
+              <w:rPr>
+                <w:rStyle w:val="CodeChar"/>
+              </w:rPr>
+              <w:t xml:space="preserve">api/dsarQuickRenewal</w:t>
+            </w:r>
+          </w:p>
+        </w:tc>
+      </w:tr>
+      <w:tr>
+        <w:trPr>
+          <w:cantSplit/>
+        </w:trPr>
+        <w:tc>
+          <w:tcPr>
+            <w:tcW w:w="951" w:type="dxa"/>
+            <w:shd w:val="clear" w:color="auto" w:fill="F4F7FB"/>
+            <w:noWrap/>
+            <w:vAlign w:val="top"/>
+          </w:tcPr>
+          <w:p>
+            <w:pPr>
+              <w:pStyle w:val="TableText"/>
+              <w:jc w:val="left"/>
+            </w:pPr>
+            <w:r>
+              <w:t xml:space="preserve">TC-193</w:t>
+            </w:r>
+          </w:p>
+        </w:tc>
+        <w:tc>
+          <w:tcPr>
+            <w:tcW w:w="2319" w:type="dxa"/>
+            <w:shd w:val="clear" w:color="auto" w:fill="F4F7FB"/>
+            <w:vAlign w:val="top"/>
+          </w:tcPr>
+          <w:p>
+            <w:pPr>
+              <w:pStyle w:val="TableText"/>
+              <w:jc w:val="left"/>
+            </w:pPr>
+            <w:r>
+              <w:t xml:space="preserve">Response time and overdue requests</w:t>
+            </w:r>
+          </w:p>
+        </w:tc>
+        <w:tc>
+          <w:tcPr>
+            <w:tcW w:w="2950" w:type="dxa"/>
+            <w:shd w:val="clear" w:color="auto" w:fill="F4F7FB"/>
+            <w:vAlign w:val="top"/>
+          </w:tcPr>
+          <w:p>
+            <w:pPr>
+              <w:pStyle w:val="TableText"/>
+              <w:jc w:val="left"/>
+            </w:pPr>
+            <w:r>
+              <w:t xml:space="preserve">Request logged by phone, received four days ago, identity verified. Filter overdue and not overdue</w:t>
+            </w:r>
+          </w:p>
+        </w:tc>
+        <w:tc>
+          <w:tcPr>
+            <w:tcW w:w="3161" w:type="dxa"/>
+            <w:shd w:val="clear" w:color="auto" w:fill="F4F7FB"/>
+            <w:vAlign w:val="top"/>
+          </w:tcPr>
+          <w:p>
+            <w:pPr>
+              <w:pStyle w:val="TableText"/>
+              <w:jc w:val="left"/>
+            </w:pPr>
+            <w:r>
+              <w:t xml:space="preserve">Request overdue. The overdue filter returns only overdue requests and the overdue count is at least 1; the not-overdue filter returns none</w:t>
+            </w:r>
+          </w:p>
+        </w:tc>
+        <w:tc>
+          <w:tcPr>
+            <w:tcW w:w="1628" w:type="dxa"/>
+            <w:shd w:val="clear" w:color="auto" w:fill="F4F7FB"/>
+            <w:vAlign w:val="top"/>
+          </w:tcPr>
+          <w:p>
+            <w:pPr>
+              <w:pStyle w:val="TableText"/>
+              <w:jc w:val="left"/>
+            </w:pPr>
+            <w:r>
+              <w:t xml:space="preserve">API · P1</w:t>
+            </w:r>
+          </w:p>
+        </w:tc>
+        <w:tc>
+          <w:tcPr>
+            <w:tcW w:w="2950" w:type="dxa"/>
+            <w:shd w:val="clear" w:color="auto" w:fill="F4F7FB"/>
+            <w:vAlign w:val="top"/>
+          </w:tcPr>
+          <w:p>
+            <w:pPr>
+              <w:pStyle w:val="TableText"/>
+              <w:jc w:val="left"/>
+            </w:pPr>
+            <w:r>
+              <w:rPr>
+                <w:rStyle w:val="CodeChar"/>
+              </w:rPr>
+              <w:t xml:space="preserve">api/dsarQuickRenewal</w:t>
+            </w:r>
+          </w:p>
+        </w:tc>
+      </w:tr>
+      <w:tr>
+        <w:trPr>
+          <w:cantSplit/>
+        </w:trPr>
+        <w:tc>
+          <w:tcPr>
+            <w:tcW w:w="951" w:type="dxa"/>
+            <w:noWrap/>
+            <w:vAlign w:val="top"/>
+          </w:tcPr>
+          <w:p>
+            <w:pPr>
+              <w:pStyle w:val="TableText"/>
+              <w:jc w:val="left"/>
+            </w:pPr>
+            <w:r>
+              <w:t xml:space="preserve">TC-194</w:t>
+            </w:r>
+          </w:p>
+        </w:tc>
+        <w:tc>
+          <w:tcPr>
+            <w:tcW w:w="2319" w:type="dxa"/>
+            <w:vAlign w:val="top"/>
+          </w:tcPr>
+          <w:p>
+            <w:pPr>
+              <w:pStyle w:val="TableText"/>
+              <w:jc w:val="left"/>
+            </w:pPr>
+            <w:r>
+              <w:t xml:space="preserve">App download recorded as a request</w:t>
+            </w:r>
+          </w:p>
+        </w:tc>
+        <w:tc>
+          <w:tcPr>
+            <w:tcW w:w="2950" w:type="dxa"/>
+            <w:vAlign w:val="top"/>
+          </w:tcPr>
+          <w:p>
+            <w:pPr>
+              <w:pStyle w:val="TableText"/>
+              <w:jc w:val="left"/>
+            </w:pPr>
+            <w:r>
+              <w:t xml:space="preserve">Customer downloads their data in the app.</w:t>
+            </w:r>
+            <w:r>
+              <w:t xml:space="preserve"> </w:t>
+            </w:r>
+            <w:r>
+              <w:rPr>
+                <w:rStyle w:val="CodeChar"/>
+              </w:rPr>
+              <w:t xml:space="preserve">compliance</w:t>
+            </w:r>
+            <w:r>
+              <w:t xml:space="preserve"> </w:t>
+            </w:r>
+            <w:r>
+              <w:t xml:space="preserve">filters the register by the customer</w:t>
+            </w:r>
+          </w:p>
+        </w:tc>
+        <w:tc>
+          <w:tcPr>
+            <w:tcW w:w="3161" w:type="dxa"/>
+            <w:vAlign w:val="top"/>
+          </w:tcPr>
+          <w:p>
+            <w:pPr>
+              <w:pStyle w:val="TableText"/>
+              <w:jc w:val="left"/>
+            </w:pPr>
+            <w:r>
+              <w:t xml:space="preserve">Download 200. The register shows a completed access request, channel app, outcome exported, identity verified, made by the customer</w:t>
+            </w:r>
+          </w:p>
+        </w:tc>
+        <w:tc>
+          <w:tcPr>
+            <w:tcW w:w="1628" w:type="dxa"/>
+            <w:vAlign w:val="top"/>
+          </w:tcPr>
+          <w:p>
+            <w:pPr>
+              <w:pStyle w:val="TableText"/>
+              <w:jc w:val="left"/>
+            </w:pPr>
+            <w:r>
+              <w:t xml:space="preserve">API · P1</w:t>
+            </w:r>
+          </w:p>
+        </w:tc>
+        <w:tc>
+          <w:tcPr>
+            <w:tcW w:w="2950" w:type="dxa"/>
+            <w:vAlign w:val="top"/>
+          </w:tcPr>
+          <w:p>
+            <w:pPr>
+              <w:pStyle w:val="TableText"/>
+              <w:jc w:val="left"/>
+            </w:pPr>
+            <w:r>
+              <w:rPr>
+                <w:rStyle w:val="CodeChar"/>
+              </w:rPr>
+              <w:t xml:space="preserve">api/dsarQuickRenewal</w:t>
+            </w:r>
+          </w:p>
+        </w:tc>
+      </w:tr>
+      <w:tr>
+        <w:trPr>
+          <w:cantSplit/>
+        </w:trPr>
+        <w:tc>
+          <w:tcPr>
+            <w:tcW w:w="951" w:type="dxa"/>
+            <w:shd w:val="clear" w:color="auto" w:fill="F4F7FB"/>
+            <w:noWrap/>
+            <w:vAlign w:val="top"/>
+          </w:tcPr>
+          <w:p>
+            <w:pPr>
+              <w:pStyle w:val="TableText"/>
+              <w:jc w:val="left"/>
+            </w:pPr>
+            <w:r>
+              <w:t xml:space="preserve">TC-195</w:t>
+            </w:r>
+          </w:p>
+        </w:tc>
+        <w:tc>
+          <w:tcPr>
+            <w:tcW w:w="2319" w:type="dxa"/>
+            <w:shd w:val="clear" w:color="auto" w:fill="F4F7FB"/>
+            <w:vAlign w:val="top"/>
+          </w:tcPr>
+          <w:p>
+            <w:pPr>
+              <w:pStyle w:val="TableText"/>
+              <w:jc w:val="left"/>
+            </w:pPr>
+            <w:r>
+              <w:t xml:space="preserve">Earlier export and erase endpoints still work</w:t>
+            </w:r>
+          </w:p>
+        </w:tc>
+        <w:tc>
+          <w:tcPr>
+            <w:tcW w:w="2950" w:type="dxa"/>
+            <w:shd w:val="clear" w:color="auto" w:fill="F4F7FB"/>
+            <w:vAlign w:val="top"/>
+          </w:tcPr>
+          <w:p>
+            <w:pPr>
+              <w:pStyle w:val="TableText"/>
+              <w:jc w:val="left"/>
+            </w:pPr>
+            <w:r>
+              <w:rPr>
+                <w:rStyle w:val="CodeChar"/>
+              </w:rPr>
+              <w:t xml:space="preserve">compliance</w:t>
+            </w:r>
+            <w:r>
+              <w:t xml:space="preserve"> </w:t>
+            </w:r>
+            <w:r>
+              <w:t xml:space="preserve">calls export and erase by customer ID for a customer without a policy</w:t>
+            </w:r>
+          </w:p>
+        </w:tc>
+        <w:tc>
+          <w:tcPr>
+            <w:tcW w:w="3161" w:type="dxa"/>
+            <w:shd w:val="clear" w:color="auto" w:fill="F4F7FB"/>
+            <w:vAlign w:val="top"/>
+          </w:tcPr>
+          <w:p>
+            <w:pPr>
+              <w:pStyle w:val="TableText"/>
+              <w:jc w:val="left"/>
+            </w:pPr>
+            <w:r>
+              <w:t xml:space="preserve">Export 200 with the customer’s data; erasure done; audited</w:t>
+            </w:r>
+          </w:p>
+        </w:tc>
+        <w:tc>
+          <w:tcPr>
+            <w:tcW w:w="1628" w:type="dxa"/>
+            <w:shd w:val="clear" w:color="auto" w:fill="F4F7FB"/>
+            <w:vAlign w:val="top"/>
+          </w:tcPr>
+          <w:p>
+            <w:pPr>
+              <w:pStyle w:val="TableText"/>
+              <w:jc w:val="left"/>
+            </w:pPr>
+            <w:r>
+              <w:t xml:space="preserve">API · P3</w:t>
+            </w:r>
+          </w:p>
+        </w:tc>
+        <w:tc>
+          <w:tcPr>
+            <w:tcW w:w="2950" w:type="dxa"/>
+            <w:shd w:val="clear" w:color="auto" w:fill="F4F7FB"/>
+            <w:vAlign w:val="top"/>
+          </w:tcPr>
+          <w:p>
+            <w:pPr>
+              <w:pStyle w:val="TableText"/>
+              <w:jc w:val="left"/>
+            </w:pPr>
+            <w:r>
+              <w:rPr>
+                <w:rStyle w:val="CodeChar"/>
+              </w:rPr>
+              <w:t xml:space="preserve">api/dsarQuickRenewal</w:t>
+            </w:r>
+          </w:p>
+        </w:tc>
+      </w:tr>
+      <w:tr>
+        <w:trPr>
+          <w:cantSplit/>
+        </w:trPr>
+        <w:tc>
+          <w:tcPr>
+            <w:tcW w:w="951" w:type="dxa"/>
+            <w:noWrap/>
+            <w:vAlign w:val="top"/>
+          </w:tcPr>
+          <w:p>
+            <w:pPr>
+              <w:pStyle w:val="TableText"/>
+              <w:jc w:val="left"/>
+            </w:pPr>
+            <w:r>
+              <w:t xml:space="preserve">TC-196</w:t>
+            </w:r>
+          </w:p>
+        </w:tc>
+        <w:tc>
+          <w:tcPr>
+            <w:tcW w:w="2319" w:type="dxa"/>
+            <w:vAlign w:val="top"/>
+          </w:tcPr>
+          <w:p>
+            <w:pPr>
+              <w:pStyle w:val="TableText"/>
+              <w:jc w:val="left"/>
+            </w:pPr>
+            <w:r>
+              <w:t xml:space="preserve">Data requests screen</w:t>
+            </w:r>
+          </w:p>
+        </w:tc>
+        <w:tc>
+          <w:tcPr>
+            <w:tcW w:w="2950" w:type="dxa"/>
+            <w:vAlign w:val="top"/>
+          </w:tcPr>
+          <w:p>
+            <w:pPr>
+              <w:pStyle w:val="TableText"/>
+              <w:jc w:val="left"/>
+            </w:pPr>
+            <w:r>
+              <w:rPr>
+                <w:rStyle w:val="CodeChar"/>
+              </w:rPr>
+              <w:t xml:space="preserve">compliance</w:t>
+            </w:r>
+            <w:r>
+              <w:t xml:space="preserve"> </w:t>
+            </w:r>
+            <w:r>
+              <w:t xml:space="preserve">opens Governance ›</w:t>
+            </w:r>
+            <w:r>
+              <w:t xml:space="preserve"> </w:t>
+            </w:r>
+            <w:r>
+              <w:t xml:space="preserve">“</w:t>
+            </w:r>
+            <w:r>
+              <w:t xml:space="preserve">Data requests</w:t>
+            </w:r>
+            <w:r>
+              <w:t xml:space="preserve">”</w:t>
+            </w:r>
+            <w:r>
+              <w:t xml:space="preserve"> </w:t>
+            </w:r>
+            <w:r>
+              <w:t xml:space="preserve">(</w:t>
+            </w:r>
+            <w:r>
+              <w:t xml:space="preserve">“</w:t>
+            </w:r>
+            <w:r>
+              <w:t xml:space="preserve">Yêu cầu dữ liệu cá nhân</w:t>
+            </w:r>
+            <w:r>
+              <w:t xml:space="preserve">”</w:t>
+            </w:r>
+            <w:r>
+              <w:t xml:space="preserve"> </w:t>
+            </w:r>
+            <w:r>
+              <w:t xml:space="preserve">in Vietnamese); uses</w:t>
+            </w:r>
+            <w:r>
+              <w:t xml:space="preserve"> </w:t>
+            </w:r>
+            <w:r>
+              <w:t xml:space="preserve">“</w:t>
+            </w:r>
+            <w:r>
+              <w:t xml:space="preserve">Log request</w:t>
+            </w:r>
+            <w:r>
+              <w:t xml:space="preserve">”</w:t>
+            </w:r>
+            <w:r>
+              <w:t xml:space="preserve">,</w:t>
+            </w:r>
+            <w:r>
+              <w:t xml:space="preserve"> </w:t>
+            </w:r>
+            <w:r>
+              <w:t xml:space="preserve">“</w:t>
+            </w:r>
+            <w:r>
+              <w:t xml:space="preserve">Export data</w:t>
+            </w:r>
+            <w:r>
+              <w:t xml:space="preserve">”</w:t>
+            </w:r>
+            <w:r>
+              <w:t xml:space="preserve"> </w:t>
+            </w:r>
+            <w:r>
+              <w:t xml:space="preserve">and</w:t>
+            </w:r>
+            <w:r>
+              <w:t xml:space="preserve"> </w:t>
+            </w:r>
+            <w:r>
+              <w:t xml:space="preserve">“</w:t>
+            </w:r>
+            <w:r>
+              <w:t xml:space="preserve">Erase personal data</w:t>
+            </w:r>
+            <w:r>
+              <w:t xml:space="preserve">”</w:t>
+            </w:r>
+            <w:r>
+              <w:t xml:space="preserve">; another role looks for the screen</w:t>
+            </w:r>
+          </w:p>
+        </w:tc>
+        <w:tc>
+          <w:tcPr>
+            <w:tcW w:w="3161" w:type="dxa"/>
+            <w:vAlign w:val="top"/>
+          </w:tcPr>
+          <w:p>
+            <w:pPr>
+              <w:pStyle w:val="TableText"/>
+              <w:jc w:val="left"/>
+            </w:pPr>
+            <w:r>
+              <w:t xml:space="preserve">Indicators for open requests,</w:t>
+            </w:r>
+            <w:r>
+              <w:t xml:space="preserve"> </w:t>
+            </w:r>
+            <w:r>
+              <w:t xml:space="preserve">“</w:t>
+            </w:r>
+            <w:r>
+              <w:t xml:space="preserve">Due within 24 h</w:t>
+            </w:r>
+            <w:r>
+              <w:t xml:space="preserve">”</w:t>
+            </w:r>
+            <w:r>
+              <w:t xml:space="preserve">,</w:t>
+            </w:r>
+            <w:r>
+              <w:t xml:space="preserve"> </w:t>
+            </w:r>
+            <w:r>
+              <w:t xml:space="preserve">“</w:t>
+            </w:r>
+            <w:r>
+              <w:t xml:space="preserve">Overdue</w:t>
+            </w:r>
+            <w:r>
+              <w:t xml:space="preserve">”</w:t>
+            </w:r>
+            <w:r>
+              <w:t xml:space="preserve"> </w:t>
+            </w:r>
+            <w:r>
+              <w:t xml:space="preserve">and</w:t>
+            </w:r>
+            <w:r>
+              <w:t xml:space="preserve"> </w:t>
+            </w:r>
+            <w:r>
+              <w:t xml:space="preserve">“</w:t>
+            </w:r>
+            <w:r>
+              <w:t xml:space="preserve">Completed in 30 days</w:t>
+            </w:r>
+            <w:r>
+              <w:t xml:space="preserve">”</w:t>
+            </w:r>
+            <w:r>
+              <w:t xml:space="preserve">; timeline per request;</w:t>
+            </w:r>
+            <w:r>
+              <w:t xml:space="preserve"> </w:t>
+            </w:r>
+            <w:r>
+              <w:t xml:space="preserve">“</w:t>
+            </w:r>
+            <w:r>
+              <w:t xml:space="preserve">Erase personal data</w:t>
+            </w:r>
+            <w:r>
+              <w:t xml:space="preserve">”</w:t>
+            </w:r>
+            <w:r>
+              <w:t xml:space="preserve"> </w:t>
+            </w:r>
+            <w:r>
+              <w:t xml:space="preserve">asks for a reason and the typed plate. Not in the menu for other roles</w:t>
+            </w:r>
+          </w:p>
+        </w:tc>
+        <w:tc>
+          <w:tcPr>
+            <w:tcW w:w="1628" w:type="dxa"/>
+            <w:vAlign w:val="top"/>
+          </w:tcPr>
+          <w:p>
+            <w:pPr>
+              <w:pStyle w:val="TableText"/>
+              <w:jc w:val="left"/>
+            </w:pPr>
+            <w:r>
+              <w:t xml:space="preserve">UI · P2</w:t>
+            </w:r>
+          </w:p>
+        </w:tc>
+        <w:tc>
+          <w:tcPr>
+            <w:tcW w:w="2950" w:type="dxa"/>
+            <w:vAlign w:val="top"/>
+          </w:tcPr>
+          <w:p>
+            <w:pPr>
+              <w:pStyle w:val="TableText"/>
+              <w:jc w:val="left"/>
+            </w:pPr>
+            <w:r>
+              <w:t xml:space="preserve">Manual</w:t>
+            </w:r>
+          </w:p>
+        </w:tc>
+      </w:tr>
+      <w:tr>
+        <w:trPr>
+          <w:cantSplit/>
+        </w:trPr>
+        <w:tc>
+          <w:tcPr>
+            <w:tcW w:w="951" w:type="dxa"/>
+            <w:shd w:val="clear" w:color="auto" w:fill="F4F7FB"/>
+            <w:noWrap/>
+            <w:vAlign w:val="top"/>
+          </w:tcPr>
+          <w:p>
+            <w:pPr>
+              <w:pStyle w:val="TableText"/>
+              <w:jc w:val="left"/>
+            </w:pPr>
+            <w:r>
+              <w:t xml:space="preserve">TC-197</w:t>
+            </w:r>
+          </w:p>
+        </w:tc>
+        <w:tc>
+          <w:tcPr>
+            <w:tcW w:w="2319" w:type="dxa"/>
+            <w:shd w:val="clear" w:color="auto" w:fill="F4F7FB"/>
+            <w:vAlign w:val="top"/>
+          </w:tcPr>
+          <w:p>
+            <w:pPr>
+              <w:pStyle w:val="TableText"/>
+              <w:jc w:val="left"/>
+            </w:pPr>
+            <w:r>
+              <w:t xml:space="preserve">Quick renewal for an eligible case</w:t>
+            </w:r>
+          </w:p>
+        </w:tc>
+        <w:tc>
+          <w:tcPr>
+            <w:tcW w:w="2950" w:type="dxa"/>
+            <w:shd w:val="clear" w:color="auto" w:fill="F4F7FB"/>
+            <w:vAlign w:val="top"/>
+          </w:tcPr>
+          <w:p>
+            <w:pPr>
+              <w:pStyle w:val="TableText"/>
+              <w:jc w:val="left"/>
+            </w:pPr>
+            <w:r>
+              <w:t xml:space="preserve">Renewal journey, vehicle confirmed by the customer 30 days ago, VETC wallet covers the premium</w:t>
+            </w:r>
+          </w:p>
+        </w:tc>
+        <w:tc>
+          <w:tcPr>
+            <w:tcW w:w="3161" w:type="dxa"/>
+            <w:shd w:val="clear" w:color="auto" w:fill="F4F7FB"/>
+            <w:vAlign w:val="top"/>
+          </w:tcPr>
+          <w:p>
+            <w:pPr>
+              <w:pStyle w:val="TableText"/>
+              <w:jc w:val="left"/>
+            </w:pPr>
+            <w:r>
+              <w:t xml:space="preserve">Eligible, no reasons; offers TNDS for one year</w:t>
+            </w:r>
+          </w:p>
+        </w:tc>
+        <w:tc>
+          <w:tcPr>
+            <w:tcW w:w="1628" w:type="dxa"/>
+            <w:shd w:val="clear" w:color="auto" w:fill="F4F7FB"/>
+            <w:vAlign w:val="top"/>
+          </w:tcPr>
+          <w:p>
+            <w:pPr>
+              <w:pStyle w:val="TableText"/>
+              <w:jc w:val="left"/>
+            </w:pPr>
+            <w:r>
+              <w:t xml:space="preserve">Unit · P1</w:t>
+            </w:r>
+          </w:p>
+        </w:tc>
+        <w:tc>
+          <w:tcPr>
+            <w:tcW w:w="2950" w:type="dxa"/>
+            <w:shd w:val="clear" w:color="auto" w:fill="F4F7FB"/>
+            <w:vAlign w:val="top"/>
+          </w:tcPr>
+          <w:p>
+            <w:pPr>
+              <w:pStyle w:val="TableText"/>
+              <w:jc w:val="left"/>
+            </w:pPr>
+            <w:r>
+              <w:rPr>
+                <w:rStyle w:val="CodeChar"/>
+              </w:rPr>
+              <w:t xml:space="preserve">unit/quickRenewal</w:t>
+            </w:r>
+          </w:p>
+        </w:tc>
+      </w:tr>
+      <w:tr>
+        <w:trPr>
+          <w:cantSplit/>
+        </w:trPr>
+        <w:tc>
+          <w:tcPr>
+            <w:tcW w:w="951" w:type="dxa"/>
+            <w:noWrap/>
+            <w:vAlign w:val="top"/>
+          </w:tcPr>
+          <w:p>
+            <w:pPr>
+              <w:pStyle w:val="TableText"/>
+              <w:jc w:val="left"/>
+            </w:pPr>
+            <w:r>
+              <w:t xml:space="preserve">TC-198</w:t>
+            </w:r>
+          </w:p>
+        </w:tc>
+        <w:tc>
+          <w:tcPr>
+            <w:tcW w:w="2319" w:type="dxa"/>
+            <w:vAlign w:val="top"/>
+          </w:tcPr>
+          <w:p>
+            <w:pPr>
+              <w:pStyle w:val="TableText"/>
+              <w:jc w:val="left"/>
+            </w:pPr>
+            <w:r>
+              <w:t xml:space="preserve">Each reason for no quick renewal</w:t>
+            </w:r>
+          </w:p>
+        </w:tc>
+        <w:tc>
+          <w:tcPr>
+            <w:tcW w:w="2950" w:type="dxa"/>
+            <w:vAlign w:val="top"/>
+          </w:tcPr>
+          <w:p>
+            <w:pPr>
+              <w:pStyle w:val="TableText"/>
+              <w:jc w:val="left"/>
+            </w:pPr>
+            <w:r>
+              <w:t xml:space="preserve">Vary one fact at a time: other journey; already renewed; seats unknown or never confirmed; confirmation over 365 days old; physical damage cover; product not sold on the host; TASCO core unavailable; wallet below the premium</w:t>
+            </w:r>
+          </w:p>
+        </w:tc>
+        <w:tc>
+          <w:tcPr>
+            <w:tcW w:w="3161" w:type="dxa"/>
+            <w:vAlign w:val="top"/>
+          </w:tcPr>
+          <w:p>
+            <w:pPr>
+              <w:pStyle w:val="TableText"/>
+              <w:jc w:val="left"/>
+            </w:pPr>
+            <w:r>
+              <w:t xml:space="preserve">Reason returned for each, in Vietnamese with no codes. A TASCO TNDS renewal qualifies on any journey. No wallet check on TASCO hosts or when the premium is unknown</w:t>
+            </w:r>
+          </w:p>
+        </w:tc>
+        <w:tc>
+          <w:tcPr>
+            <w:tcW w:w="1628" w:type="dxa"/>
+            <w:vAlign w:val="top"/>
+          </w:tcPr>
+          <w:p>
+            <w:pPr>
+              <w:pStyle w:val="TableText"/>
+              <w:jc w:val="left"/>
+            </w:pPr>
+            <w:r>
+              <w:t xml:space="preserve">Unit · P1</w:t>
+            </w:r>
+          </w:p>
+        </w:tc>
+        <w:tc>
+          <w:tcPr>
+            <w:tcW w:w="2950" w:type="dxa"/>
+            <w:vAlign w:val="top"/>
+          </w:tcPr>
+          <w:p>
+            <w:pPr>
+              <w:pStyle w:val="TableText"/>
+              <w:jc w:val="left"/>
+            </w:pPr>
+            <w:r>
+              <w:rPr>
+                <w:rStyle w:val="CodeChar"/>
+              </w:rPr>
+              <w:t xml:space="preserve">unit/quickRenewal</w:t>
+            </w:r>
+          </w:p>
+        </w:tc>
+      </w:tr>
+      <w:tr>
+        <w:trPr>
+          <w:cantSplit/>
+        </w:trPr>
+        <w:tc>
+          <w:tcPr>
+            <w:tcW w:w="951" w:type="dxa"/>
+            <w:shd w:val="clear" w:color="auto" w:fill="F4F7FB"/>
+            <w:noWrap/>
+            <w:vAlign w:val="top"/>
+          </w:tcPr>
+          <w:p>
+            <w:pPr>
+              <w:pStyle w:val="TableText"/>
+              <w:jc w:val="left"/>
+            </w:pPr>
+            <w:r>
+              <w:t xml:space="preserve">TC-199</w:t>
+            </w:r>
+          </w:p>
+        </w:tc>
+        <w:tc>
+          <w:tcPr>
+            <w:tcW w:w="2319" w:type="dxa"/>
+            <w:shd w:val="clear" w:color="auto" w:fill="F4F7FB"/>
+            <w:vAlign w:val="top"/>
+          </w:tcPr>
+          <w:p>
+            <w:pPr>
+              <w:pStyle w:val="TableText"/>
+              <w:jc w:val="left"/>
+            </w:pPr>
+            <w:r>
+              <w:t xml:space="preserve">Vehicle evidence and cover carried over</w:t>
+            </w:r>
+          </w:p>
+        </w:tc>
+        <w:tc>
+          <w:tcPr>
+            <w:tcW w:w="2950" w:type="dxa"/>
+            <w:shd w:val="clear" w:color="auto" w:fill="F4F7FB"/>
+            <w:vAlign w:val="top"/>
+          </w:tcPr>
+          <w:p>
+            <w:pPr>
+              <w:pStyle w:val="TableText"/>
+              <w:jc w:val="left"/>
+            </w:pPr>
+            <w:r>
+              <w:t xml:space="preserve">Vehicle known from TASCO core with no date; current TASCO TNDS and personal accident cover per seat, two-year term</w:t>
+            </w:r>
+          </w:p>
+        </w:tc>
+        <w:tc>
+          <w:tcPr>
+            <w:tcW w:w="3161" w:type="dxa"/>
+            <w:shd w:val="clear" w:color="auto" w:fill="F4F7FB"/>
+            <w:vAlign w:val="top"/>
+          </w:tcPr>
+          <w:p>
+            <w:pPr>
+              <w:pStyle w:val="TableText"/>
+              <w:jc w:val="left"/>
+            </w:pPr>
+            <w:r>
+              <w:t xml:space="preserve">TASCO core evidence has no age limit. Add-ons left out while</w:t>
+            </w:r>
+            <w:r>
+              <w:t xml:space="preserve"> </w:t>
+            </w:r>
+            <w:r>
+              <w:rPr>
+                <w:rStyle w:val="CodeChar"/>
+              </w:rPr>
+              <w:t xml:space="preserve">allowAddOns</w:t>
+            </w:r>
+            <w:r>
+              <w:t xml:space="preserve"> </w:t>
+            </w:r>
+            <w:r>
+              <w:t xml:space="preserve">is false, included when true. Term carried over; wallet checked for the whole term</w:t>
+            </w:r>
+          </w:p>
+        </w:tc>
+        <w:tc>
+          <w:tcPr>
+            <w:tcW w:w="1628" w:type="dxa"/>
+            <w:shd w:val="clear" w:color="auto" w:fill="F4F7FB"/>
+            <w:vAlign w:val="top"/>
+          </w:tcPr>
+          <w:p>
+            <w:pPr>
+              <w:pStyle w:val="TableText"/>
+              <w:jc w:val="left"/>
+            </w:pPr>
+            <w:r>
+              <w:t xml:space="preserve">Unit · P2</w:t>
+            </w:r>
+          </w:p>
+        </w:tc>
+        <w:tc>
+          <w:tcPr>
+            <w:tcW w:w="2950" w:type="dxa"/>
+            <w:shd w:val="clear" w:color="auto" w:fill="F4F7FB"/>
+            <w:vAlign w:val="top"/>
+          </w:tcPr>
+          <w:p>
+            <w:pPr>
+              <w:pStyle w:val="TableText"/>
+              <w:jc w:val="left"/>
+            </w:pPr>
+            <w:r>
+              <w:rPr>
+                <w:rStyle w:val="CodeChar"/>
+              </w:rPr>
+              <w:t xml:space="preserve">unit/quickRenewal</w:t>
+            </w:r>
+          </w:p>
+        </w:tc>
+      </w:tr>
+      <w:tr>
+        <w:trPr>
+          <w:cantSplit/>
+        </w:trPr>
+        <w:tc>
+          <w:tcPr>
+            <w:tcW w:w="951" w:type="dxa"/>
+            <w:noWrap/>
+            <w:vAlign w:val="top"/>
+          </w:tcPr>
+          <w:p>
+            <w:pPr>
+              <w:pStyle w:val="TableText"/>
+              <w:jc w:val="left"/>
+            </w:pPr>
+            <w:r>
+              <w:t xml:space="preserve">TC-200</w:t>
+            </w:r>
+          </w:p>
+        </w:tc>
+        <w:tc>
+          <w:tcPr>
+            <w:tcW w:w="2319" w:type="dxa"/>
+            <w:vAlign w:val="top"/>
+          </w:tcPr>
+          <w:p>
+            <w:pPr>
+              <w:pStyle w:val="TableText"/>
+              <w:jc w:val="left"/>
+            </w:pPr>
+            <w:r>
+              <w:t xml:space="preserve">Service-level rule set checks</w:t>
+            </w:r>
+          </w:p>
+        </w:tc>
+        <w:tc>
+          <w:tcPr>
+            <w:tcW w:w="2950" w:type="dxa"/>
+            <w:vAlign w:val="top"/>
+          </w:tcPr>
+          <w:p>
+            <w:pPr>
+              <w:pStyle w:val="TableText"/>
+              <w:jc w:val="left"/>
+            </w:pPr>
+            <w:r>
+              <w:t xml:space="preserve">Validate the shipped rule set; then invalid response hours, quick-renewal block and settings; then an older version without the new fields</w:t>
+            </w:r>
+          </w:p>
+        </w:tc>
+        <w:tc>
+          <w:tcPr>
+            <w:tcW w:w="3161" w:type="dxa"/>
+            <w:vAlign w:val="top"/>
+          </w:tcPr>
+          <w:p>
+            <w:pPr>
+              <w:pStyle w:val="TableText"/>
+              <w:jc w:val="left"/>
+            </w:pPr>
+            <w:r>
+              <w:t xml:space="preserve">Shipped set valid, 72 hours, quick renewal on for renewals. Each invalid value refused. Older version valid, with quick renewal off</w:t>
+            </w:r>
+          </w:p>
+        </w:tc>
+        <w:tc>
+          <w:tcPr>
+            <w:tcW w:w="1628" w:type="dxa"/>
+            <w:vAlign w:val="top"/>
+          </w:tcPr>
+          <w:p>
+            <w:pPr>
+              <w:pStyle w:val="TableText"/>
+              <w:jc w:val="left"/>
+            </w:pPr>
+            <w:r>
+              <w:t xml:space="preserve">Unit · P2</w:t>
+            </w:r>
+          </w:p>
+        </w:tc>
+        <w:tc>
+          <w:tcPr>
+            <w:tcW w:w="2950" w:type="dxa"/>
+            <w:vAlign w:val="top"/>
+          </w:tcPr>
+          <w:p>
+            <w:pPr>
+              <w:pStyle w:val="TableText"/>
+              <w:jc w:val="left"/>
+            </w:pPr>
+            <w:r>
+              <w:rPr>
+                <w:rStyle w:val="CodeChar"/>
+              </w:rPr>
+              <w:t xml:space="preserve">unit/quickRenewal</w:t>
+            </w:r>
+          </w:p>
+        </w:tc>
+      </w:tr>
+      <w:tr>
+        <w:trPr>
+          <w:cantSplit/>
+        </w:trPr>
+        <w:tc>
+          <w:tcPr>
+            <w:tcW w:w="951" w:type="dxa"/>
+            <w:shd w:val="clear" w:color="auto" w:fill="F4F7FB"/>
+            <w:noWrap/>
+            <w:vAlign w:val="top"/>
+          </w:tcPr>
+          <w:p>
+            <w:pPr>
+              <w:pStyle w:val="TableText"/>
+              <w:jc w:val="left"/>
+            </w:pPr>
+            <w:r>
+              <w:t xml:space="preserve">TC-201</w:t>
+            </w:r>
+          </w:p>
+        </w:tc>
+        <w:tc>
+          <w:tcPr>
+            <w:tcW w:w="2319" w:type="dxa"/>
+            <w:shd w:val="clear" w:color="auto" w:fill="F4F7FB"/>
+            <w:vAlign w:val="top"/>
+          </w:tcPr>
+          <w:p>
+            <w:pPr>
+              <w:pStyle w:val="TableText"/>
+              <w:jc w:val="left"/>
+            </w:pPr>
+            <w:r>
+              <w:t xml:space="preserve">Quick renewal switched off</w:t>
+            </w:r>
+          </w:p>
+        </w:tc>
+        <w:tc>
+          <w:tcPr>
+            <w:tcW w:w="2950" w:type="dxa"/>
+            <w:shd w:val="clear" w:color="auto" w:fill="F4F7FB"/>
+            <w:vAlign w:val="top"/>
+          </w:tcPr>
+          <w:p>
+            <w:pPr>
+              <w:pStyle w:val="TableText"/>
+              <w:jc w:val="left"/>
+            </w:pPr>
+            <w:r>
+              <w:t xml:space="preserve">Eligible customer in the TASCO app. Author drafts the service-level rule with quick renewal off; approver approves; customer opens home and asks for a quick quote</w:t>
+            </w:r>
+          </w:p>
+        </w:tc>
+        <w:tc>
+          <w:tcPr>
+            <w:tcW w:w="3161" w:type="dxa"/>
+            <w:shd w:val="clear" w:color="auto" w:fill="F4F7FB"/>
+            <w:vAlign w:val="top"/>
+          </w:tcPr>
+          <w:p>
+            <w:pPr>
+              <w:pStyle w:val="TableText"/>
+              <w:jc w:val="left"/>
+            </w:pPr>
+            <w:r>
+              <w:t xml:space="preserve">Before: eligible. After approval: not eligible, reason disabled; quick quote 422</w:t>
+            </w:r>
+          </w:p>
+        </w:tc>
+        <w:tc>
+          <w:tcPr>
+            <w:tcW w:w="1628" w:type="dxa"/>
+            <w:shd w:val="clear" w:color="auto" w:fill="F4F7FB"/>
+            <w:vAlign w:val="top"/>
+          </w:tcPr>
+          <w:p>
+            <w:pPr>
+              <w:pStyle w:val="TableText"/>
+              <w:jc w:val="left"/>
+            </w:pPr>
+            <w:r>
+              <w:t xml:space="preserve">API · P1</w:t>
+            </w:r>
+          </w:p>
+        </w:tc>
+        <w:tc>
+          <w:tcPr>
+            <w:tcW w:w="2950" w:type="dxa"/>
+            <w:shd w:val="clear" w:color="auto" w:fill="F4F7FB"/>
+            <w:vAlign w:val="top"/>
+          </w:tcPr>
+          <w:p>
+            <w:pPr>
+              <w:pStyle w:val="TableText"/>
+              <w:jc w:val="left"/>
+            </w:pPr>
+            <w:r>
+              <w:rPr>
+                <w:rStyle w:val="CodeChar"/>
+              </w:rPr>
+              <w:t xml:space="preserve">api/dsarQuickRenewal</w:t>
+            </w:r>
+            <w:r>
+              <w:t xml:space="preserve">,</w:t>
+            </w:r>
+            <w:r>
+              <w:t xml:space="preserve"> </w:t>
+            </w:r>
+            <w:r>
+              <w:rPr>
+                <w:rStyle w:val="CodeChar"/>
+              </w:rPr>
+              <w:t xml:space="preserve">unit/quickRenewal</w:t>
+            </w:r>
+          </w:p>
+        </w:tc>
+      </w:tr>
+      <w:tr>
+        <w:trPr>
+          <w:cantSplit/>
+        </w:trPr>
+        <w:tc>
+          <w:tcPr>
+            <w:tcW w:w="951" w:type="dxa"/>
+            <w:noWrap/>
+            <w:vAlign w:val="top"/>
+          </w:tcPr>
+          <w:p>
+            <w:pPr>
+              <w:pStyle w:val="TableText"/>
+              <w:jc w:val="left"/>
+            </w:pPr>
+            <w:r>
+              <w:t xml:space="preserve">TC-202</w:t>
+            </w:r>
+          </w:p>
+        </w:tc>
+        <w:tc>
+          <w:tcPr>
+            <w:tcW w:w="2319" w:type="dxa"/>
+            <w:vAlign w:val="top"/>
+          </w:tcPr>
+          <w:p>
+            <w:pPr>
+              <w:pStyle w:val="TableText"/>
+              <w:jc w:val="left"/>
+            </w:pPr>
+            <w:r>
+              <w:t xml:space="preserve">Home shows eligibility after vehicle confirmation</w:t>
+            </w:r>
+          </w:p>
+        </w:tc>
+        <w:tc>
+          <w:tcPr>
+            <w:tcW w:w="2950" w:type="dxa"/>
+            <w:vAlign w:val="top"/>
+          </w:tcPr>
+          <w:p>
+            <w:pPr>
+              <w:pStyle w:val="TableText"/>
+              <w:jc w:val="left"/>
+            </w:pPr>
+            <w:r>
+              <w:t xml:space="preserve">Renewal customer with an unconfirmed vehicle in the VETC app. Open home; ask for a quick quote; confirm use and seats; open home</w:t>
+            </w:r>
+          </w:p>
+        </w:tc>
+        <w:tc>
+          <w:tcPr>
+            <w:tcW w:w="3161" w:type="dxa"/>
+            <w:vAlign w:val="top"/>
+          </w:tcPr>
+          <w:p>
+            <w:pPr>
+              <w:pStyle w:val="TableText"/>
+              <w:jc w:val="left"/>
+            </w:pPr>
+            <w:r>
+              <w:t xml:space="preserve">First: not eligible,</w:t>
+            </w:r>
+            <w:r>
+              <w:t xml:space="preserve"> </w:t>
+            </w:r>
+            <w:r>
+              <w:t xml:space="preserve">“</w:t>
+            </w:r>
+            <w:r>
+              <w:t xml:space="preserve">Cần xác nhận thông tin xe</w:t>
+            </w:r>
+            <w:r>
+              <w:t xml:space="preserve">”</w:t>
+            </w:r>
+            <w:r>
+              <w:t xml:space="preserve">; quick quote 422; other home fields unchanged. After confirmation: eligible, TNDS for one year</w:t>
+            </w:r>
+          </w:p>
+        </w:tc>
+        <w:tc>
+          <w:tcPr>
+            <w:tcW w:w="1628" w:type="dxa"/>
+            <w:vAlign w:val="top"/>
+          </w:tcPr>
+          <w:p>
+            <w:pPr>
+              <w:pStyle w:val="TableText"/>
+              <w:jc w:val="left"/>
+            </w:pPr>
+            <w:r>
+              <w:t xml:space="preserve">API · P1</w:t>
+            </w:r>
+          </w:p>
+        </w:tc>
+        <w:tc>
+          <w:tcPr>
+            <w:tcW w:w="2950" w:type="dxa"/>
+            <w:vAlign w:val="top"/>
+          </w:tcPr>
+          <w:p>
+            <w:pPr>
+              <w:pStyle w:val="TableText"/>
+              <w:jc w:val="left"/>
+            </w:pPr>
+            <w:r>
+              <w:rPr>
+                <w:rStyle w:val="CodeChar"/>
+              </w:rPr>
+              <w:t xml:space="preserve">api/dsarQuickRenewal</w:t>
+            </w:r>
+          </w:p>
+        </w:tc>
+      </w:tr>
+      <w:tr>
+        <w:trPr>
+          <w:cantSplit/>
+        </w:trPr>
+        <w:tc>
+          <w:tcPr>
+            <w:tcW w:w="951" w:type="dxa"/>
+            <w:shd w:val="clear" w:color="auto" w:fill="F4F7FB"/>
+            <w:noWrap/>
+            <w:vAlign w:val="top"/>
+          </w:tcPr>
+          <w:p>
+            <w:pPr>
+              <w:pStyle w:val="TableText"/>
+              <w:jc w:val="left"/>
+            </w:pPr>
+            <w:r>
+              <w:t xml:space="preserve">TC-203</w:t>
+            </w:r>
+          </w:p>
+        </w:tc>
+        <w:tc>
+          <w:tcPr>
+            <w:tcW w:w="2319" w:type="dxa"/>
+            <w:shd w:val="clear" w:color="auto" w:fill="F4F7FB"/>
+            <w:vAlign w:val="top"/>
+          </w:tcPr>
+          <w:p>
+            <w:pPr>
+              <w:pStyle w:val="TableText"/>
+              <w:jc w:val="left"/>
+            </w:pPr>
+            <w:r>
+              <w:t xml:space="preserve">Quick renewal in 3 steps</w:t>
+            </w:r>
+          </w:p>
+        </w:tc>
+        <w:tc>
+          <w:tcPr>
+            <w:tcW w:w="2950" w:type="dxa"/>
+            <w:shd w:val="clear" w:color="auto" w:fill="F4F7FB"/>
+            <w:vAlign w:val="top"/>
+          </w:tcPr>
+          <w:p>
+            <w:pPr>
+              <w:pStyle w:val="TableText"/>
+              <w:jc w:val="left"/>
+            </w:pPr>
+            <w:r>
+              <w:t xml:space="preserve">After TC-202. Open quick renewal (the client also asks for physical damage cover); tick the declaration; pay with an</w:t>
+            </w:r>
+            <w:r>
+              <w:t xml:space="preserve"> </w:t>
+            </w:r>
+            <w:r>
+              <w:rPr>
+                <w:rStyle w:val="CodeChar"/>
+              </w:rPr>
+              <w:t xml:space="preserve">Idempotency-Key</w:t>
+            </w:r>
+            <w:r>
+              <w:t xml:space="preserve">; retry the same key</w:t>
+            </w:r>
+          </w:p>
+        </w:tc>
+        <w:tc>
+          <w:tcPr>
+            <w:tcW w:w="3161" w:type="dxa"/>
+            <w:shd w:val="clear" w:color="auto" w:fill="F4F7FB"/>
+            <w:vAlign w:val="top"/>
+          </w:tcPr>
+          <w:p>
+            <w:pPr>
+              <w:pStyle w:val="TableText"/>
+              <w:jc w:val="left"/>
+            </w:pPr>
+            <w:r>
+              <w:t xml:space="preserve">Server quotes TNDS only, priced by core, journey renewal. Order completed with flow quick and one TNDS policy. Retry replays, no second debit. Home then shows already renewed</w:t>
+            </w:r>
+          </w:p>
+        </w:tc>
+        <w:tc>
+          <w:tcPr>
+            <w:tcW w:w="1628" w:type="dxa"/>
+            <w:shd w:val="clear" w:color="auto" w:fill="F4F7FB"/>
+            <w:vAlign w:val="top"/>
+          </w:tcPr>
+          <w:p>
+            <w:pPr>
+              <w:pStyle w:val="TableText"/>
+              <w:jc w:val="left"/>
+            </w:pPr>
+            <w:r>
+              <w:t xml:space="preserve">API · P1</w:t>
+            </w:r>
+          </w:p>
+        </w:tc>
+        <w:tc>
+          <w:tcPr>
+            <w:tcW w:w="2950" w:type="dxa"/>
+            <w:shd w:val="clear" w:color="auto" w:fill="F4F7FB"/>
+            <w:vAlign w:val="top"/>
+          </w:tcPr>
+          <w:p>
+            <w:pPr>
+              <w:pStyle w:val="TableText"/>
+              <w:jc w:val="left"/>
+            </w:pPr>
+            <w:r>
+              <w:rPr>
+                <w:rStyle w:val="CodeChar"/>
+              </w:rPr>
+              <w:t xml:space="preserve">api/dsarQuickRenewal</w:t>
+            </w:r>
+          </w:p>
+        </w:tc>
+      </w:tr>
+      <w:tr>
+        <w:trPr>
+          <w:cantSplit/>
+        </w:trPr>
+        <w:tc>
+          <w:tcPr>
+            <w:tcW w:w="951" w:type="dxa"/>
+            <w:noWrap/>
+            <w:vAlign w:val="top"/>
+          </w:tcPr>
+          <w:p>
+            <w:pPr>
+              <w:pStyle w:val="TableText"/>
+              <w:jc w:val="left"/>
+            </w:pPr>
+            <w:r>
+              <w:t xml:space="preserve">TC-204</w:t>
+            </w:r>
+          </w:p>
+        </w:tc>
+        <w:tc>
+          <w:tcPr>
+            <w:tcW w:w="2319" w:type="dxa"/>
+            <w:vAlign w:val="top"/>
+          </w:tcPr>
+          <w:p>
+            <w:pPr>
+              <w:pStyle w:val="TableText"/>
+              <w:jc w:val="left"/>
+            </w:pPr>
+            <w:r>
+              <w:t xml:space="preserve">Customer app offers both paths</w:t>
+            </w:r>
+          </w:p>
+        </w:tc>
+        <w:tc>
+          <w:tcPr>
+            <w:tcW w:w="2950" w:type="dxa"/>
+            <w:vAlign w:val="top"/>
+          </w:tcPr>
+          <w:p>
+            <w:pPr>
+              <w:pStyle w:val="TableText"/>
+              <w:jc w:val="left"/>
+            </w:pPr>
+            <w:r>
+              <w:t xml:space="preserve">Read the customer app screens for home and quick renewal</w:t>
+            </w:r>
+          </w:p>
+        </w:tc>
+        <w:tc>
+          <w:tcPr>
+            <w:tcW w:w="3161" w:type="dxa"/>
+            <w:vAlign w:val="top"/>
+          </w:tcPr>
+          <w:p>
+            <w:pPr>
+              <w:pStyle w:val="TableText"/>
+              <w:jc w:val="left"/>
+            </w:pPr>
+            <w:r>
+              <w:t xml:space="preserve">Home:</w:t>
+            </w:r>
+            <w:r>
+              <w:t xml:space="preserve"> </w:t>
+            </w:r>
+            <w:r>
+              <w:t xml:space="preserve">“</w:t>
+            </w:r>
+            <w:r>
+              <w:t xml:space="preserve">Gia hạn nhanh</w:t>
+            </w:r>
+            <w:r>
+              <w:t xml:space="preserve">”</w:t>
+            </w:r>
+            <w:r>
+              <w:t xml:space="preserve"> </w:t>
+            </w:r>
+            <w:r>
+              <w:t xml:space="preserve">first and</w:t>
+            </w:r>
+            <w:r>
+              <w:t xml:space="preserve"> </w:t>
+            </w:r>
+            <w:r>
+              <w:t xml:space="preserve">“</w:t>
+            </w:r>
+            <w:r>
+              <w:t xml:space="preserve">Tùy chỉnh gói bảo hiểm</w:t>
+            </w:r>
+            <w:r>
+              <w:t xml:space="preserve">”</w:t>
+            </w:r>
+            <w:r>
+              <w:t xml:space="preserve"> </w:t>
+            </w:r>
+            <w:r>
+              <w:t xml:space="preserve">for the full flow. Quick screen: one declaration tick, one</w:t>
+            </w:r>
+            <w:r>
+              <w:t xml:space="preserve"> </w:t>
+            </w:r>
+            <w:r>
+              <w:t xml:space="preserve">“</w:t>
+            </w:r>
+            <w:r>
+              <w:t xml:space="preserve">Xác nhận thanh toán</w:t>
+            </w:r>
+            <w:r>
+              <w:t xml:space="preserve">”</w:t>
+            </w:r>
+            <w:r>
+              <w:t xml:space="preserve">, no extra confirmation sheet. No co-branding;</w:t>
+            </w:r>
+            <w:r>
+              <w:t xml:space="preserve"> </w:t>
+            </w:r>
+            <w:r>
+              <w:t xml:space="preserve">“</w:t>
+            </w:r>
+            <w:r>
+              <w:t xml:space="preserve">Ví VETC</w:t>
+            </w:r>
+            <w:r>
+              <w:t xml:space="preserve">”</w:t>
+            </w:r>
+            <w:r>
+              <w:t xml:space="preserve"> </w:t>
+            </w:r>
+            <w:r>
+              <w:t xml:space="preserve">kept as the payment method</w:t>
+            </w:r>
+          </w:p>
+        </w:tc>
+        <w:tc>
+          <w:tcPr>
+            <w:tcW w:w="1628" w:type="dxa"/>
+            <w:vAlign w:val="top"/>
+          </w:tcPr>
+          <w:p>
+            <w:pPr>
+              <w:pStyle w:val="TableText"/>
+              <w:jc w:val="left"/>
+            </w:pPr>
+            <w:r>
+              <w:t xml:space="preserve">API · P2</w:t>
+            </w:r>
+          </w:p>
+        </w:tc>
+        <w:tc>
+          <w:tcPr>
+            <w:tcW w:w="2950" w:type="dxa"/>
+            <w:vAlign w:val="top"/>
+          </w:tcPr>
+          <w:p>
+            <w:pPr>
+              <w:pStyle w:val="TableText"/>
+              <w:jc w:val="left"/>
+            </w:pPr>
+            <w:r>
+              <w:rPr>
+                <w:rStyle w:val="CodeChar"/>
+              </w:rPr>
+              <w:t xml:space="preserve">api/dsarQuickRenewal</w:t>
+            </w:r>
+          </w:p>
+        </w:tc>
+      </w:tr>
+      <w:tr>
+        <w:trPr>
+          <w:cantSplit/>
+        </w:trPr>
+        <w:tc>
+          <w:tcPr>
+            <w:tcW w:w="951" w:type="dxa"/>
+            <w:shd w:val="clear" w:color="auto" w:fill="F4F7FB"/>
+            <w:noWrap/>
+            <w:vAlign w:val="top"/>
+          </w:tcPr>
+          <w:p>
+            <w:pPr>
+              <w:pStyle w:val="TableText"/>
+              <w:jc w:val="left"/>
+            </w:pPr>
+            <w:r>
+              <w:t xml:space="preserve">TC-205</w:t>
+            </w:r>
+          </w:p>
+        </w:tc>
+        <w:tc>
+          <w:tcPr>
+            <w:tcW w:w="2319" w:type="dxa"/>
+            <w:shd w:val="clear" w:color="auto" w:fill="F4F7FB"/>
+            <w:vAlign w:val="top"/>
+          </w:tcPr>
+          <w:p>
+            <w:pPr>
+              <w:pStyle w:val="TableText"/>
+              <w:jc w:val="left"/>
+            </w:pPr>
+            <w:r>
+              <w:t xml:space="preserve">Full flow still available</w:t>
+            </w:r>
+          </w:p>
+        </w:tc>
+        <w:tc>
+          <w:tcPr>
+            <w:tcW w:w="2950" w:type="dxa"/>
+            <w:shd w:val="clear" w:color="auto" w:fill="F4F7FB"/>
+            <w:vAlign w:val="top"/>
+          </w:tcPr>
+          <w:p>
+            <w:pPr>
+              <w:pStyle w:val="TableText"/>
+              <w:jc w:val="left"/>
+            </w:pPr>
+            <w:r>
+              <w:t xml:space="preserve">Eligible and not eligible customers. Choose</w:t>
+            </w:r>
+            <w:r>
+              <w:t xml:space="preserve"> </w:t>
+            </w:r>
+            <w:r>
+              <w:t xml:space="preserve">“</w:t>
+            </w:r>
+            <w:r>
+              <w:t xml:space="preserve">Tùy chỉnh gói bảo hiểm</w:t>
+            </w:r>
+            <w:r>
+              <w:t xml:space="preserve">”</w:t>
+            </w:r>
+            <w:r>
+              <w:t xml:space="preserve">; go through</w:t>
+            </w:r>
+            <w:r>
+              <w:t xml:space="preserve"> </w:t>
+            </w:r>
+            <w:r>
+              <w:t xml:space="preserve">“</w:t>
+            </w:r>
+            <w:r>
+              <w:t xml:space="preserve">Gia hạn ngay</w:t>
+            </w:r>
+            <w:r>
+              <w:t xml:space="preserve">”</w:t>
+            </w:r>
+            <w:r>
+              <w:t xml:space="preserve">,</w:t>
+            </w:r>
+            <w:r>
+              <w:t xml:space="preserve"> </w:t>
+            </w:r>
+            <w:r>
+              <w:t xml:space="preserve">“</w:t>
+            </w:r>
+            <w:r>
+              <w:t xml:space="preserve">Xem phí bảo hiểm</w:t>
+            </w:r>
+            <w:r>
+              <w:t xml:space="preserve">”</w:t>
+            </w:r>
+            <w:r>
+              <w:t xml:space="preserve">,</w:t>
+            </w:r>
+            <w:r>
+              <w:t xml:space="preserve"> </w:t>
+            </w:r>
+            <w:r>
+              <w:t xml:space="preserve">“</w:t>
+            </w:r>
+            <w:r>
+              <w:t xml:space="preserve">Tiếp tục</w:t>
+            </w:r>
+            <w:r>
+              <w:t xml:space="preserve">”</w:t>
+            </w:r>
+            <w:r>
+              <w:t xml:space="preserve">, declaration,</w:t>
+            </w:r>
+            <w:r>
+              <w:t xml:space="preserve"> </w:t>
+            </w:r>
+            <w:r>
+              <w:t xml:space="preserve">“</w:t>
+            </w:r>
+            <w:r>
+              <w:t xml:space="preserve">Thanh toán</w:t>
+            </w:r>
+            <w:r>
+              <w:t xml:space="preserve">”</w:t>
+            </w:r>
+            <w:r>
+              <w:t xml:space="preserve">,</w:t>
+            </w:r>
+            <w:r>
+              <w:t xml:space="preserve"> </w:t>
+            </w:r>
+            <w:r>
+              <w:t xml:space="preserve">“</w:t>
+            </w:r>
+            <w:r>
+              <w:t xml:space="preserve">Xác nhận thanh toán</w:t>
+            </w:r>
+            <w:r>
+              <w:t xml:space="preserve">”</w:t>
+            </w:r>
+          </w:p>
+        </w:tc>
+        <w:tc>
+          <w:tcPr>
+            <w:tcW w:w="3161" w:type="dxa"/>
+            <w:shd w:val="clear" w:color="auto" w:fill="F4F7FB"/>
+            <w:vAlign w:val="top"/>
+          </w:tcPr>
+          <w:p>
+            <w:pPr>
+              <w:pStyle w:val="TableText"/>
+              <w:jc w:val="left"/>
+            </w:pPr>
+            <w:r>
+              <w:t xml:space="preserve">Full flow in 6 steps for both; add-on covers can be chosen; a standard quote still needs products (400 without)</w:t>
+            </w:r>
+          </w:p>
+        </w:tc>
+        <w:tc>
+          <w:tcPr>
+            <w:tcW w:w="1628" w:type="dxa"/>
+            <w:shd w:val="clear" w:color="auto" w:fill="F4F7FB"/>
+            <w:vAlign w:val="top"/>
+          </w:tcPr>
+          <w:p>
+            <w:pPr>
+              <w:pStyle w:val="TableText"/>
+              <w:jc w:val="left"/>
+            </w:pPr>
+            <w:r>
+              <w:t xml:space="preserve">UI · P1</w:t>
+            </w:r>
+          </w:p>
+        </w:tc>
+        <w:tc>
+          <w:tcPr>
+            <w:tcW w:w="2950" w:type="dxa"/>
+            <w:shd w:val="clear" w:color="auto" w:fill="F4F7FB"/>
+            <w:vAlign w:val="top"/>
+          </w:tcPr>
+          <w:p>
+            <w:pPr>
+              <w:pStyle w:val="TableText"/>
+              <w:jc w:val="left"/>
+            </w:pPr>
+            <w:r>
+              <w:t xml:space="preserve">Manual;</w:t>
+            </w:r>
+            <w:r>
+              <w:t xml:space="preserve"> </w:t>
+            </w:r>
+            <w:r>
+              <w:rPr>
+                <w:rStyle w:val="CodeChar"/>
+              </w:rPr>
+              <w:t xml:space="preserve">api/dsarQuickRenewal</w:t>
+            </w:r>
+            <w:r>
+              <w:t xml:space="preserve"> </w:t>
+            </w:r>
+            <w:r>
+              <w:t xml:space="preserve">(standard quote)</w:t>
+            </w:r>
+          </w:p>
+        </w:tc>
+      </w:tr>
+    </w:tbl>
+    <w:p>
+      <w:pPr>
         <w:spacing w:before="0" w:after="0" w:line="20" w:lineRule="exact"/>
         <w:rPr>
           <w:sz w:val="2"/>
@@ -32287,7 +35582,7 @@
           <w:spacing w:val="0"/>
         </w:rPr>
       </w:pPr>
-      <w:bookmarkStart w:id="29" w:name="_Toc300000025"/>
+      <w:bookmarkStart w:id="30" w:name="_Toc300000026"/>
       <w:r>
         <w:rPr>
           <w:rStyle w:val="BookTitle"/>
@@ -32298,7 +35593,7 @@
         </w:rPr>
         <w:t xml:space="preserve">Traceability</w:t>
       </w:r>
-      <w:bookmarkEnd w:id="29"/>
+      <w:bookmarkEnd w:id="30"/>
     </w:p>
     <w:tbl>
       <w:tblPr>
@@ -32323,8 +35618,8 @@
         <w:tblLook w:val="04A0" w:firstRow="1" w:lastRow="0" w:firstColumn="0" w:lastColumn="0" w:noHBand="0" w:noVBand="1"/>
       </w:tblPr>
       <w:tblGrid>
-        <w:gridCol w:w="4140"/>
-        <w:gridCol w:w="4887"/>
+        <w:gridCol w:w="4227"/>
+        <w:gridCol w:w="4800"/>
       </w:tblGrid>
       <w:tr>
         <w:trPr>
@@ -32333,7 +35628,7 @@
         </w:trPr>
         <w:tc>
           <w:tcPr>
-            <w:tcW w:w="4140" w:type="dxa"/>
+            <w:tcW w:w="4227" w:type="dxa"/>
             <w:shd w:val="clear" w:color="auto" w:fill="0F4761"/>
             <w:vAlign w:val="center"/>
           </w:tcPr>
@@ -32352,7 +35647,7 @@
         </w:tc>
         <w:tc>
           <w:tcPr>
-            <w:tcW w:w="4887" w:type="dxa"/>
+            <w:tcW w:w="4800" w:type="dxa"/>
             <w:shd w:val="clear" w:color="auto" w:fill="0F4761"/>
             <w:vAlign w:val="center"/>
           </w:tcPr>
@@ -32376,7 +35671,7 @@
         </w:trPr>
         <w:tc>
           <w:tcPr>
-            <w:tcW w:w="4140" w:type="dxa"/>
+            <w:tcW w:w="4227" w:type="dxa"/>
             <w:vAlign w:val="top"/>
           </w:tcPr>
           <w:p>
@@ -32391,7 +35686,7 @@
         </w:tc>
         <w:tc>
           <w:tcPr>
-            <w:tcW w:w="4887" w:type="dxa"/>
+            <w:tcW w:w="4800" w:type="dxa"/>
             <w:vAlign w:val="top"/>
           </w:tcPr>
           <w:p>
@@ -32411,7 +35706,7 @@
         </w:trPr>
         <w:tc>
           <w:tcPr>
-            <w:tcW w:w="4140" w:type="dxa"/>
+            <w:tcW w:w="4227" w:type="dxa"/>
             <w:shd w:val="clear" w:color="auto" w:fill="F4F7FB"/>
             <w:vAlign w:val="top"/>
           </w:tcPr>
@@ -32427,7 +35722,7 @@
         </w:tc>
         <w:tc>
           <w:tcPr>
-            <w:tcW w:w="4887" w:type="dxa"/>
+            <w:tcW w:w="4800" w:type="dxa"/>
             <w:shd w:val="clear" w:color="auto" w:fill="F4F7FB"/>
             <w:vAlign w:val="top"/>
           </w:tcPr>
@@ -32448,7 +35743,7 @@
         </w:trPr>
         <w:tc>
           <w:tcPr>
-            <w:tcW w:w="4140" w:type="dxa"/>
+            <w:tcW w:w="4227" w:type="dxa"/>
             <w:vAlign w:val="top"/>
           </w:tcPr>
           <w:p>
@@ -32463,7 +35758,7 @@
         </w:tc>
         <w:tc>
           <w:tcPr>
-            <w:tcW w:w="4887" w:type="dxa"/>
+            <w:tcW w:w="4800" w:type="dxa"/>
             <w:vAlign w:val="top"/>
           </w:tcPr>
           <w:p>
@@ -32483,7 +35778,7 @@
         </w:trPr>
         <w:tc>
           <w:tcPr>
-            <w:tcW w:w="4140" w:type="dxa"/>
+            <w:tcW w:w="4227" w:type="dxa"/>
             <w:shd w:val="clear" w:color="auto" w:fill="F4F7FB"/>
             <w:vAlign w:val="top"/>
           </w:tcPr>
@@ -32499,7 +35794,7 @@
         </w:tc>
         <w:tc>
           <w:tcPr>
-            <w:tcW w:w="4887" w:type="dxa"/>
+            <w:tcW w:w="4800" w:type="dxa"/>
             <w:shd w:val="clear" w:color="auto" w:fill="F4F7FB"/>
             <w:vAlign w:val="top"/>
           </w:tcPr>
@@ -32520,7 +35815,7 @@
         </w:trPr>
         <w:tc>
           <w:tcPr>
-            <w:tcW w:w="4140" w:type="dxa"/>
+            <w:tcW w:w="4227" w:type="dxa"/>
             <w:vAlign w:val="top"/>
           </w:tcPr>
           <w:p>
@@ -32535,7 +35830,7 @@
         </w:tc>
         <w:tc>
           <w:tcPr>
-            <w:tcW w:w="4887" w:type="dxa"/>
+            <w:tcW w:w="4800" w:type="dxa"/>
             <w:vAlign w:val="top"/>
           </w:tcPr>
           <w:p>
@@ -32555,33 +35850,33 @@
         </w:trPr>
         <w:tc>
           <w:tcPr>
-            <w:tcW w:w="4140" w:type="dxa"/>
-            <w:shd w:val="clear" w:color="auto" w:fill="F4F7FB"/>
-            <w:vAlign w:val="top"/>
-          </w:tcPr>
-          <w:p>
-            <w:pPr>
-              <w:pStyle w:val="TableText"/>
-              <w:jc w:val="left"/>
-            </w:pPr>
-            <w:r>
-              <w:t xml:space="preserve">Governance, partners, claims and operations</w:t>
-            </w:r>
-          </w:p>
-        </w:tc>
-        <w:tc>
-          <w:tcPr>
-            <w:tcW w:w="4887" w:type="dxa"/>
-            <w:shd w:val="clear" w:color="auto" w:fill="F4F7FB"/>
-            <w:vAlign w:val="top"/>
-          </w:tcPr>
-          <w:p>
-            <w:pPr>
-              <w:pStyle w:val="TableText"/>
-              <w:jc w:val="left"/>
-            </w:pPr>
-            <w:r>
-              <w:t xml:space="preserve">TC-081 to TC-107, TC-113 to TC-116, TC-155, TC-161, TC-164</w:t>
+            <w:tcW w:w="4227" w:type="dxa"/>
+            <w:shd w:val="clear" w:color="auto" w:fill="F4F7FB"/>
+            <w:vAlign w:val="top"/>
+          </w:tcPr>
+          <w:p>
+            <w:pPr>
+              <w:pStyle w:val="TableText"/>
+              <w:jc w:val="left"/>
+            </w:pPr>
+            <w:r>
+              <w:t xml:space="preserve">Data requests register (FR-118, US-078)</w:t>
+            </w:r>
+          </w:p>
+        </w:tc>
+        <w:tc>
+          <w:tcPr>
+            <w:tcW w:w="4800" w:type="dxa"/>
+            <w:shd w:val="clear" w:color="auto" w:fill="F4F7FB"/>
+            <w:vAlign w:val="top"/>
+          </w:tcPr>
+          <w:p>
+            <w:pPr>
+              <w:pStyle w:val="TableText"/>
+              <w:jc w:val="left"/>
+            </w:pPr>
+            <w:r>
+              <w:t xml:space="preserve">TC-105 to TC-107, TC-184 to TC-196</w:t>
             </w:r>
           </w:p>
         </w:tc>
@@ -32592,7 +35887,79 @@
         </w:trPr>
         <w:tc>
           <w:tcPr>
-            <w:tcW w:w="4140" w:type="dxa"/>
+            <w:tcW w:w="4227" w:type="dxa"/>
+            <w:vAlign w:val="top"/>
+          </w:tcPr>
+          <w:p>
+            <w:pPr>
+              <w:pStyle w:val="TableText"/>
+              <w:jc w:val="left"/>
+            </w:pPr>
+            <w:r>
+              <w:t xml:space="preserve">Quick renewal (FR-119, US-079, NFR-035)</w:t>
+            </w:r>
+          </w:p>
+        </w:tc>
+        <w:tc>
+          <w:tcPr>
+            <w:tcW w:w="4800" w:type="dxa"/>
+            <w:vAlign w:val="top"/>
+          </w:tcPr>
+          <w:p>
+            <w:pPr>
+              <w:pStyle w:val="TableText"/>
+              <w:jc w:val="left"/>
+            </w:pPr>
+            <w:r>
+              <w:t xml:space="preserve">TC-197 to TC-205</w:t>
+            </w:r>
+          </w:p>
+        </w:tc>
+      </w:tr>
+      <w:tr>
+        <w:trPr>
+          <w:cantSplit/>
+        </w:trPr>
+        <w:tc>
+          <w:tcPr>
+            <w:tcW w:w="4227" w:type="dxa"/>
+            <w:shd w:val="clear" w:color="auto" w:fill="F4F7FB"/>
+            <w:vAlign w:val="top"/>
+          </w:tcPr>
+          <w:p>
+            <w:pPr>
+              <w:pStyle w:val="TableText"/>
+              <w:jc w:val="left"/>
+            </w:pPr>
+            <w:r>
+              <w:t xml:space="preserve">Governance, partners, claims and operations</w:t>
+            </w:r>
+          </w:p>
+        </w:tc>
+        <w:tc>
+          <w:tcPr>
+            <w:tcW w:w="4800" w:type="dxa"/>
+            <w:shd w:val="clear" w:color="auto" w:fill="F4F7FB"/>
+            <w:vAlign w:val="top"/>
+          </w:tcPr>
+          <w:p>
+            <w:pPr>
+              <w:pStyle w:val="TableText"/>
+              <w:jc w:val="left"/>
+            </w:pPr>
+            <w:r>
+              <w:t xml:space="preserve">TC-081 to TC-107, TC-113 to TC-116, TC-155, TC-161, TC-164</w:t>
+            </w:r>
+          </w:p>
+        </w:tc>
+      </w:tr>
+      <w:tr>
+        <w:trPr>
+          <w:cantSplit/>
+        </w:trPr>
+        <w:tc>
+          <w:tcPr>
+            <w:tcW w:w="4227" w:type="dxa"/>
             <w:vAlign w:val="top"/>
           </w:tcPr>
           <w:p>
@@ -32607,7 +35974,7 @@
         </w:tc>
         <w:tc>
           <w:tcPr>
-            <w:tcW w:w="4887" w:type="dxa"/>
+            <w:tcW w:w="4800" w:type="dxa"/>
             <w:vAlign w:val="top"/>
           </w:tcPr>
           <w:p>
@@ -32668,7 +36035,7 @@
           <w:spacing w:val="0"/>
         </w:rPr>
       </w:pPr>
-      <w:bookmarkStart w:id="30" w:name="_Toc300000026"/>
+      <w:bookmarkStart w:id="31" w:name="_Toc300000027"/>
       <w:r>
         <w:rPr>
           <w:rStyle w:val="BookTitle"/>
@@ -32679,17 +36046,17 @@
         </w:rPr>
         <w:t xml:space="preserve">Appendix</w:t>
       </w:r>
-      <w:bookmarkEnd w:id="30"/>
+      <w:bookmarkEnd w:id="31"/>
     </w:p>
     <w:p>
       <w:pPr>
         <w:pStyle w:val="Heading2"/>
       </w:pPr>
-      <w:bookmarkStart w:id="31" w:name="_Toc300000027"/>
+      <w:bookmarkStart w:id="32" w:name="_Toc300000028"/>
       <w:r>
         <w:t xml:space="preserve">Cases by module</w:t>
       </w:r>
-      <w:bookmarkEnd w:id="31"/>
+      <w:bookmarkEnd w:id="32"/>
     </w:p>
     <w:tbl>
       <w:tblPr>
@@ -32714,9 +36081,9 @@
         <w:tblLook w:val="04A0" w:firstRow="1" w:lastRow="0" w:firstColumn="0" w:lastColumn="0" w:noHBand="0" w:noVBand="1"/>
       </w:tblPr>
       <w:tblGrid>
-        <w:gridCol w:w="5216"/>
-        <w:gridCol w:w="2915"/>
-        <w:gridCol w:w="896"/>
+        <w:gridCol w:w="5148"/>
+        <w:gridCol w:w="2976"/>
+        <w:gridCol w:w="903"/>
       </w:tblGrid>
       <w:tr>
         <w:trPr>
@@ -32725,7 +36092,7 @@
         </w:trPr>
         <w:tc>
           <w:tcPr>
-            <w:tcW w:w="5216" w:type="dxa"/>
+            <w:tcW w:w="5148" w:type="dxa"/>
             <w:shd w:val="clear" w:color="auto" w:fill="0F4761"/>
             <w:vAlign w:val="center"/>
           </w:tcPr>
@@ -32744,7 +36111,7 @@
         </w:tc>
         <w:tc>
           <w:tcPr>
-            <w:tcW w:w="2915" w:type="dxa"/>
+            <w:tcW w:w="2976" w:type="dxa"/>
             <w:shd w:val="clear" w:color="auto" w:fill="0F4761"/>
             <w:vAlign w:val="center"/>
           </w:tcPr>
@@ -32763,7 +36130,7 @@
         </w:tc>
         <w:tc>
           <w:tcPr>
-            <w:tcW w:w="896" w:type="dxa"/>
+            <w:tcW w:w="903" w:type="dxa"/>
             <w:shd w:val="clear" w:color="auto" w:fill="0F4761"/>
             <w:vAlign w:val="center"/>
           </w:tcPr>
@@ -32787,7 +36154,7 @@
         </w:trPr>
         <w:tc>
           <w:tcPr>
-            <w:tcW w:w="5216" w:type="dxa"/>
+            <w:tcW w:w="5148" w:type="dxa"/>
             <w:vAlign w:val="top"/>
           </w:tcPr>
           <w:p>
@@ -32802,7 +36169,7 @@
         </w:tc>
         <w:tc>
           <w:tcPr>
-            <w:tcW w:w="2915" w:type="dxa"/>
+            <w:tcW w:w="2976" w:type="dxa"/>
             <w:vAlign w:val="top"/>
           </w:tcPr>
           <w:p>
@@ -32817,7 +36184,7 @@
         </w:tc>
         <w:tc>
           <w:tcPr>
-            <w:tcW w:w="896" w:type="dxa"/>
+            <w:tcW w:w="903" w:type="dxa"/>
             <w:vAlign w:val="top"/>
           </w:tcPr>
           <w:p>
@@ -32837,7 +36204,7 @@
         </w:trPr>
         <w:tc>
           <w:tcPr>
-            <w:tcW w:w="5216" w:type="dxa"/>
+            <w:tcW w:w="5148" w:type="dxa"/>
             <w:shd w:val="clear" w:color="auto" w:fill="F4F7FB"/>
             <w:vAlign w:val="top"/>
           </w:tcPr>
@@ -32853,7 +36220,7 @@
         </w:tc>
         <w:tc>
           <w:tcPr>
-            <w:tcW w:w="2915" w:type="dxa"/>
+            <w:tcW w:w="2976" w:type="dxa"/>
             <w:shd w:val="clear" w:color="auto" w:fill="F4F7FB"/>
             <w:vAlign w:val="top"/>
           </w:tcPr>
@@ -32869,7 +36236,7 @@
         </w:tc>
         <w:tc>
           <w:tcPr>
-            <w:tcW w:w="896" w:type="dxa"/>
+            <w:tcW w:w="903" w:type="dxa"/>
             <w:shd w:val="clear" w:color="auto" w:fill="F4F7FB"/>
             <w:vAlign w:val="top"/>
           </w:tcPr>
@@ -32890,7 +36257,7 @@
         </w:trPr>
         <w:tc>
           <w:tcPr>
-            <w:tcW w:w="5216" w:type="dxa"/>
+            <w:tcW w:w="5148" w:type="dxa"/>
             <w:vAlign w:val="top"/>
           </w:tcPr>
           <w:p>
@@ -32905,7 +36272,7 @@
         </w:tc>
         <w:tc>
           <w:tcPr>
-            <w:tcW w:w="2915" w:type="dxa"/>
+            <w:tcW w:w="2976" w:type="dxa"/>
             <w:vAlign w:val="top"/>
           </w:tcPr>
           <w:p>
@@ -32920,7 +36287,7 @@
         </w:tc>
         <w:tc>
           <w:tcPr>
-            <w:tcW w:w="896" w:type="dxa"/>
+            <w:tcW w:w="903" w:type="dxa"/>
             <w:vAlign w:val="top"/>
           </w:tcPr>
           <w:p>
@@ -32940,7 +36307,7 @@
         </w:trPr>
         <w:tc>
           <w:tcPr>
-            <w:tcW w:w="5216" w:type="dxa"/>
+            <w:tcW w:w="5148" w:type="dxa"/>
             <w:shd w:val="clear" w:color="auto" w:fill="F4F7FB"/>
             <w:vAlign w:val="top"/>
           </w:tcPr>
@@ -32956,7 +36323,7 @@
         </w:tc>
         <w:tc>
           <w:tcPr>
-            <w:tcW w:w="2915" w:type="dxa"/>
+            <w:tcW w:w="2976" w:type="dxa"/>
             <w:shd w:val="clear" w:color="auto" w:fill="F4F7FB"/>
             <w:vAlign w:val="top"/>
           </w:tcPr>
@@ -32972,7 +36339,7 @@
         </w:tc>
         <w:tc>
           <w:tcPr>
-            <w:tcW w:w="896" w:type="dxa"/>
+            <w:tcW w:w="903" w:type="dxa"/>
             <w:shd w:val="clear" w:color="auto" w:fill="F4F7FB"/>
             <w:vAlign w:val="top"/>
           </w:tcPr>
@@ -32993,7 +36360,7 @@
         </w:trPr>
         <w:tc>
           <w:tcPr>
-            <w:tcW w:w="5216" w:type="dxa"/>
+            <w:tcW w:w="5148" w:type="dxa"/>
             <w:vAlign w:val="top"/>
           </w:tcPr>
           <w:p>
@@ -33008,7 +36375,7 @@
         </w:tc>
         <w:tc>
           <w:tcPr>
-            <w:tcW w:w="2915" w:type="dxa"/>
+            <w:tcW w:w="2976" w:type="dxa"/>
             <w:vAlign w:val="top"/>
           </w:tcPr>
           <w:p>
@@ -33023,7 +36390,7 @@
         </w:tc>
         <w:tc>
           <w:tcPr>
-            <w:tcW w:w="896" w:type="dxa"/>
+            <w:tcW w:w="903" w:type="dxa"/>
             <w:vAlign w:val="top"/>
           </w:tcPr>
           <w:p>
@@ -33043,7 +36410,7 @@
         </w:trPr>
         <w:tc>
           <w:tcPr>
-            <w:tcW w:w="5216" w:type="dxa"/>
+            <w:tcW w:w="5148" w:type="dxa"/>
             <w:shd w:val="clear" w:color="auto" w:fill="F4F7FB"/>
             <w:vAlign w:val="top"/>
           </w:tcPr>
@@ -33059,7 +36426,7 @@
         </w:tc>
         <w:tc>
           <w:tcPr>
-            <w:tcW w:w="2915" w:type="dxa"/>
+            <w:tcW w:w="2976" w:type="dxa"/>
             <w:shd w:val="clear" w:color="auto" w:fill="F4F7FB"/>
             <w:vAlign w:val="top"/>
           </w:tcPr>
@@ -33075,7 +36442,7 @@
         </w:tc>
         <w:tc>
           <w:tcPr>
-            <w:tcW w:w="896" w:type="dxa"/>
+            <w:tcW w:w="903" w:type="dxa"/>
             <w:shd w:val="clear" w:color="auto" w:fill="F4F7FB"/>
             <w:vAlign w:val="top"/>
           </w:tcPr>
@@ -33096,7 +36463,7 @@
         </w:trPr>
         <w:tc>
           <w:tcPr>
-            <w:tcW w:w="5216" w:type="dxa"/>
+            <w:tcW w:w="5148" w:type="dxa"/>
             <w:vAlign w:val="top"/>
           </w:tcPr>
           <w:p>
@@ -33111,7 +36478,7 @@
         </w:tc>
         <w:tc>
           <w:tcPr>
-            <w:tcW w:w="2915" w:type="dxa"/>
+            <w:tcW w:w="2976" w:type="dxa"/>
             <w:vAlign w:val="top"/>
           </w:tcPr>
           <w:p>
@@ -33126,7 +36493,7 @@
         </w:tc>
         <w:tc>
           <w:tcPr>
-            <w:tcW w:w="896" w:type="dxa"/>
+            <w:tcW w:w="903" w:type="dxa"/>
             <w:vAlign w:val="top"/>
           </w:tcPr>
           <w:p>
@@ -33146,7 +36513,7 @@
         </w:trPr>
         <w:tc>
           <w:tcPr>
-            <w:tcW w:w="5216" w:type="dxa"/>
+            <w:tcW w:w="5148" w:type="dxa"/>
             <w:shd w:val="clear" w:color="auto" w:fill="F4F7FB"/>
             <w:vAlign w:val="top"/>
           </w:tcPr>
@@ -33162,7 +36529,7 @@
         </w:tc>
         <w:tc>
           <w:tcPr>
-            <w:tcW w:w="2915" w:type="dxa"/>
+            <w:tcW w:w="2976" w:type="dxa"/>
             <w:shd w:val="clear" w:color="auto" w:fill="F4F7FB"/>
             <w:vAlign w:val="top"/>
           </w:tcPr>
@@ -33178,7 +36545,7 @@
         </w:tc>
         <w:tc>
           <w:tcPr>
-            <w:tcW w:w="896" w:type="dxa"/>
+            <w:tcW w:w="903" w:type="dxa"/>
             <w:shd w:val="clear" w:color="auto" w:fill="F4F7FB"/>
             <w:vAlign w:val="top"/>
           </w:tcPr>
@@ -33199,7 +36566,7 @@
         </w:trPr>
         <w:tc>
           <w:tcPr>
-            <w:tcW w:w="5216" w:type="dxa"/>
+            <w:tcW w:w="5148" w:type="dxa"/>
             <w:vAlign w:val="top"/>
           </w:tcPr>
           <w:p>
@@ -33214,7 +36581,7 @@
         </w:tc>
         <w:tc>
           <w:tcPr>
-            <w:tcW w:w="2915" w:type="dxa"/>
+            <w:tcW w:w="2976" w:type="dxa"/>
             <w:vAlign w:val="top"/>
           </w:tcPr>
           <w:p>
@@ -33229,7 +36596,7 @@
         </w:tc>
         <w:tc>
           <w:tcPr>
-            <w:tcW w:w="896" w:type="dxa"/>
+            <w:tcW w:w="903" w:type="dxa"/>
             <w:vAlign w:val="top"/>
           </w:tcPr>
           <w:p>
@@ -33249,7 +36616,7 @@
         </w:trPr>
         <w:tc>
           <w:tcPr>
-            <w:tcW w:w="5216" w:type="dxa"/>
+            <w:tcW w:w="5148" w:type="dxa"/>
             <w:shd w:val="clear" w:color="auto" w:fill="F4F7FB"/>
             <w:vAlign w:val="top"/>
           </w:tcPr>
@@ -33265,7 +36632,7 @@
         </w:tc>
         <w:tc>
           <w:tcPr>
-            <w:tcW w:w="2915" w:type="dxa"/>
+            <w:tcW w:w="2976" w:type="dxa"/>
             <w:shd w:val="clear" w:color="auto" w:fill="F4F7FB"/>
             <w:vAlign w:val="top"/>
           </w:tcPr>
@@ -33281,7 +36648,7 @@
         </w:tc>
         <w:tc>
           <w:tcPr>
-            <w:tcW w:w="896" w:type="dxa"/>
+            <w:tcW w:w="903" w:type="dxa"/>
             <w:shd w:val="clear" w:color="auto" w:fill="F4F7FB"/>
             <w:vAlign w:val="top"/>
           </w:tcPr>
@@ -33302,7 +36669,7 @@
         </w:trPr>
         <w:tc>
           <w:tcPr>
-            <w:tcW w:w="5216" w:type="dxa"/>
+            <w:tcW w:w="5148" w:type="dxa"/>
             <w:vAlign w:val="top"/>
           </w:tcPr>
           <w:p>
@@ -33317,7 +36684,7 @@
         </w:tc>
         <w:tc>
           <w:tcPr>
-            <w:tcW w:w="2915" w:type="dxa"/>
+            <w:tcW w:w="2976" w:type="dxa"/>
             <w:vAlign w:val="top"/>
           </w:tcPr>
           <w:p>
@@ -33332,7 +36699,7 @@
         </w:tc>
         <w:tc>
           <w:tcPr>
-            <w:tcW w:w="896" w:type="dxa"/>
+            <w:tcW w:w="903" w:type="dxa"/>
             <w:vAlign w:val="top"/>
           </w:tcPr>
           <w:p>
@@ -33352,7 +36719,7 @@
         </w:trPr>
         <w:tc>
           <w:tcPr>
-            <w:tcW w:w="5216" w:type="dxa"/>
+            <w:tcW w:w="5148" w:type="dxa"/>
             <w:shd w:val="clear" w:color="auto" w:fill="F4F7FB"/>
             <w:vAlign w:val="top"/>
           </w:tcPr>
@@ -33368,7 +36735,7 @@
         </w:tc>
         <w:tc>
           <w:tcPr>
-            <w:tcW w:w="2915" w:type="dxa"/>
+            <w:tcW w:w="2976" w:type="dxa"/>
             <w:shd w:val="clear" w:color="auto" w:fill="F4F7FB"/>
             <w:vAlign w:val="top"/>
           </w:tcPr>
@@ -33384,7 +36751,7 @@
         </w:tc>
         <w:tc>
           <w:tcPr>
-            <w:tcW w:w="896" w:type="dxa"/>
+            <w:tcW w:w="903" w:type="dxa"/>
             <w:shd w:val="clear" w:color="auto" w:fill="F4F7FB"/>
             <w:vAlign w:val="top"/>
           </w:tcPr>
@@ -33405,7 +36772,7 @@
         </w:trPr>
         <w:tc>
           <w:tcPr>
-            <w:tcW w:w="5216" w:type="dxa"/>
+            <w:tcW w:w="5148" w:type="dxa"/>
             <w:vAlign w:val="top"/>
           </w:tcPr>
           <w:p>
@@ -33420,7 +36787,7 @@
         </w:tc>
         <w:tc>
           <w:tcPr>
-            <w:tcW w:w="2915" w:type="dxa"/>
+            <w:tcW w:w="2976" w:type="dxa"/>
             <w:vAlign w:val="top"/>
           </w:tcPr>
           <w:p>
@@ -33435,7 +36802,7 @@
         </w:tc>
         <w:tc>
           <w:tcPr>
-            <w:tcW w:w="896" w:type="dxa"/>
+            <w:tcW w:w="903" w:type="dxa"/>
             <w:vAlign w:val="top"/>
           </w:tcPr>
           <w:p>
@@ -33455,7 +36822,7 @@
         </w:trPr>
         <w:tc>
           <w:tcPr>
-            <w:tcW w:w="5216" w:type="dxa"/>
+            <w:tcW w:w="5148" w:type="dxa"/>
             <w:shd w:val="clear" w:color="auto" w:fill="F4F7FB"/>
             <w:vAlign w:val="top"/>
           </w:tcPr>
@@ -33471,7 +36838,7 @@
         </w:tc>
         <w:tc>
           <w:tcPr>
-            <w:tcW w:w="2915" w:type="dxa"/>
+            <w:tcW w:w="2976" w:type="dxa"/>
             <w:shd w:val="clear" w:color="auto" w:fill="F4F7FB"/>
             <w:vAlign w:val="top"/>
           </w:tcPr>
@@ -33487,7 +36854,7 @@
         </w:tc>
         <w:tc>
           <w:tcPr>
-            <w:tcW w:w="896" w:type="dxa"/>
+            <w:tcW w:w="903" w:type="dxa"/>
             <w:shd w:val="clear" w:color="auto" w:fill="F4F7FB"/>
             <w:vAlign w:val="top"/>
           </w:tcPr>
@@ -33508,7 +36875,7 @@
         </w:trPr>
         <w:tc>
           <w:tcPr>
-            <w:tcW w:w="5216" w:type="dxa"/>
+            <w:tcW w:w="5148" w:type="dxa"/>
             <w:vAlign w:val="top"/>
           </w:tcPr>
           <w:p>
@@ -33523,7 +36890,7 @@
         </w:tc>
         <w:tc>
           <w:tcPr>
-            <w:tcW w:w="2915" w:type="dxa"/>
+            <w:tcW w:w="2976" w:type="dxa"/>
             <w:vAlign w:val="top"/>
           </w:tcPr>
           <w:p>
@@ -33538,7 +36905,7 @@
         </w:tc>
         <w:tc>
           <w:tcPr>
-            <w:tcW w:w="896" w:type="dxa"/>
+            <w:tcW w:w="903" w:type="dxa"/>
             <w:vAlign w:val="top"/>
           </w:tcPr>
           <w:p>
@@ -33558,7 +36925,7 @@
         </w:trPr>
         <w:tc>
           <w:tcPr>
-            <w:tcW w:w="5216" w:type="dxa"/>
+            <w:tcW w:w="5148" w:type="dxa"/>
             <w:shd w:val="clear" w:color="auto" w:fill="F4F7FB"/>
             <w:vAlign w:val="top"/>
           </w:tcPr>
@@ -33574,7 +36941,7 @@
         </w:tc>
         <w:tc>
           <w:tcPr>
-            <w:tcW w:w="2915" w:type="dxa"/>
+            <w:tcW w:w="2976" w:type="dxa"/>
             <w:shd w:val="clear" w:color="auto" w:fill="F4F7FB"/>
             <w:vAlign w:val="top"/>
           </w:tcPr>
@@ -33590,7 +36957,7 @@
         </w:tc>
         <w:tc>
           <w:tcPr>
-            <w:tcW w:w="896" w:type="dxa"/>
+            <w:tcW w:w="903" w:type="dxa"/>
             <w:shd w:val="clear" w:color="auto" w:fill="F4F7FB"/>
             <w:vAlign w:val="top"/>
           </w:tcPr>
@@ -33611,7 +36978,7 @@
         </w:trPr>
         <w:tc>
           <w:tcPr>
-            <w:tcW w:w="5216" w:type="dxa"/>
+            <w:tcW w:w="5148" w:type="dxa"/>
             <w:vAlign w:val="top"/>
           </w:tcPr>
           <w:p>
@@ -33626,7 +36993,7 @@
         </w:tc>
         <w:tc>
           <w:tcPr>
-            <w:tcW w:w="2915" w:type="dxa"/>
+            <w:tcW w:w="2976" w:type="dxa"/>
             <w:vAlign w:val="top"/>
           </w:tcPr>
           <w:p>
@@ -33641,7 +37008,7 @@
         </w:tc>
         <w:tc>
           <w:tcPr>
-            <w:tcW w:w="896" w:type="dxa"/>
+            <w:tcW w:w="903" w:type="dxa"/>
             <w:vAlign w:val="top"/>
           </w:tcPr>
           <w:p>
@@ -33661,7 +37028,7 @@
         </w:trPr>
         <w:tc>
           <w:tcPr>
-            <w:tcW w:w="5216" w:type="dxa"/>
+            <w:tcW w:w="5148" w:type="dxa"/>
             <w:shd w:val="clear" w:color="auto" w:fill="F4F7FB"/>
             <w:vAlign w:val="top"/>
           </w:tcPr>
@@ -33677,7 +37044,7 @@
         </w:tc>
         <w:tc>
           <w:tcPr>
-            <w:tcW w:w="2915" w:type="dxa"/>
+            <w:tcW w:w="2976" w:type="dxa"/>
             <w:shd w:val="clear" w:color="auto" w:fill="F4F7FB"/>
             <w:vAlign w:val="top"/>
           </w:tcPr>
@@ -33693,7 +37060,7 @@
         </w:tc>
         <w:tc>
           <w:tcPr>
-            <w:tcW w:w="896" w:type="dxa"/>
+            <w:tcW w:w="903" w:type="dxa"/>
             <w:shd w:val="clear" w:color="auto" w:fill="F4F7FB"/>
             <w:vAlign w:val="top"/>
           </w:tcPr>
@@ -33714,7 +37081,7 @@
         </w:trPr>
         <w:tc>
           <w:tcPr>
-            <w:tcW w:w="5216" w:type="dxa"/>
+            <w:tcW w:w="5148" w:type="dxa"/>
             <w:vAlign w:val="top"/>
           </w:tcPr>
           <w:p>
@@ -33729,7 +37096,7 @@
         </w:tc>
         <w:tc>
           <w:tcPr>
-            <w:tcW w:w="2915" w:type="dxa"/>
+            <w:tcW w:w="2976" w:type="dxa"/>
             <w:vAlign w:val="top"/>
           </w:tcPr>
           <w:p>
@@ -33744,7 +37111,7 @@
         </w:tc>
         <w:tc>
           <w:tcPr>
-            <w:tcW w:w="896" w:type="dxa"/>
+            <w:tcW w:w="903" w:type="dxa"/>
             <w:vAlign w:val="top"/>
           </w:tcPr>
           <w:p>
@@ -33754,6 +37121,109 @@
             </w:pPr>
             <w:r>
               <w:t xml:space="preserve">3</w:t>
+            </w:r>
+          </w:p>
+        </w:tc>
+      </w:tr>
+      <w:tr>
+        <w:trPr>
+          <w:cantSplit/>
+        </w:trPr>
+        <w:tc>
+          <w:tcPr>
+            <w:tcW w:w="5148" w:type="dxa"/>
+            <w:shd w:val="clear" w:color="auto" w:fill="F4F7FB"/>
+            <w:vAlign w:val="top"/>
+          </w:tcPr>
+          <w:p>
+            <w:pPr>
+              <w:pStyle w:val="TableText"/>
+              <w:jc w:val="left"/>
+            </w:pPr>
+            <w:r>
+              <w:t xml:space="preserve">Data requests and quick renewal</w:t>
+            </w:r>
+          </w:p>
+        </w:tc>
+        <w:tc>
+          <w:tcPr>
+            <w:tcW w:w="2976" w:type="dxa"/>
+            <w:shd w:val="clear" w:color="auto" w:fill="F4F7FB"/>
+            <w:vAlign w:val="top"/>
+          </w:tcPr>
+          <w:p>
+            <w:pPr>
+              <w:pStyle w:val="TableText"/>
+              <w:jc w:val="left"/>
+            </w:pPr>
+            <w:r>
+              <w:t xml:space="preserve">TC-184 to TC-205</w:t>
+            </w:r>
+          </w:p>
+        </w:tc>
+        <w:tc>
+          <w:tcPr>
+            <w:tcW w:w="903" w:type="dxa"/>
+            <w:shd w:val="clear" w:color="auto" w:fill="F4F7FB"/>
+            <w:vAlign w:val="top"/>
+          </w:tcPr>
+          <w:p>
+            <w:pPr>
+              <w:pStyle w:val="TableText"/>
+              <w:jc w:val="left"/>
+            </w:pPr>
+            <w:r>
+              <w:t xml:space="preserve">22</w:t>
+            </w:r>
+          </w:p>
+        </w:tc>
+      </w:tr>
+      <w:tr>
+        <w:trPr>
+          <w:cantSplit/>
+        </w:trPr>
+        <w:tc>
+          <w:tcPr>
+            <w:tcW w:w="5148" w:type="dxa"/>
+            <w:vAlign w:val="top"/>
+          </w:tcPr>
+          <w:p>
+            <w:pPr>
+              <w:pStyle w:val="TableText"/>
+              <w:jc w:val="left"/>
+            </w:pPr>
+            <w:r>
+              <w:t xml:space="preserve">Total</w:t>
+            </w:r>
+          </w:p>
+        </w:tc>
+        <w:tc>
+          <w:tcPr>
+            <w:tcW w:w="2976" w:type="dxa"/>
+            <w:vAlign w:val="top"/>
+          </w:tcPr>
+          <w:p>
+            <w:pPr>
+              <w:pStyle w:val="TableText"/>
+              <w:jc w:val="left"/>
+            </w:pPr>
+            <w:r>
+              <w:t xml:space="preserve">TC-001 to TC-205, TC-080a</w:t>
+            </w:r>
+          </w:p>
+        </w:tc>
+        <w:tc>
+          <w:tcPr>
+            <w:tcW w:w="903" w:type="dxa"/>
+            <w:vAlign w:val="top"/>
+          </w:tcPr>
+          <w:p>
+            <w:pPr>
+              <w:pStyle w:val="TableText"/>
+              <w:jc w:val="left"/>
+            </w:pPr>
+            <w:r>
+              <w:t xml:space="preserve">206</w:t>
             </w:r>
           </w:p>
         </w:tc>
@@ -33763,18 +37233,18 @@
       <w:pPr>
         <w:pStyle w:val="Heading2"/>
       </w:pPr>
-      <w:bookmarkStart w:id="32" w:name="_Toc300000028"/>
+      <w:bookmarkStart w:id="33" w:name="_Toc300000029"/>
       <w:r>
         <w:t xml:space="preserve">Workbook alignment</w:t>
       </w:r>
-      <w:bookmarkEnd w:id="32"/>
+      <w:bookmarkEnd w:id="33"/>
     </w:p>
     <w:p>
       <w:pPr>
         <w:pStyle w:val="FirstParagraph"/>
       </w:pPr>
       <w:r>
-        <w:t xml:space="preserve">The workbook was regenerated from the 8 October 2026 run and holds all 184 cases (TC-001 to TC-183 and TC-080a): 157 Pass, 23 Not Run and 4 Blocked (TC-017, TC-029, TC-114, TC-155). Not Run cases wait for SIT, UAT, the NFT window or a manual check; TC-180 waits for TASCO core UAT access. TC-080a passes; it cites KI-20 for context only, because the expected behaviour (one order, no double charge) is delivered.</w:t>
+        <w:t xml:space="preserve">The workbook holds all 206 cases (TC-001 to TC-205 and TC-080a). The workbook regenerated on 8 October 2026 records 178 Pass, 24 Not Run and 4 Blocked. The Blocked cases are TC-017, TC-029, TC-114 and TC-155, each tied to an open known issue. Not Run cases wait for SIT, UAT, the NFT window or a manual check; TC-180 waits for TASCO core UAT access. TC-080a passes; it cites KI-20 for context only, because the expected behaviour (one order, no double charge) is delivered.</w:t>
       </w:r>
     </w:p>
     <w:p>
@@ -33799,7 +37269,7 @@
           <w:spacing w:val="0"/>
         </w:rPr>
       </w:pPr>
-      <w:bookmarkStart w:id="33" w:name="_Toc300000029"/>
+      <w:bookmarkStart w:id="34" w:name="_Toc300000030"/>
       <w:r>
         <w:rPr>
           <w:rStyle w:val="BookTitle"/>
@@ -33810,7 +37280,7 @@
         </w:rPr>
         <w:t xml:space="preserve">Sign-Off</w:t>
       </w:r>
-      <w:bookmarkEnd w:id="33"/>
+      <w:bookmarkEnd w:id="34"/>
     </w:p>
     <w:tbl>
       <w:tblPr>
@@ -33836,8 +37306,8 @@
       </w:tblPr>
       <w:tblGrid>
         <w:gridCol w:w="972"/>
-        <w:gridCol w:w="4978"/>
-        <w:gridCol w:w="2105"/>
+        <w:gridCol w:w="5118"/>
+        <w:gridCol w:w="1965"/>
         <w:gridCol w:w="972"/>
       </w:tblGrid>
       <w:tr>
@@ -33881,7 +37351,7 @@
         </w:tc>
         <w:tc>
           <w:tcPr>
-            <w:tcW w:w="4978" w:type="dxa"/>
+            <w:tcW w:w="5118" w:type="dxa"/>
             <w:shd w:val="clear" w:color="auto" w:fill="0F4761"/>
             <w:vAlign w:val="center"/>
           </w:tcPr>
@@ -33913,7 +37383,7 @@
         </w:tc>
         <w:tc>
           <w:tcPr>
-            <w:tcW w:w="2105" w:type="dxa"/>
+            <w:tcW w:w="1965" w:type="dxa"/>
             <w:shd w:val="clear" w:color="auto" w:fill="0F4761"/>
             <w:vAlign w:val="center"/>
           </w:tcPr>
@@ -34010,7 +37480,7 @@
         </w:tc>
         <w:tc>
           <w:tcPr>
-            <w:tcW w:w="4978" w:type="dxa"/>
+            <w:tcW w:w="5118" w:type="dxa"/>
             <w:vAlign w:val="top"/>
           </w:tcPr>
           <w:p>
@@ -34031,13 +37501,127 @@
                 <w:sz w:val="16"/>
                 <w:szCs w:val="16"/>
               </w:rPr>
+              <w:t xml:space="preserve">Data request response time of 72 hours (TC-184, TC-193) to be confirmed by TASCO legal</w:t>
+            </w:r>
+          </w:p>
+        </w:tc>
+        <w:tc>
+          <w:tcPr>
+            <w:tcW w:w="1965" w:type="dxa"/>
+            <w:vAlign w:val="top"/>
+          </w:tcPr>
+          <w:p>
+            <w:pPr>
+              <w:spacing w:before="60"/>
+              <w:jc w:val="center"/>
+              <w:rPr>
+                <w:rFonts w:ascii="Segoe UI" w:eastAsia="Arial" w:hAnsi="Segoe UI" w:cs="Segoe UI"/>
+                <w:color w:val="101820"/>
+                <w:sz w:val="16"/>
+                <w:szCs w:val="16"/>
+              </w:rPr>
+            </w:pPr>
+            <w:r>
+              <w:rPr>
+                <w:rFonts w:ascii="Segoe UI" w:eastAsia="Arial" w:hAnsi="Segoe UI" w:cs="Segoe UI"/>
+                <w:color w:val="101820"/>
+                <w:sz w:val="16"/>
+                <w:szCs w:val="16"/>
+              </w:rPr>
+              <w:t xml:space="preserve">TASCO Legal</w:t>
+            </w:r>
+          </w:p>
+        </w:tc>
+        <w:tc>
+          <w:tcPr>
+            <w:tcW w:w="972" w:type="dxa"/>
+            <w:vAlign w:val="top"/>
+          </w:tcPr>
+          <w:p>
+            <w:pPr>
+              <w:spacing w:before="60"/>
+              <w:jc w:val="center"/>
+              <w:rPr>
+                <w:rFonts w:ascii="Segoe UI" w:eastAsia="Arial" w:hAnsi="Segoe UI" w:cs="Segoe UI"/>
+                <w:color w:val="101820"/>
+                <w:sz w:val="16"/>
+                <w:szCs w:val="16"/>
+              </w:rPr>
+            </w:pPr>
+            <w:r>
+              <w:rPr>
+                <w:rFonts w:ascii="Segoe UI" w:eastAsia="Arial" w:hAnsi="Segoe UI" w:cs="Segoe UI"/>
+                <w:color w:val="101820"/>
+                <w:sz w:val="16"/>
+                <w:szCs w:val="16"/>
+              </w:rPr>
+              <w:t xml:space="preserve">Open</w:t>
+            </w:r>
+          </w:p>
+        </w:tc>
+      </w:tr>
+      <w:tr>
+        <w:trPr>
+          <w:cantSplit/>
+          <w:trHeight w:val="449"/>
+        </w:trPr>
+        <w:tc>
+          <w:tcPr>
+            <w:tcW w:w="972" w:type="dxa"/>
+            <w:vAlign w:val="top"/>
+          </w:tcPr>
+          <w:p>
+            <w:pPr>
+              <w:spacing w:before="60"/>
+              <w:jc w:val="center"/>
+              <w:rPr>
+                <w:rFonts w:ascii="Segoe UI" w:eastAsia="Arial" w:hAnsi="Segoe UI" w:cs="Segoe UI"/>
+                <w:color w:val="101820"/>
+                <w:sz w:val="16"/>
+                <w:szCs w:val="16"/>
+              </w:rPr>
+            </w:pPr>
+            <w:r>
+              <w:rPr>
+                <w:rFonts w:ascii="Segoe UI" w:eastAsia="Arial" w:hAnsi="Segoe UI" w:cs="Segoe UI"/>
+                <w:color w:val="101820"/>
+                <w:sz w:val="16"/>
+                <w:szCs w:val="16"/>
+              </w:rPr>
+              <w:t xml:space="preserve">2</w:t>
+            </w:r>
+          </w:p>
+        </w:tc>
+        <w:tc>
+          <w:tcPr>
+            <w:tcW w:w="5118" w:type="dxa"/>
+            <w:vAlign w:val="top"/>
+          </w:tcPr>
+          <w:p>
+            <w:pPr>
+              <w:spacing w:before="60"/>
+              <w:jc w:val="left"/>
+              <w:rPr>
+                <w:rFonts w:ascii="Segoe UI" w:eastAsia="Arial" w:hAnsi="Segoe UI" w:cs="Segoe UI"/>
+                <w:color w:val="101820"/>
+                <w:sz w:val="16"/>
+                <w:szCs w:val="16"/>
+              </w:rPr>
+            </w:pPr>
+            <w:r>
+              <w:rPr>
+                <w:rFonts w:ascii="Segoe UI" w:eastAsia="Arial" w:hAnsi="Segoe UI" w:cs="Segoe UI"/>
+                <w:color w:val="101820"/>
+                <w:sz w:val="16"/>
+                <w:szCs w:val="16"/>
+              </w:rPr>
               <w:t xml:space="preserve">TC-180 contract tests re-based on the confirmed TASCO core interface specification</w:t>
             </w:r>
           </w:p>
         </w:tc>
         <w:tc>
           <w:tcPr>
-            <w:tcW w:w="2105" w:type="dxa"/>
+            <w:tcW w:w="1965" w:type="dxa"/>
             <w:vAlign w:val="top"/>
           </w:tcPr>
           <w:p>
